--- a/projects/tabular-llms-research/experiments/encoder_vs_decoder_baseline/insights/20260401-imputation-list-deep-dive/synthesis.docx
+++ b/projects/tabular-llms-research/experiments/encoder_vs_decoder_baseline/insights/20260401-imputation-list-deep-dive/synthesis.docx
@@ -176,7 +176,47 @@
           <w:color w:val="333333"/>
           <w:sz w:val="22"/>
         </w:rPr>
-        <w:t>The failure modes are task-specific and largely distinct between the two tasks.</w:t>
+        <w:t xml:space="preserve">The failure modes are task-specific: </w:t>
+      </w:r>
+      <w:r>
+        <w:rPr>
+          <w:rFonts w:ascii="Calibri" w:hAnsi="Calibri"/>
+          <w:b/>
+          <w:i w:val="0"/>
+          <w:color w:val="333333"/>
+          <w:sz w:val="22"/>
+        </w:rPr>
+        <w:t>hallucination</w:t>
+      </w:r>
+      <w:r>
+        <w:rPr>
+          <w:rFonts w:ascii="Calibri" w:hAnsi="Calibri"/>
+          <w:b w:val="0"/>
+          <w:i w:val="0"/>
+          <w:color w:val="333333"/>
+          <w:sz w:val="22"/>
+        </w:rPr>
+        <w:t xml:space="preserve"> dominates Data-Imputation, </w:t>
+      </w:r>
+      <w:r>
+        <w:rPr>
+          <w:rFonts w:ascii="Calibri" w:hAnsi="Calibri"/>
+          <w:b/>
+          <w:i w:val="0"/>
+          <w:color w:val="333333"/>
+          <w:sz w:val="22"/>
+        </w:rPr>
+        <w:t>column boundary errors</w:t>
+      </w:r>
+      <w:r>
+        <w:rPr>
+          <w:rFonts w:ascii="Calibri" w:hAnsi="Calibri"/>
+          <w:b w:val="0"/>
+          <w:i w:val="0"/>
+          <w:color w:val="333333"/>
+          <w:sz w:val="22"/>
+        </w:rPr>
+        <w:t xml:space="preserve"> dominate List-to-table.</w:t>
       </w:r>
     </w:p>
     <w:p>
@@ -589,7 +629,7 @@
           <w:rFonts w:ascii="Calibri" w:hAnsi="Calibri"/>
           <w:color w:val="2B2B2B"/>
         </w:rPr>
-        <w:t>Data-Imputation Findings</w:t>
+        <w:t>Data-Imputation</w:t>
       </w:r>
     </w:p>
     <w:p>
@@ -623,7 +663,812 @@
           <w:rFonts w:ascii="Calibri" w:hAnsi="Calibri"/>
           <w:color w:val="2B2B2B"/>
         </w:rPr>
-        <w:t>Why T5Gemma wins (+9 vs +1)</w:t>
+        <w:t>Failure Mode Counts</w:t>
+      </w:r>
+    </w:p>
+    <w:tbl>
+      <w:tblPr>
+        <w:tblStyle w:val="TableGrid"/>
+        <w:tblW w:type="auto" w:w="0"/>
+        <w:tblLayout w:type="autofit"/>
+        <w:tblLook w:firstColumn="1" w:firstRow="1" w:lastColumn="0" w:lastRow="0" w:noHBand="0" w:noVBand="1" w:val="04A0"/>
+      </w:tblPr>
+      <w:tblGrid>
+        <w:gridCol w:w="1440"/>
+        <w:gridCol w:w="1440"/>
+        <w:gridCol w:w="1440"/>
+        <w:gridCol w:w="1440"/>
+        <w:gridCol w:w="1440"/>
+        <w:gridCol w:w="1440"/>
+      </w:tblGrid>
+      <w:tr>
+        <w:tc>
+          <w:tcPr>
+            <w:tcW w:type="dxa" w:w="1440"/>
+            <w:shd w:fill="E8E8E8" w:val="clear"/>
+          </w:tcPr>
+          <w:p>
+            <w:r/>
+            <w:r>
+              <w:rPr>
+                <w:rFonts w:ascii="Calibri" w:hAnsi="Calibri"/>
+                <w:b/>
+                <w:i w:val="0"/>
+                <w:color w:val="2B2B2B"/>
+                <w:sz w:val="20"/>
+              </w:rPr>
+              <w:t>Failure Mode</w:t>
+            </w:r>
+          </w:p>
+        </w:tc>
+        <w:tc>
+          <w:tcPr>
+            <w:tcW w:type="dxa" w:w="1440"/>
+            <w:shd w:fill="E8E8E8" w:val="clear"/>
+          </w:tcPr>
+          <w:p>
+            <w:r/>
+            <w:r>
+              <w:rPr>
+                <w:rFonts w:ascii="Calibri" w:hAnsi="Calibri"/>
+                <w:b/>
+                <w:i w:val="0"/>
+                <w:color w:val="2B2B2B"/>
+                <w:sz w:val="20"/>
+              </w:rPr>
+              <w:t>Both Wrong</w:t>
+            </w:r>
+          </w:p>
+        </w:tc>
+        <w:tc>
+          <w:tcPr>
+            <w:tcW w:type="dxa" w:w="1440"/>
+            <w:shd w:fill="E8E8E8" w:val="clear"/>
+          </w:tcPr>
+          <w:p>
+            <w:r/>
+            <w:r>
+              <w:rPr>
+                <w:rFonts w:ascii="Calibri" w:hAnsi="Calibri"/>
+                <w:b/>
+                <w:i w:val="0"/>
+                <w:color w:val="2B2B2B"/>
+                <w:sz w:val="20"/>
+              </w:rPr>
+              <w:t>T5Gemma Only</w:t>
+            </w:r>
+          </w:p>
+        </w:tc>
+        <w:tc>
+          <w:tcPr>
+            <w:tcW w:type="dxa" w:w="1440"/>
+            <w:shd w:fill="E8E8E8" w:val="clear"/>
+          </w:tcPr>
+          <w:p>
+            <w:r/>
+            <w:r>
+              <w:rPr>
+                <w:rFonts w:ascii="Calibri" w:hAnsi="Calibri"/>
+                <w:b/>
+                <w:i w:val="0"/>
+                <w:color w:val="2B2B2B"/>
+                <w:sz w:val="20"/>
+              </w:rPr>
+              <w:t>Qwen Only</w:t>
+            </w:r>
+          </w:p>
+        </w:tc>
+        <w:tc>
+          <w:tcPr>
+            <w:tcW w:type="dxa" w:w="1440"/>
+            <w:shd w:fill="E8E8E8" w:val="clear"/>
+          </w:tcPr>
+          <w:p>
+            <w:r/>
+            <w:r>
+              <w:rPr>
+                <w:rFonts w:ascii="Calibri" w:hAnsi="Calibri"/>
+                <w:b/>
+                <w:i w:val="0"/>
+                <w:color w:val="2B2B2B"/>
+                <w:sz w:val="20"/>
+              </w:rPr>
+              <w:t>Both Correct</w:t>
+            </w:r>
+          </w:p>
+        </w:tc>
+        <w:tc>
+          <w:tcPr>
+            <w:tcW w:type="dxa" w:w="1440"/>
+            <w:shd w:fill="E8E8E8" w:val="clear"/>
+          </w:tcPr>
+          <w:p>
+            <w:r/>
+            <w:r>
+              <w:rPr>
+                <w:rFonts w:ascii="Calibri" w:hAnsi="Calibri"/>
+                <w:b/>
+                <w:i w:val="0"/>
+                <w:color w:val="2B2B2B"/>
+                <w:sz w:val="20"/>
+              </w:rPr>
+              <w:t>Total</w:t>
+            </w:r>
+          </w:p>
+        </w:tc>
+      </w:tr>
+      <w:tr>
+        <w:tc>
+          <w:tcPr>
+            <w:tcW w:type="dxa" w:w="1440"/>
+          </w:tcPr>
+          <w:p>
+            <w:r/>
+            <w:r>
+              <w:rPr>
+                <w:rFonts w:ascii="Calibri" w:hAnsi="Calibri"/>
+                <w:b w:val="0"/>
+                <w:i w:val="0"/>
+                <w:color w:val="333333"/>
+                <w:sz w:val="20"/>
+              </w:rPr>
+              <w:t>hallucination</w:t>
+            </w:r>
+          </w:p>
+        </w:tc>
+        <w:tc>
+          <w:tcPr>
+            <w:tcW w:type="dxa" w:w="1440"/>
+          </w:tcPr>
+          <w:p>
+            <w:r/>
+            <w:r>
+              <w:rPr>
+                <w:rFonts w:ascii="Calibri" w:hAnsi="Calibri"/>
+                <w:b w:val="0"/>
+                <w:i w:val="0"/>
+                <w:color w:val="333333"/>
+                <w:sz w:val="20"/>
+              </w:rPr>
+              <w:t>30</w:t>
+            </w:r>
+          </w:p>
+        </w:tc>
+        <w:tc>
+          <w:tcPr>
+            <w:tcW w:type="dxa" w:w="1440"/>
+          </w:tcPr>
+          <w:p>
+            <w:r/>
+            <w:r>
+              <w:rPr>
+                <w:rFonts w:ascii="Calibri" w:hAnsi="Calibri"/>
+                <w:b w:val="0"/>
+                <w:i w:val="0"/>
+                <w:color w:val="333333"/>
+                <w:sz w:val="20"/>
+              </w:rPr>
+              <w:t>2</w:t>
+            </w:r>
+          </w:p>
+        </w:tc>
+        <w:tc>
+          <w:tcPr>
+            <w:tcW w:type="dxa" w:w="1440"/>
+          </w:tcPr>
+          <w:p>
+            <w:r/>
+            <w:r>
+              <w:rPr>
+                <w:rFonts w:ascii="Calibri" w:hAnsi="Calibri"/>
+                <w:b w:val="0"/>
+                <w:i w:val="0"/>
+                <w:color w:val="333333"/>
+                <w:sz w:val="20"/>
+              </w:rPr>
+              <w:t>1</w:t>
+            </w:r>
+          </w:p>
+        </w:tc>
+        <w:tc>
+          <w:tcPr>
+            <w:tcW w:type="dxa" w:w="1440"/>
+          </w:tcPr>
+          <w:p>
+            <w:r/>
+            <w:r>
+              <w:rPr>
+                <w:rFonts w:ascii="Calibri" w:hAnsi="Calibri"/>
+                <w:b w:val="0"/>
+                <w:i w:val="0"/>
+                <w:color w:val="333333"/>
+                <w:sz w:val="20"/>
+              </w:rPr>
+              <w:t>0</w:t>
+            </w:r>
+          </w:p>
+        </w:tc>
+        <w:tc>
+          <w:tcPr>
+            <w:tcW w:type="dxa" w:w="1440"/>
+          </w:tcPr>
+          <w:p>
+            <w:r/>
+            <w:r>
+              <w:rPr>
+                <w:rFonts w:ascii="Calibri" w:hAnsi="Calibri"/>
+                <w:b w:val="0"/>
+                <w:i w:val="0"/>
+                <w:color w:val="333333"/>
+                <w:sz w:val="20"/>
+              </w:rPr>
+              <w:t>33</w:t>
+            </w:r>
+          </w:p>
+        </w:tc>
+      </w:tr>
+      <w:tr>
+        <w:tc>
+          <w:tcPr>
+            <w:tcW w:type="dxa" w:w="1440"/>
+          </w:tcPr>
+          <w:p>
+            <w:r/>
+            <w:r>
+              <w:rPr>
+                <w:rFonts w:ascii="Calibri" w:hAnsi="Calibri"/>
+                <w:b w:val="0"/>
+                <w:i w:val="0"/>
+                <w:color w:val="333333"/>
+                <w:sz w:val="20"/>
+              </w:rPr>
+              <w:t>reasoning_error</w:t>
+            </w:r>
+          </w:p>
+        </w:tc>
+        <w:tc>
+          <w:tcPr>
+            <w:tcW w:type="dxa" w:w="1440"/>
+          </w:tcPr>
+          <w:p>
+            <w:r/>
+            <w:r>
+              <w:rPr>
+                <w:rFonts w:ascii="Calibri" w:hAnsi="Calibri"/>
+                <w:b w:val="0"/>
+                <w:i w:val="0"/>
+                <w:color w:val="333333"/>
+                <w:sz w:val="20"/>
+              </w:rPr>
+              <w:t>24</w:t>
+            </w:r>
+          </w:p>
+        </w:tc>
+        <w:tc>
+          <w:tcPr>
+            <w:tcW w:type="dxa" w:w="1440"/>
+          </w:tcPr>
+          <w:p>
+            <w:r/>
+            <w:r>
+              <w:rPr>
+                <w:rFonts w:ascii="Calibri" w:hAnsi="Calibri"/>
+                <w:b w:val="0"/>
+                <w:i w:val="0"/>
+                <w:color w:val="333333"/>
+                <w:sz w:val="20"/>
+              </w:rPr>
+              <w:t>1</w:t>
+            </w:r>
+          </w:p>
+        </w:tc>
+        <w:tc>
+          <w:tcPr>
+            <w:tcW w:type="dxa" w:w="1440"/>
+          </w:tcPr>
+          <w:p>
+            <w:r/>
+            <w:r>
+              <w:rPr>
+                <w:rFonts w:ascii="Calibri" w:hAnsi="Calibri"/>
+                <w:b w:val="0"/>
+                <w:i w:val="0"/>
+                <w:color w:val="333333"/>
+                <w:sz w:val="20"/>
+              </w:rPr>
+              <w:t>0</w:t>
+            </w:r>
+          </w:p>
+        </w:tc>
+        <w:tc>
+          <w:tcPr>
+            <w:tcW w:type="dxa" w:w="1440"/>
+          </w:tcPr>
+          <w:p>
+            <w:r/>
+            <w:r>
+              <w:rPr>
+                <w:rFonts w:ascii="Calibri" w:hAnsi="Calibri"/>
+                <w:b w:val="0"/>
+                <w:i w:val="0"/>
+                <w:color w:val="333333"/>
+                <w:sz w:val="20"/>
+              </w:rPr>
+              <w:t>0</w:t>
+            </w:r>
+          </w:p>
+        </w:tc>
+        <w:tc>
+          <w:tcPr>
+            <w:tcW w:type="dxa" w:w="1440"/>
+          </w:tcPr>
+          <w:p>
+            <w:r/>
+            <w:r>
+              <w:rPr>
+                <w:rFonts w:ascii="Calibri" w:hAnsi="Calibri"/>
+                <w:b w:val="0"/>
+                <w:i w:val="0"/>
+                <w:color w:val="333333"/>
+                <w:sz w:val="20"/>
+              </w:rPr>
+              <w:t>25</w:t>
+            </w:r>
+          </w:p>
+        </w:tc>
+      </w:tr>
+      <w:tr>
+        <w:tc>
+          <w:tcPr>
+            <w:tcW w:type="dxa" w:w="1440"/>
+          </w:tcPr>
+          <w:p>
+            <w:r/>
+            <w:r>
+              <w:rPr>
+                <w:rFonts w:ascii="Calibri" w:hAnsi="Calibri"/>
+                <w:b w:val="0"/>
+                <w:i w:val="0"/>
+                <w:color w:val="333333"/>
+                <w:sz w:val="20"/>
+              </w:rPr>
+              <w:t>wrong_row</w:t>
+            </w:r>
+          </w:p>
+        </w:tc>
+        <w:tc>
+          <w:tcPr>
+            <w:tcW w:type="dxa" w:w="1440"/>
+          </w:tcPr>
+          <w:p>
+            <w:r/>
+            <w:r>
+              <w:rPr>
+                <w:rFonts w:ascii="Calibri" w:hAnsi="Calibri"/>
+                <w:b w:val="0"/>
+                <w:i w:val="0"/>
+                <w:color w:val="333333"/>
+                <w:sz w:val="20"/>
+              </w:rPr>
+              <w:t>18</w:t>
+            </w:r>
+          </w:p>
+        </w:tc>
+        <w:tc>
+          <w:tcPr>
+            <w:tcW w:type="dxa" w:w="1440"/>
+          </w:tcPr>
+          <w:p>
+            <w:r/>
+            <w:r>
+              <w:rPr>
+                <w:rFonts w:ascii="Calibri" w:hAnsi="Calibri"/>
+                <w:b w:val="0"/>
+                <w:i w:val="0"/>
+                <w:color w:val="333333"/>
+                <w:sz w:val="20"/>
+              </w:rPr>
+              <w:t>5</w:t>
+            </w:r>
+          </w:p>
+        </w:tc>
+        <w:tc>
+          <w:tcPr>
+            <w:tcW w:type="dxa" w:w="1440"/>
+          </w:tcPr>
+          <w:p>
+            <w:r/>
+            <w:r>
+              <w:rPr>
+                <w:rFonts w:ascii="Calibri" w:hAnsi="Calibri"/>
+                <w:b w:val="0"/>
+                <w:i w:val="0"/>
+                <w:color w:val="333333"/>
+                <w:sz w:val="20"/>
+              </w:rPr>
+              <w:t>0</w:t>
+            </w:r>
+          </w:p>
+        </w:tc>
+        <w:tc>
+          <w:tcPr>
+            <w:tcW w:type="dxa" w:w="1440"/>
+          </w:tcPr>
+          <w:p>
+            <w:r/>
+            <w:r>
+              <w:rPr>
+                <w:rFonts w:ascii="Calibri" w:hAnsi="Calibri"/>
+                <w:b w:val="0"/>
+                <w:i w:val="0"/>
+                <w:color w:val="333333"/>
+                <w:sz w:val="20"/>
+              </w:rPr>
+              <w:t>0</w:t>
+            </w:r>
+          </w:p>
+        </w:tc>
+        <w:tc>
+          <w:tcPr>
+            <w:tcW w:type="dxa" w:w="1440"/>
+          </w:tcPr>
+          <w:p>
+            <w:r/>
+            <w:r>
+              <w:rPr>
+                <w:rFonts w:ascii="Calibri" w:hAnsi="Calibri"/>
+                <w:b w:val="0"/>
+                <w:i w:val="0"/>
+                <w:color w:val="333333"/>
+                <w:sz w:val="20"/>
+              </w:rPr>
+              <w:t>23</w:t>
+            </w:r>
+          </w:p>
+        </w:tc>
+      </w:tr>
+      <w:tr>
+        <w:tc>
+          <w:tcPr>
+            <w:tcW w:type="dxa" w:w="1440"/>
+          </w:tcPr>
+          <w:p>
+            <w:r/>
+            <w:r>
+              <w:rPr>
+                <w:rFonts w:ascii="Calibri" w:hAnsi="Calibri"/>
+                <w:b w:val="0"/>
+                <w:i w:val="0"/>
+                <w:color w:val="333333"/>
+                <w:sz w:val="20"/>
+              </w:rPr>
+              <w:t>completely_off</w:t>
+            </w:r>
+          </w:p>
+        </w:tc>
+        <w:tc>
+          <w:tcPr>
+            <w:tcW w:type="dxa" w:w="1440"/>
+          </w:tcPr>
+          <w:p>
+            <w:r/>
+            <w:r>
+              <w:rPr>
+                <w:rFonts w:ascii="Calibri" w:hAnsi="Calibri"/>
+                <w:b w:val="0"/>
+                <w:i w:val="0"/>
+                <w:color w:val="333333"/>
+                <w:sz w:val="20"/>
+              </w:rPr>
+              <w:t>20</w:t>
+            </w:r>
+          </w:p>
+        </w:tc>
+        <w:tc>
+          <w:tcPr>
+            <w:tcW w:type="dxa" w:w="1440"/>
+          </w:tcPr>
+          <w:p>
+            <w:r/>
+            <w:r>
+              <w:rPr>
+                <w:rFonts w:ascii="Calibri" w:hAnsi="Calibri"/>
+                <w:b w:val="0"/>
+                <w:i w:val="0"/>
+                <w:color w:val="333333"/>
+                <w:sz w:val="20"/>
+              </w:rPr>
+              <w:t>0</w:t>
+            </w:r>
+          </w:p>
+        </w:tc>
+        <w:tc>
+          <w:tcPr>
+            <w:tcW w:type="dxa" w:w="1440"/>
+          </w:tcPr>
+          <w:p>
+            <w:r/>
+            <w:r>
+              <w:rPr>
+                <w:rFonts w:ascii="Calibri" w:hAnsi="Calibri"/>
+                <w:b w:val="0"/>
+                <w:i w:val="0"/>
+                <w:color w:val="333333"/>
+                <w:sz w:val="20"/>
+              </w:rPr>
+              <w:t>0</w:t>
+            </w:r>
+          </w:p>
+        </w:tc>
+        <w:tc>
+          <w:tcPr>
+            <w:tcW w:type="dxa" w:w="1440"/>
+          </w:tcPr>
+          <w:p>
+            <w:r/>
+            <w:r>
+              <w:rPr>
+                <w:rFonts w:ascii="Calibri" w:hAnsi="Calibri"/>
+                <w:b w:val="0"/>
+                <w:i w:val="0"/>
+                <w:color w:val="333333"/>
+                <w:sz w:val="20"/>
+              </w:rPr>
+              <w:t>0</w:t>
+            </w:r>
+          </w:p>
+        </w:tc>
+        <w:tc>
+          <w:tcPr>
+            <w:tcW w:type="dxa" w:w="1440"/>
+          </w:tcPr>
+          <w:p>
+            <w:r/>
+            <w:r>
+              <w:rPr>
+                <w:rFonts w:ascii="Calibri" w:hAnsi="Calibri"/>
+                <w:b w:val="0"/>
+                <w:i w:val="0"/>
+                <w:color w:val="333333"/>
+                <w:sz w:val="20"/>
+              </w:rPr>
+              <w:t>20</w:t>
+            </w:r>
+          </w:p>
+        </w:tc>
+      </w:tr>
+      <w:tr>
+        <w:tc>
+          <w:tcPr>
+            <w:tcW w:type="dxa" w:w="1440"/>
+          </w:tcPr>
+          <w:p>
+            <w:r/>
+            <w:r>
+              <w:rPr>
+                <w:rFonts w:ascii="Calibri" w:hAnsi="Calibri"/>
+                <w:b w:val="0"/>
+                <w:i w:val="0"/>
+                <w:color w:val="333333"/>
+                <w:sz w:val="20"/>
+              </w:rPr>
+              <w:t>close_but_wrong</w:t>
+            </w:r>
+          </w:p>
+        </w:tc>
+        <w:tc>
+          <w:tcPr>
+            <w:tcW w:type="dxa" w:w="1440"/>
+          </w:tcPr>
+          <w:p>
+            <w:r/>
+            <w:r>
+              <w:rPr>
+                <w:rFonts w:ascii="Calibri" w:hAnsi="Calibri"/>
+                <w:b w:val="0"/>
+                <w:i w:val="0"/>
+                <w:color w:val="333333"/>
+                <w:sz w:val="20"/>
+              </w:rPr>
+              <w:t>11</w:t>
+            </w:r>
+          </w:p>
+        </w:tc>
+        <w:tc>
+          <w:tcPr>
+            <w:tcW w:type="dxa" w:w="1440"/>
+          </w:tcPr>
+          <w:p>
+            <w:r/>
+            <w:r>
+              <w:rPr>
+                <w:rFonts w:ascii="Calibri" w:hAnsi="Calibri"/>
+                <w:b w:val="0"/>
+                <w:i w:val="0"/>
+                <w:color w:val="333333"/>
+                <w:sz w:val="20"/>
+              </w:rPr>
+              <w:t>1</w:t>
+            </w:r>
+          </w:p>
+        </w:tc>
+        <w:tc>
+          <w:tcPr>
+            <w:tcW w:type="dxa" w:w="1440"/>
+          </w:tcPr>
+          <w:p>
+            <w:r/>
+            <w:r>
+              <w:rPr>
+                <w:rFonts w:ascii="Calibri" w:hAnsi="Calibri"/>
+                <w:b w:val="0"/>
+                <w:i w:val="0"/>
+                <w:color w:val="333333"/>
+                <w:sz w:val="20"/>
+              </w:rPr>
+              <w:t>0</w:t>
+            </w:r>
+          </w:p>
+        </w:tc>
+        <w:tc>
+          <w:tcPr>
+            <w:tcW w:type="dxa" w:w="1440"/>
+          </w:tcPr>
+          <w:p>
+            <w:r/>
+            <w:r>
+              <w:rPr>
+                <w:rFonts w:ascii="Calibri" w:hAnsi="Calibri"/>
+                <w:b w:val="0"/>
+                <w:i w:val="0"/>
+                <w:color w:val="333333"/>
+                <w:sz w:val="20"/>
+              </w:rPr>
+              <w:t>0</w:t>
+            </w:r>
+          </w:p>
+        </w:tc>
+        <w:tc>
+          <w:tcPr>
+            <w:tcW w:type="dxa" w:w="1440"/>
+          </w:tcPr>
+          <w:p>
+            <w:r/>
+            <w:r>
+              <w:rPr>
+                <w:rFonts w:ascii="Calibri" w:hAnsi="Calibri"/>
+                <w:b w:val="0"/>
+                <w:i w:val="0"/>
+                <w:color w:val="333333"/>
+                <w:sz w:val="20"/>
+              </w:rPr>
+              <w:t>12</w:t>
+            </w:r>
+          </w:p>
+        </w:tc>
+      </w:tr>
+      <w:tr>
+        <w:tc>
+          <w:tcPr>
+            <w:tcW w:type="dxa" w:w="1440"/>
+          </w:tcPr>
+          <w:p>
+            <w:r/>
+            <w:r>
+              <w:rPr>
+                <w:rFonts w:ascii="Calibri" w:hAnsi="Calibri"/>
+                <w:b w:val="0"/>
+                <w:i w:val="0"/>
+                <w:color w:val="333333"/>
+                <w:sz w:val="20"/>
+              </w:rPr>
+              <w:t>both_trivial</w:t>
+            </w:r>
+          </w:p>
+        </w:tc>
+        <w:tc>
+          <w:tcPr>
+            <w:tcW w:type="dxa" w:w="1440"/>
+          </w:tcPr>
+          <w:p>
+            <w:r/>
+            <w:r>
+              <w:rPr>
+                <w:rFonts w:ascii="Calibri" w:hAnsi="Calibri"/>
+                <w:b w:val="0"/>
+                <w:i w:val="0"/>
+                <w:color w:val="333333"/>
+                <w:sz w:val="20"/>
+              </w:rPr>
+              <w:t>0</w:t>
+            </w:r>
+          </w:p>
+        </w:tc>
+        <w:tc>
+          <w:tcPr>
+            <w:tcW w:type="dxa" w:w="1440"/>
+          </w:tcPr>
+          <w:p>
+            <w:r/>
+            <w:r>
+              <w:rPr>
+                <w:rFonts w:ascii="Calibri" w:hAnsi="Calibri"/>
+                <w:b w:val="0"/>
+                <w:i w:val="0"/>
+                <w:color w:val="333333"/>
+                <w:sz w:val="20"/>
+              </w:rPr>
+              <w:t>0</w:t>
+            </w:r>
+          </w:p>
+        </w:tc>
+        <w:tc>
+          <w:tcPr>
+            <w:tcW w:type="dxa" w:w="1440"/>
+          </w:tcPr>
+          <w:p>
+            <w:r/>
+            <w:r>
+              <w:rPr>
+                <w:rFonts w:ascii="Calibri" w:hAnsi="Calibri"/>
+                <w:b w:val="0"/>
+                <w:i w:val="0"/>
+                <w:color w:val="333333"/>
+                <w:sz w:val="20"/>
+              </w:rPr>
+              <w:t>0</w:t>
+            </w:r>
+          </w:p>
+        </w:tc>
+        <w:tc>
+          <w:tcPr>
+            <w:tcW w:type="dxa" w:w="1440"/>
+          </w:tcPr>
+          <w:p>
+            <w:r/>
+            <w:r>
+              <w:rPr>
+                <w:rFonts w:ascii="Calibri" w:hAnsi="Calibri"/>
+                <w:b w:val="0"/>
+                <w:i w:val="0"/>
+                <w:color w:val="333333"/>
+                <w:sz w:val="20"/>
+              </w:rPr>
+              <w:t>18</w:t>
+            </w:r>
+          </w:p>
+        </w:tc>
+        <w:tc>
+          <w:tcPr>
+            <w:tcW w:type="dxa" w:w="1440"/>
+          </w:tcPr>
+          <w:p>
+            <w:r/>
+            <w:r>
+              <w:rPr>
+                <w:rFonts w:ascii="Calibri" w:hAnsi="Calibri"/>
+                <w:b w:val="0"/>
+                <w:i w:val="0"/>
+                <w:color w:val="333333"/>
+                <w:sz w:val="20"/>
+              </w:rPr>
+              <w:t>18</w:t>
+            </w:r>
+          </w:p>
+        </w:tc>
+      </w:tr>
+    </w:tbl>
+    <w:p/>
+    <w:p>
+      <w:pPr>
+        <w:pStyle w:val="Heading3"/>
+      </w:pPr>
+      <w:r>
+        <w:rPr>
+          <w:rFonts w:ascii="Calibri" w:hAnsi="Calibri"/>
+          <w:color w:val="2B2B2B"/>
+        </w:rPr>
+        <w:t>Failure Mode 1: Hallucination (33/66 cases)</w:t>
       </w:r>
     </w:p>
     <w:p>
@@ -635,7 +1480,7 @@
           <w:color w:val="333333"/>
           <w:sz w:val="22"/>
         </w:rPr>
-        <w:t xml:space="preserve">T5Gemma is more reliable at </w:t>
+        <w:t xml:space="preserve">Both models produce plausible but fabricated values when the answer requires </w:t>
       </w:r>
       <w:r>
         <w:rPr>
@@ -645,7 +1490,7 @@
           <w:color w:val="333333"/>
           <w:sz w:val="22"/>
         </w:rPr>
-        <w:t>row-lookup in large tables</w:t>
+        <w:t>world knowledge not present in the table</w:t>
       </w:r>
       <w:r>
         <w:rPr>
@@ -655,80 +1500,10 @@
           <w:color w:val="333333"/>
           <w:sz w:val="22"/>
         </w:rPr>
-        <w:t>. The recurring "datatables.net"</w:t>
+        <w:t>. This is the single largest failure mode.</w:t>
       </w:r>
     </w:p>
     <w:p>
-      <w:r>
-        <w:rPr>
-          <w:rFonts w:ascii="Calibri" w:hAnsi="Calibri"/>
-          <w:b w:val="0"/>
-          <w:i w:val="0"/>
-          <w:color w:val="333333"/>
-          <w:sz w:val="22"/>
-        </w:rPr>
-        <w:t>employee table (cases 30, 41, 43, 44, 46-48, 51) requires finding the right row by name</w:t>
-      </w:r>
-    </w:p>
-    <w:p>
-      <w:r>
-        <w:rPr>
-          <w:rFonts w:ascii="Calibri" w:hAnsi="Calibri"/>
-          <w:b w:val="0"/>
-          <w:i w:val="0"/>
-          <w:color w:val="333333"/>
-          <w:sz w:val="22"/>
-        </w:rPr>
-        <w:t>and extracting a specific column value. Qwen frequently retrieves values from the wrong</w:t>
-      </w:r>
-    </w:p>
-    <w:p>
-      <w:r>
-        <w:rPr>
-          <w:rFonts w:ascii="Calibri" w:hAnsi="Calibri"/>
-          <w:b w:val="0"/>
-          <w:i w:val="0"/>
-          <w:color w:val="333333"/>
-          <w:sz w:val="22"/>
-        </w:rPr>
-        <w:t>row. T5Gemma's bidirectional attention may help it maintain row-column alignment in wide</w:t>
-      </w:r>
-    </w:p>
-    <w:p>
-      <w:r>
-        <w:rPr>
-          <w:rFonts w:ascii="Calibri" w:hAnsi="Calibri"/>
-          <w:b w:val="0"/>
-          <w:i w:val="0"/>
-          <w:color w:val="333333"/>
-          <w:sz w:val="22"/>
-        </w:rPr>
-        <w:t>tables.</w:t>
-      </w:r>
-    </w:p>
-    <w:p>
-      <w:pPr>
-        <w:pStyle w:val="Heading3"/>
-      </w:pPr>
-      <w:r>
-        <w:rPr>
-          <w:rFonts w:ascii="Calibri" w:hAnsi="Calibri"/>
-          <w:color w:val="2B2B2B"/>
-        </w:rPr>
-        <w:t>Dominant failure mode: hallucination (33/66 tagged)</w:t>
-      </w:r>
-    </w:p>
-    <w:p>
-      <w:r>
-        <w:rPr>
-          <w:rFonts w:ascii="Calibri" w:hAnsi="Calibri"/>
-          <w:b w:val="0"/>
-          <w:i w:val="0"/>
-          <w:color w:val="333333"/>
-          <w:sz w:val="22"/>
-        </w:rPr>
-        <w:t xml:space="preserve">Both models fail identically on questions requiring </w:t>
-      </w:r>
       <w:r>
         <w:rPr>
           <w:rFonts w:ascii="Calibri" w:hAnsi="Calibri"/>
@@ -737,53 +1512,7 @@
           <w:color w:val="333333"/>
           <w:sz w:val="22"/>
         </w:rPr>
-        <w:t>world knowledge not in the table</w:t>
-      </w:r>
-      <w:r>
-        <w:rPr>
-          <w:rFonts w:ascii="Calibri" w:hAnsi="Calibri"/>
-          <w:b w:val="0"/>
-          <w:i w:val="0"/>
-          <w:color w:val="333333"/>
-          <w:sz w:val="22"/>
-        </w:rPr>
-        <w:t xml:space="preserve"> —</w:t>
-      </w:r>
-    </w:p>
-    <w:p>
-      <w:r>
-        <w:rPr>
-          <w:rFonts w:ascii="Calibri" w:hAnsi="Calibri"/>
-          <w:b w:val="0"/>
-          <w:i w:val="0"/>
-          <w:color w:val="333333"/>
-          <w:sz w:val="22"/>
-        </w:rPr>
-        <w:t>stadium capacities, sports records, geologic stage names, historical dates. They produce</w:t>
-      </w:r>
-    </w:p>
-    <w:p>
-      <w:r>
-        <w:rPr>
-          <w:rFonts w:ascii="Calibri" w:hAnsi="Calibri"/>
-          <w:b w:val="0"/>
-          <w:i w:val="0"/>
-          <w:color w:val="333333"/>
-          <w:sz w:val="22"/>
-        </w:rPr>
-        <w:t>plausible but incorrect values. This accounts for the bulk of the 38 both_wrong cases.</w:t>
-      </w:r>
-    </w:p>
-    <w:p>
-      <w:pPr>
-        <w:pStyle w:val="Heading3"/>
-      </w:pPr>
-      <w:r>
-        <w:rPr>
-          <w:rFonts w:ascii="Calibri" w:hAnsi="Calibri"/>
-          <w:color w:val="2B2B2B"/>
-        </w:rPr>
-        <w:t>Other patterns</w:t>
+        <w:t>Example — Tamil film title (idx 1, both_wrong):</w:t>
       </w:r>
     </w:p>
     <w:p>
@@ -798,7 +1527,7 @@
           <w:color w:val="333333"/>
           <w:sz w:val="22"/>
         </w:rPr>
-        <w:t>Null/sentinel labels</w:t>
+        <w:t>Question:</w:t>
       </w:r>
       <w:r>
         <w:rPr>
@@ -808,7 +1537,773 @@
           <w:color w:val="333333"/>
           <w:sz w:val="22"/>
         </w:rPr>
-        <w:t xml:space="preserve"> (</w:t>
+        <w:t xml:space="preserve"> What film does the song "Eecham pazham" (2015) belong to?</w:t>
+      </w:r>
+    </w:p>
+    <w:p>
+      <w:pPr>
+        <w:pStyle w:val="ListBullet"/>
+      </w:pPr>
+      <w:r>
+        <w:rPr>
+          <w:rFonts w:ascii="Calibri" w:hAnsi="Calibri"/>
+          <w:b/>
+          <w:i w:val="0"/>
+          <w:color w:val="333333"/>
+          <w:sz w:val="22"/>
+        </w:rPr>
+        <w:t>Label:</w:t>
+      </w:r>
+      <w:r>
+        <w:rPr>
+          <w:rFonts w:ascii="Calibri" w:hAnsi="Calibri"/>
+          <w:b w:val="0"/>
+          <w:i w:val="0"/>
+          <w:color w:val="333333"/>
+          <w:sz w:val="22"/>
+        </w:rPr>
+        <w:t xml:space="preserve"> </w:t>
+      </w:r>
+      <w:r>
+        <w:rPr>
+          <w:rFonts w:ascii="Consolas" w:hAnsi="Consolas"/>
+          <w:b w:val="0"/>
+          <w:i w:val="0"/>
+          <w:color w:val="444444"/>
+          <w:sz w:val="20"/>
+        </w:rPr>
+        <w:t>Puriyadha Anandham Pudhidhaga Arambam</w:t>
+      </w:r>
+    </w:p>
+    <w:p>
+      <w:pPr>
+        <w:pStyle w:val="ListBullet"/>
+      </w:pPr>
+      <w:r>
+        <w:rPr>
+          <w:rFonts w:ascii="Calibri" w:hAnsi="Calibri"/>
+          <w:b/>
+          <w:i w:val="0"/>
+          <w:color w:val="333333"/>
+          <w:sz w:val="22"/>
+        </w:rPr>
+        <w:t>Qwen:</w:t>
+      </w:r>
+      <w:r>
+        <w:rPr>
+          <w:rFonts w:ascii="Calibri" w:hAnsi="Calibri"/>
+          <w:b w:val="0"/>
+          <w:i w:val="0"/>
+          <w:color w:val="333333"/>
+          <w:sz w:val="22"/>
+        </w:rPr>
+        <w:t xml:space="preserve"> </w:t>
+      </w:r>
+      <w:r>
+        <w:rPr>
+          <w:rFonts w:ascii="Consolas" w:hAnsi="Consolas"/>
+          <w:b w:val="0"/>
+          <w:i w:val="0"/>
+          <w:color w:val="444444"/>
+          <w:sz w:val="20"/>
+        </w:rPr>
+        <w:t>Irandam Kathirvelan Kadhal</w:t>
+      </w:r>
+      <w:r>
+        <w:rPr>
+          <w:rFonts w:ascii="Calibri" w:hAnsi="Calibri"/>
+          <w:b w:val="0"/>
+          <w:i w:val="0"/>
+          <w:color w:val="333333"/>
+          <w:sz w:val="22"/>
+        </w:rPr>
+        <w:t xml:space="preserve"> — hallucinated a real Tamil film name, wrong one</w:t>
+      </w:r>
+    </w:p>
+    <w:p>
+      <w:pPr>
+        <w:pStyle w:val="ListBullet"/>
+      </w:pPr>
+      <w:r>
+        <w:rPr>
+          <w:rFonts w:ascii="Calibri" w:hAnsi="Calibri"/>
+          <w:b/>
+          <w:i w:val="0"/>
+          <w:color w:val="333333"/>
+          <w:sz w:val="22"/>
+        </w:rPr>
+        <w:t>T5Gemma:</w:t>
+      </w:r>
+      <w:r>
+        <w:rPr>
+          <w:rFonts w:ascii="Calibri" w:hAnsi="Calibri"/>
+          <w:b w:val="0"/>
+          <w:i w:val="0"/>
+          <w:color w:val="333333"/>
+          <w:sz w:val="22"/>
+        </w:rPr>
+        <w:t xml:space="preserve"> </w:t>
+      </w:r>
+      <w:r>
+        <w:rPr>
+          <w:rFonts w:ascii="Consolas" w:hAnsi="Consolas"/>
+          <w:b w:val="0"/>
+          <w:i w:val="0"/>
+          <w:color w:val="444444"/>
+          <w:sz w:val="20"/>
+        </w:rPr>
+        <w:t>Eecham Pazham</w:t>
+      </w:r>
+      <w:r>
+        <w:rPr>
+          <w:rFonts w:ascii="Calibri" w:hAnsi="Calibri"/>
+          <w:b w:val="0"/>
+          <w:i w:val="0"/>
+          <w:color w:val="333333"/>
+          <w:sz w:val="22"/>
+        </w:rPr>
+        <w:t xml:space="preserve"> — returned the song name itself, confusing column identities</w:t>
+      </w:r>
+    </w:p>
+    <w:p>
+      <w:pPr>
+        <w:pStyle w:val="ListBullet"/>
+      </w:pPr>
+      <w:r>
+        <w:rPr>
+          <w:rFonts w:ascii="Calibri" w:hAnsi="Calibri"/>
+          <w:b/>
+          <w:i w:val="0"/>
+          <w:color w:val="333333"/>
+          <w:sz w:val="22"/>
+        </w:rPr>
+        <w:t>Why:</w:t>
+      </w:r>
+      <w:r>
+        <w:rPr>
+          <w:rFonts w:ascii="Calibri" w:hAnsi="Calibri"/>
+          <w:b w:val="0"/>
+          <w:i w:val="0"/>
+          <w:color w:val="333333"/>
+          <w:sz w:val="22"/>
+        </w:rPr>
+        <w:t xml:space="preserve"> Niche cultural knowledge (Tamil film-song associations) not memorized by either model</w:t>
+      </w:r>
+    </w:p>
+    <w:p>
+      <w:r>
+        <w:rPr>
+          <w:rFonts w:ascii="Calibri" w:hAnsi="Calibri"/>
+          <w:b/>
+          <w:i w:val="0"/>
+          <w:color w:val="333333"/>
+          <w:sz w:val="22"/>
+        </w:rPr>
+        <w:t>Example — F1 constructor (idx 17, Qwen wins):</w:t>
+      </w:r>
+    </w:p>
+    <w:p>
+      <w:pPr>
+        <w:pStyle w:val="ListBullet"/>
+      </w:pPr>
+      <w:r>
+        <w:rPr>
+          <w:rFonts w:ascii="Calibri" w:hAnsi="Calibri"/>
+          <w:b/>
+          <w:i w:val="0"/>
+          <w:color w:val="333333"/>
+          <w:sz w:val="22"/>
+        </w:rPr>
+        <w:t>Question:</w:t>
+      </w:r>
+      <w:r>
+        <w:rPr>
+          <w:rFonts w:ascii="Calibri" w:hAnsi="Calibri"/>
+          <w:b w:val="0"/>
+          <w:i w:val="0"/>
+          <w:color w:val="333333"/>
+          <w:sz w:val="22"/>
+        </w:rPr>
+        <w:t xml:space="preserve"> What constructor did John Watson drive at the 1975 Race of Champions?</w:t>
+      </w:r>
+    </w:p>
+    <w:p>
+      <w:pPr>
+        <w:pStyle w:val="ListBullet"/>
+      </w:pPr>
+      <w:r>
+        <w:rPr>
+          <w:rFonts w:ascii="Calibri" w:hAnsi="Calibri"/>
+          <w:b/>
+          <w:i w:val="0"/>
+          <w:color w:val="333333"/>
+          <w:sz w:val="22"/>
+        </w:rPr>
+        <w:t>Label:</w:t>
+      </w:r>
+      <w:r>
+        <w:rPr>
+          <w:rFonts w:ascii="Calibri" w:hAnsi="Calibri"/>
+          <w:b w:val="0"/>
+          <w:i w:val="0"/>
+          <w:color w:val="333333"/>
+          <w:sz w:val="22"/>
+        </w:rPr>
+        <w:t xml:space="preserve"> </w:t>
+      </w:r>
+      <w:r>
+        <w:rPr>
+          <w:rFonts w:ascii="Consolas" w:hAnsi="Consolas"/>
+          <w:b w:val="0"/>
+          <w:i w:val="0"/>
+          <w:color w:val="444444"/>
+          <w:sz w:val="20"/>
+        </w:rPr>
+        <w:t>Lotus-Ford</w:t>
+      </w:r>
+    </w:p>
+    <w:p>
+      <w:pPr>
+        <w:pStyle w:val="ListBullet"/>
+      </w:pPr>
+      <w:r>
+        <w:rPr>
+          <w:rFonts w:ascii="Calibri" w:hAnsi="Calibri"/>
+          <w:b/>
+          <w:i w:val="0"/>
+          <w:color w:val="333333"/>
+          <w:sz w:val="22"/>
+        </w:rPr>
+        <w:t>Qwen:</w:t>
+      </w:r>
+      <w:r>
+        <w:rPr>
+          <w:rFonts w:ascii="Calibri" w:hAnsi="Calibri"/>
+          <w:b w:val="0"/>
+          <w:i w:val="0"/>
+          <w:color w:val="333333"/>
+          <w:sz w:val="22"/>
+        </w:rPr>
+        <w:t xml:space="preserve"> </w:t>
+      </w:r>
+      <w:r>
+        <w:rPr>
+          <w:rFonts w:ascii="Consolas" w:hAnsi="Consolas"/>
+          <w:b w:val="0"/>
+          <w:i w:val="0"/>
+          <w:color w:val="444444"/>
+          <w:sz w:val="20"/>
+        </w:rPr>
+        <w:t>Lotus-Ford</w:t>
+      </w:r>
+      <w:r>
+        <w:rPr>
+          <w:rFonts w:ascii="Calibri" w:hAnsi="Calibri"/>
+          <w:b w:val="0"/>
+          <w:i w:val="0"/>
+          <w:color w:val="333333"/>
+          <w:sz w:val="22"/>
+        </w:rPr>
+        <w:t xml:space="preserve"> — correct, likely memorized this specific F1 dataset</w:t>
+      </w:r>
+    </w:p>
+    <w:p>
+      <w:pPr>
+        <w:pStyle w:val="ListBullet"/>
+      </w:pPr>
+      <w:r>
+        <w:rPr>
+          <w:rFonts w:ascii="Calibri" w:hAnsi="Calibri"/>
+          <w:b/>
+          <w:i w:val="0"/>
+          <w:color w:val="333333"/>
+          <w:sz w:val="22"/>
+        </w:rPr>
+        <w:t>T5Gemma:</w:t>
+      </w:r>
+      <w:r>
+        <w:rPr>
+          <w:rFonts w:ascii="Calibri" w:hAnsi="Calibri"/>
+          <w:b w:val="0"/>
+          <w:i w:val="0"/>
+          <w:color w:val="333333"/>
+          <w:sz w:val="22"/>
+        </w:rPr>
+        <w:t xml:space="preserve"> </w:t>
+      </w:r>
+      <w:r>
+        <w:rPr>
+          <w:rFonts w:ascii="Consolas" w:hAnsi="Consolas"/>
+          <w:b w:val="0"/>
+          <w:i w:val="0"/>
+          <w:color w:val="444444"/>
+          <w:sz w:val="20"/>
+        </w:rPr>
+        <w:t>Brabham-Ford</w:t>
+      </w:r>
+      <w:r>
+        <w:rPr>
+          <w:rFonts w:ascii="Calibri" w:hAnsi="Calibri"/>
+          <w:b w:val="0"/>
+          <w:i w:val="0"/>
+          <w:color w:val="333333"/>
+          <w:sz w:val="22"/>
+        </w:rPr>
+        <w:t xml:space="preserve"> — guessed another Ford-powered team from the same era</w:t>
+      </w:r>
+    </w:p>
+    <w:p>
+      <w:pPr>
+        <w:pStyle w:val="ListBullet"/>
+      </w:pPr>
+      <w:r>
+        <w:rPr>
+          <w:rFonts w:ascii="Calibri" w:hAnsi="Calibri"/>
+          <w:b/>
+          <w:i w:val="0"/>
+          <w:color w:val="333333"/>
+          <w:sz w:val="22"/>
+        </w:rPr>
+        <w:t>Why:</w:t>
+      </w:r>
+      <w:r>
+        <w:rPr>
+          <w:rFonts w:ascii="Calibri" w:hAnsi="Calibri"/>
+          <w:b w:val="0"/>
+          <w:i w:val="0"/>
+          <w:color w:val="333333"/>
+          <w:sz w:val="22"/>
+        </w:rPr>
+        <w:t xml:space="preserve"> Both models attempted factual recall; Qwen had stronger memorization of this specific race</w:t>
+      </w:r>
+    </w:p>
+    <w:p>
+      <w:pPr>
+        <w:pStyle w:val="Heading3"/>
+      </w:pPr>
+      <w:r>
+        <w:rPr>
+          <w:rFonts w:ascii="Calibri" w:hAnsi="Calibri"/>
+          <w:color w:val="2B2B2B"/>
+        </w:rPr>
+        <w:t>Failure Mode 2: Wrong-Row Lookup (23/66 cases)</w:t>
+      </w:r>
+    </w:p>
+    <w:p>
+      <w:r>
+        <w:rPr>
+          <w:rFonts w:ascii="Calibri" w:hAnsi="Calibri"/>
+          <w:b w:val="0"/>
+          <w:i w:val="0"/>
+          <w:color w:val="333333"/>
+          <w:sz w:val="22"/>
+        </w:rPr>
+        <w:t>The recurring "datatables.net" employee table appears in ~12 cases with the same structure but different target employees. The model must find an employee by name and extract a column value. Qwen frequently retrieves values from adjacent rows.</w:t>
+      </w:r>
+    </w:p>
+    <w:p>
+      <w:r>
+        <w:rPr>
+          <w:rFonts w:ascii="Calibri" w:hAnsi="Calibri"/>
+          <w:b/>
+          <w:i w:val="0"/>
+          <w:color w:val="333333"/>
+          <w:sz w:val="22"/>
+        </w:rPr>
+        <w:t>Example — employee age lookup (idx 30, T5Gemma wins):</w:t>
+      </w:r>
+    </w:p>
+    <w:p>
+      <w:pPr>
+        <w:pStyle w:val="ListBullet"/>
+      </w:pPr>
+      <w:r>
+        <w:rPr>
+          <w:rFonts w:ascii="Calibri" w:hAnsi="Calibri"/>
+          <w:b/>
+          <w:i w:val="0"/>
+          <w:color w:val="333333"/>
+          <w:sz w:val="22"/>
+        </w:rPr>
+        <w:t>Question:</w:t>
+      </w:r>
+      <w:r>
+        <w:rPr>
+          <w:rFonts w:ascii="Calibri" w:hAnsi="Calibri"/>
+          <w:b w:val="0"/>
+          <w:i w:val="0"/>
+          <w:color w:val="333333"/>
+          <w:sz w:val="22"/>
+        </w:rPr>
+        <w:t xml:space="preserve"> What is the age of Quinn Flynn (Support Lead, Edinburgh, $342,000)?</w:t>
+      </w:r>
+    </w:p>
+    <w:p>
+      <w:pPr>
+        <w:pStyle w:val="ListBullet"/>
+      </w:pPr>
+      <w:r>
+        <w:rPr>
+          <w:rFonts w:ascii="Calibri" w:hAnsi="Calibri"/>
+          <w:b/>
+          <w:i w:val="0"/>
+          <w:color w:val="333333"/>
+          <w:sz w:val="22"/>
+        </w:rPr>
+        <w:t>Label:</w:t>
+      </w:r>
+      <w:r>
+        <w:rPr>
+          <w:rFonts w:ascii="Calibri" w:hAnsi="Calibri"/>
+          <w:b w:val="0"/>
+          <w:i w:val="0"/>
+          <w:color w:val="333333"/>
+          <w:sz w:val="22"/>
+        </w:rPr>
+        <w:t xml:space="preserve"> </w:t>
+      </w:r>
+      <w:r>
+        <w:rPr>
+          <w:rFonts w:ascii="Consolas" w:hAnsi="Consolas"/>
+          <w:b w:val="0"/>
+          <w:i w:val="0"/>
+          <w:color w:val="444444"/>
+          <w:sz w:val="20"/>
+        </w:rPr>
+        <w:t>22</w:t>
+      </w:r>
+    </w:p>
+    <w:p>
+      <w:pPr>
+        <w:pStyle w:val="ListBullet"/>
+      </w:pPr>
+      <w:r>
+        <w:rPr>
+          <w:rFonts w:ascii="Calibri" w:hAnsi="Calibri"/>
+          <w:b/>
+          <w:i w:val="0"/>
+          <w:color w:val="333333"/>
+          <w:sz w:val="22"/>
+        </w:rPr>
+        <w:t>Qwen:</w:t>
+      </w:r>
+      <w:r>
+        <w:rPr>
+          <w:rFonts w:ascii="Calibri" w:hAnsi="Calibri"/>
+          <w:b w:val="0"/>
+          <w:i w:val="0"/>
+          <w:color w:val="333333"/>
+          <w:sz w:val="22"/>
+        </w:rPr>
+        <w:t xml:space="preserve"> </w:t>
+      </w:r>
+      <w:r>
+        <w:rPr>
+          <w:rFonts w:ascii="Consolas" w:hAnsi="Consolas"/>
+          <w:b w:val="0"/>
+          <w:i w:val="0"/>
+          <w:color w:val="444444"/>
+          <w:sz w:val="20"/>
+        </w:rPr>
+        <w:t>30</w:t>
+      </w:r>
+      <w:r>
+        <w:rPr>
+          <w:rFonts w:ascii="Calibri" w:hAnsi="Calibri"/>
+          <w:b w:val="0"/>
+          <w:i w:val="0"/>
+          <w:color w:val="333333"/>
+          <w:sz w:val="22"/>
+        </w:rPr>
+        <w:t xml:space="preserve"> — pulled the age of a different employee in the table</w:t>
+      </w:r>
+    </w:p>
+    <w:p>
+      <w:pPr>
+        <w:pStyle w:val="ListBullet"/>
+      </w:pPr>
+      <w:r>
+        <w:rPr>
+          <w:rFonts w:ascii="Calibri" w:hAnsi="Calibri"/>
+          <w:b/>
+          <w:i w:val="0"/>
+          <w:color w:val="333333"/>
+          <w:sz w:val="22"/>
+        </w:rPr>
+        <w:t>T5Gemma:</w:t>
+      </w:r>
+      <w:r>
+        <w:rPr>
+          <w:rFonts w:ascii="Calibri" w:hAnsi="Calibri"/>
+          <w:b w:val="0"/>
+          <w:i w:val="0"/>
+          <w:color w:val="333333"/>
+          <w:sz w:val="22"/>
+        </w:rPr>
+        <w:t xml:space="preserve"> </w:t>
+      </w:r>
+      <w:r>
+        <w:rPr>
+          <w:rFonts w:ascii="Consolas" w:hAnsi="Consolas"/>
+          <w:b w:val="0"/>
+          <w:i w:val="0"/>
+          <w:color w:val="444444"/>
+          <w:sz w:val="20"/>
+        </w:rPr>
+        <w:t>22</w:t>
+      </w:r>
+      <w:r>
+        <w:rPr>
+          <w:rFonts w:ascii="Calibri" w:hAnsi="Calibri"/>
+          <w:b w:val="0"/>
+          <w:i w:val="0"/>
+          <w:color w:val="333333"/>
+          <w:sz w:val="22"/>
+        </w:rPr>
+        <w:t xml:space="preserve"> — correctly located Quinn Flynn's row</w:t>
+      </w:r>
+    </w:p>
+    <w:p>
+      <w:pPr>
+        <w:pStyle w:val="ListBullet"/>
+      </w:pPr>
+      <w:r>
+        <w:rPr>
+          <w:rFonts w:ascii="Calibri" w:hAnsi="Calibri"/>
+          <w:b/>
+          <w:i w:val="0"/>
+          <w:color w:val="333333"/>
+          <w:sz w:val="22"/>
+        </w:rPr>
+        <w:t>Why:</w:t>
+      </w:r>
+      <w:r>
+        <w:rPr>
+          <w:rFonts w:ascii="Calibri" w:hAnsi="Calibri"/>
+          <w:b w:val="0"/>
+          <w:i w:val="0"/>
+          <w:color w:val="333333"/>
+          <w:sz w:val="22"/>
+        </w:rPr>
+        <w:t xml:space="preserve"> T5Gemma's bidirectional attention may help maintain row-column alignment in wide, multi-row tables</w:t>
+      </w:r>
+    </w:p>
+    <w:p>
+      <w:r>
+        <w:rPr>
+          <w:rFonts w:ascii="Calibri" w:hAnsi="Calibri"/>
+          <w:b/>
+          <w:i w:val="0"/>
+          <w:color w:val="333333"/>
+          <w:sz w:val="22"/>
+        </w:rPr>
+        <w:t>Example — employee age lookup (idx 9, T5Gemma wins):</w:t>
+      </w:r>
+    </w:p>
+    <w:p>
+      <w:pPr>
+        <w:pStyle w:val="ListBullet"/>
+      </w:pPr>
+      <w:r>
+        <w:rPr>
+          <w:rFonts w:ascii="Calibri" w:hAnsi="Calibri"/>
+          <w:b/>
+          <w:i w:val="0"/>
+          <w:color w:val="333333"/>
+          <w:sz w:val="22"/>
+        </w:rPr>
+        <w:t>Question:</w:t>
+      </w:r>
+      <w:r>
+        <w:rPr>
+          <w:rFonts w:ascii="Calibri" w:hAnsi="Calibri"/>
+          <w:b w:val="0"/>
+          <w:i w:val="0"/>
+          <w:color w:val="333333"/>
+          <w:sz w:val="22"/>
+        </w:rPr>
+        <w:t xml:space="preserve"> What is the age of Michael Bruce (Javascript Developer, Edinburgh, $4,080)?</w:t>
+      </w:r>
+    </w:p>
+    <w:p>
+      <w:pPr>
+        <w:pStyle w:val="ListBullet"/>
+      </w:pPr>
+      <w:r>
+        <w:rPr>
+          <w:rFonts w:ascii="Calibri" w:hAnsi="Calibri"/>
+          <w:b/>
+          <w:i w:val="0"/>
+          <w:color w:val="333333"/>
+          <w:sz w:val="22"/>
+        </w:rPr>
+        <w:t>Label:</w:t>
+      </w:r>
+      <w:r>
+        <w:rPr>
+          <w:rFonts w:ascii="Calibri" w:hAnsi="Calibri"/>
+          <w:b w:val="0"/>
+          <w:i w:val="0"/>
+          <w:color w:val="333333"/>
+          <w:sz w:val="22"/>
+        </w:rPr>
+        <w:t xml:space="preserve"> </w:t>
+      </w:r>
+      <w:r>
+        <w:rPr>
+          <w:rFonts w:ascii="Consolas" w:hAnsi="Consolas"/>
+          <w:b w:val="0"/>
+          <w:i w:val="0"/>
+          <w:color w:val="444444"/>
+          <w:sz w:val="20"/>
+        </w:rPr>
+        <w:t>29</w:t>
+      </w:r>
+    </w:p>
+    <w:p>
+      <w:pPr>
+        <w:pStyle w:val="ListBullet"/>
+      </w:pPr>
+      <w:r>
+        <w:rPr>
+          <w:rFonts w:ascii="Calibri" w:hAnsi="Calibri"/>
+          <w:b/>
+          <w:i w:val="0"/>
+          <w:color w:val="333333"/>
+          <w:sz w:val="22"/>
+        </w:rPr>
+        <w:t>Qwen:</w:t>
+      </w:r>
+      <w:r>
+        <w:rPr>
+          <w:rFonts w:ascii="Calibri" w:hAnsi="Calibri"/>
+          <w:b w:val="0"/>
+          <w:i w:val="0"/>
+          <w:color w:val="333333"/>
+          <w:sz w:val="22"/>
+        </w:rPr>
+        <w:t xml:space="preserve"> </w:t>
+      </w:r>
+      <w:r>
+        <w:rPr>
+          <w:rFonts w:ascii="Consolas" w:hAnsi="Consolas"/>
+          <w:b w:val="0"/>
+          <w:i w:val="0"/>
+          <w:color w:val="444444"/>
+          <w:sz w:val="20"/>
+        </w:rPr>
+        <w:t>25</w:t>
+      </w:r>
+      <w:r>
+        <w:rPr>
+          <w:rFonts w:ascii="Calibri" w:hAnsi="Calibri"/>
+          <w:b w:val="0"/>
+          <w:i w:val="0"/>
+          <w:color w:val="333333"/>
+          <w:sz w:val="22"/>
+        </w:rPr>
+        <w:t xml:space="preserve"> — off by 4, likely a different Michael or adjacent row</w:t>
+      </w:r>
+    </w:p>
+    <w:p>
+      <w:pPr>
+        <w:pStyle w:val="ListBullet"/>
+      </w:pPr>
+      <w:r>
+        <w:rPr>
+          <w:rFonts w:ascii="Calibri" w:hAnsi="Calibri"/>
+          <w:b/>
+          <w:i w:val="0"/>
+          <w:color w:val="333333"/>
+          <w:sz w:val="22"/>
+        </w:rPr>
+        <w:t>T5Gemma:</w:t>
+      </w:r>
+      <w:r>
+        <w:rPr>
+          <w:rFonts w:ascii="Calibri" w:hAnsi="Calibri"/>
+          <w:b w:val="0"/>
+          <w:i w:val="0"/>
+          <w:color w:val="333333"/>
+          <w:sz w:val="22"/>
+        </w:rPr>
+        <w:t xml:space="preserve"> </w:t>
+      </w:r>
+      <w:r>
+        <w:rPr>
+          <w:rFonts w:ascii="Consolas" w:hAnsi="Consolas"/>
+          <w:b w:val="0"/>
+          <w:i w:val="0"/>
+          <w:color w:val="444444"/>
+          <w:sz w:val="20"/>
+        </w:rPr>
+        <w:t>29</w:t>
+      </w:r>
+      <w:r>
+        <w:rPr>
+          <w:rFonts w:ascii="Calibri" w:hAnsi="Calibri"/>
+          <w:b w:val="0"/>
+          <w:i w:val="0"/>
+          <w:color w:val="333333"/>
+          <w:sz w:val="22"/>
+        </w:rPr>
+        <w:t xml:space="preserve"> — correct match on name + other attributes</w:t>
+      </w:r>
+    </w:p>
+    <w:p>
+      <w:r>
+        <w:rPr>
+          <w:rFonts w:ascii="Calibri" w:hAnsi="Calibri"/>
+          <w:b w:val="0"/>
+          <w:i w:val="0"/>
+          <w:color w:val="333333"/>
+          <w:sz w:val="22"/>
+        </w:rPr>
+        <w:t>T5Gemma wins 5 of the 23 wrong_row cases; Qwen wins 0. This is the clearest architectural advantage.</w:t>
+      </w:r>
+    </w:p>
+    <w:p>
+      <w:pPr>
+        <w:pStyle w:val="Heading3"/>
+      </w:pPr>
+      <w:r>
+        <w:rPr>
+          <w:rFonts w:ascii="Calibri" w:hAnsi="Calibri"/>
+          <w:color w:val="2B2B2B"/>
+        </w:rPr>
+        <w:t>Failure Mode 3: Null/Sentinel Labels (3 cases)</w:t>
+      </w:r>
+    </w:p>
+    <w:p>
+      <w:r>
+        <w:rPr>
+          <w:rFonts w:ascii="Calibri" w:hAnsi="Calibri"/>
+          <w:b w:val="0"/>
+          <w:i w:val="0"/>
+          <w:color w:val="333333"/>
+          <w:sz w:val="22"/>
+        </w:rPr>
+        <w:t>When the ground truth is a sentinel value (</w:t>
+      </w:r>
+      <w:r>
+        <w:rPr>
+          <w:rFonts w:ascii="Consolas" w:hAnsi="Consolas"/>
+          <w:b w:val="0"/>
+          <w:i w:val="0"/>
+          <w:color w:val="444444"/>
+          <w:sz w:val="20"/>
+        </w:rPr>
+        <w:t>?</w:t>
+      </w:r>
+      <w:r>
+        <w:rPr>
+          <w:rFonts w:ascii="Calibri" w:hAnsi="Calibri"/>
+          <w:b w:val="0"/>
+          <w:i w:val="0"/>
+          <w:color w:val="333333"/>
+          <w:sz w:val="22"/>
+        </w:rPr>
+        <w:t xml:space="preserve">, </w:t>
       </w:r>
       <w:r>
         <w:rPr>
@@ -838,26 +2333,6 @@
           <w:color w:val="444444"/>
           <w:sz w:val="20"/>
         </w:rPr>
-        <w:t>?</w:t>
-      </w:r>
-      <w:r>
-        <w:rPr>
-          <w:rFonts w:ascii="Calibri" w:hAnsi="Calibri"/>
-          <w:b w:val="0"/>
-          <w:i w:val="0"/>
-          <w:color w:val="333333"/>
-          <w:sz w:val="22"/>
-        </w:rPr>
-        <w:t xml:space="preserve">, </w:t>
-      </w:r>
-      <w:r>
-        <w:rPr>
-          <w:rFonts w:ascii="Consolas" w:hAnsi="Consolas"/>
-          <w:b w:val="0"/>
-          <w:i w:val="0"/>
-          <w:color w:val="444444"/>
-          <w:sz w:val="20"/>
-        </w:rPr>
         <w:t>-</w:t>
       </w:r>
       <w:r>
@@ -868,19 +2343,19 @@
           <w:color w:val="333333"/>
           <w:sz w:val="22"/>
         </w:rPr>
-        <w:t>): Both models refuse to output these as</w:t>
+        <w:t>), both models refuse to output it and instead hallucinate a real value.</w:t>
       </w:r>
     </w:p>
     <w:p>
       <w:r>
         <w:rPr>
           <w:rFonts w:ascii="Calibri" w:hAnsi="Calibri"/>
-          <w:b w:val="0"/>
+          <w:b/>
           <w:i w:val="0"/>
           <w:color w:val="333333"/>
           <w:sz w:val="22"/>
         </w:rPr>
-        <w:t xml:space="preserve">  imputed values, instead hallucinating real content (3 cases).</w:t>
+        <w:t>Example — horse racing fence column (idx 27, both_wrong):</w:t>
       </w:r>
     </w:p>
     <w:p>
@@ -895,7 +2370,7 @@
           <w:color w:val="333333"/>
           <w:sz w:val="22"/>
         </w:rPr>
-        <w:t>Sequential/pattern values</w:t>
+        <w:t>Question:</w:t>
       </w:r>
       <w:r>
         <w:rPr>
@@ -905,19 +2380,7 @@
           <w:color w:val="333333"/>
           <w:sz w:val="22"/>
         </w:rPr>
-        <w:t xml:space="preserve"> (episode numbers, repeated categories): Trivially solved</w:t>
-      </w:r>
-    </w:p>
-    <w:p>
-      <w:r>
-        <w:rPr>
-          <w:rFonts w:ascii="Calibri" w:hAnsi="Calibri"/>
-          <w:b w:val="0"/>
-          <w:i w:val="0"/>
-          <w:color w:val="333333"/>
-          <w:sz w:val="22"/>
-        </w:rPr>
-        <w:t xml:space="preserve">  by both models — these are the 18 both_correct cases.</w:t>
+        <w:t xml:space="preserve"> What is the fence number for this race entry?</w:t>
       </w:r>
     </w:p>
     <w:p>
@@ -932,7 +2395,7 @@
           <w:color w:val="333333"/>
           <w:sz w:val="22"/>
         </w:rPr>
-        <w:t>Shared hallucinations</w:t>
+        <w:t>Label:</w:t>
       </w:r>
       <w:r>
         <w:rPr>
@@ -942,17 +2405,353 @@
           <w:color w:val="333333"/>
           <w:sz w:val="22"/>
         </w:rPr>
-        <w:t xml:space="preserve">: In at least 2 cases, both models produce the </w:t>
+        <w:t xml:space="preserve"> </w:t>
+      </w:r>
+      <w:r>
+        <w:rPr>
+          <w:rFonts w:ascii="Consolas" w:hAnsi="Consolas"/>
+          <w:b w:val="0"/>
+          <w:i w:val="0"/>
+          <w:color w:val="444444"/>
+          <w:sz w:val="20"/>
+        </w:rPr>
+        <w:t>?</w:t>
       </w:r>
       <w:r>
         <w:rPr>
           <w:rFonts w:ascii="Calibri" w:hAnsi="Calibri"/>
           <w:b w:val="0"/>
-          <w:i/>
+          <w:i w:val="0"/>
           <w:color w:val="333333"/>
           <w:sz w:val="22"/>
         </w:rPr>
-        <w:t>exact same</w:t>
+        <w:t xml:space="preserve"> (literally — the source data has no known value)</w:t>
+      </w:r>
+    </w:p>
+    <w:p>
+      <w:pPr>
+        <w:pStyle w:val="ListBullet"/>
+      </w:pPr>
+      <w:r>
+        <w:rPr>
+          <w:rFonts w:ascii="Calibri" w:hAnsi="Calibri"/>
+          <w:b/>
+          <w:i w:val="0"/>
+          <w:color w:val="333333"/>
+          <w:sz w:val="22"/>
+        </w:rPr>
+        <w:t>Qwen:</w:t>
+      </w:r>
+      <w:r>
+        <w:rPr>
+          <w:rFonts w:ascii="Calibri" w:hAnsi="Calibri"/>
+          <w:b w:val="0"/>
+          <w:i w:val="0"/>
+          <w:color w:val="333333"/>
+          <w:sz w:val="22"/>
+        </w:rPr>
+        <w:t xml:space="preserve"> </w:t>
+      </w:r>
+      <w:r>
+        <w:rPr>
+          <w:rFonts w:ascii="Consolas" w:hAnsi="Consolas"/>
+          <w:b w:val="0"/>
+          <w:i w:val="0"/>
+          <w:color w:val="444444"/>
+          <w:sz w:val="20"/>
+        </w:rPr>
+        <w:t>6</w:t>
+      </w:r>
+    </w:p>
+    <w:p>
+      <w:pPr>
+        <w:pStyle w:val="ListBullet"/>
+      </w:pPr>
+      <w:r>
+        <w:rPr>
+          <w:rFonts w:ascii="Calibri" w:hAnsi="Calibri"/>
+          <w:b/>
+          <w:i w:val="0"/>
+          <w:color w:val="333333"/>
+          <w:sz w:val="22"/>
+        </w:rPr>
+        <w:t>T5Gemma:</w:t>
+      </w:r>
+      <w:r>
+        <w:rPr>
+          <w:rFonts w:ascii="Calibri" w:hAnsi="Calibri"/>
+          <w:b w:val="0"/>
+          <w:i w:val="0"/>
+          <w:color w:val="333333"/>
+          <w:sz w:val="22"/>
+        </w:rPr>
+        <w:t xml:space="preserve"> </w:t>
+      </w:r>
+      <w:r>
+        <w:rPr>
+          <w:rFonts w:ascii="Consolas" w:hAnsi="Consolas"/>
+          <w:b w:val="0"/>
+          <w:i w:val="0"/>
+          <w:color w:val="444444"/>
+          <w:sz w:val="20"/>
+        </w:rPr>
+        <w:t>8</w:t>
+      </w:r>
+    </w:p>
+    <w:p>
+      <w:pPr>
+        <w:pStyle w:val="ListBullet"/>
+      </w:pPr>
+      <w:r>
+        <w:rPr>
+          <w:rFonts w:ascii="Calibri" w:hAnsi="Calibri"/>
+          <w:b/>
+          <w:i w:val="0"/>
+          <w:color w:val="333333"/>
+          <w:sz w:val="22"/>
+        </w:rPr>
+        <w:t>Why:</w:t>
+      </w:r>
+      <w:r>
+        <w:rPr>
+          <w:rFonts w:ascii="Calibri" w:hAnsi="Calibri"/>
+          <w:b w:val="0"/>
+          <w:i w:val="0"/>
+          <w:color w:val="333333"/>
+          <w:sz w:val="22"/>
+        </w:rPr>
+        <w:t xml:space="preserve"> Both models treated </w:t>
+      </w:r>
+      <w:r>
+        <w:rPr>
+          <w:rFonts w:ascii="Consolas" w:hAnsi="Consolas"/>
+          <w:b w:val="0"/>
+          <w:i w:val="0"/>
+          <w:color w:val="444444"/>
+          <w:sz w:val="20"/>
+        </w:rPr>
+        <w:t>?</w:t>
+      </w:r>
+      <w:r>
+        <w:rPr>
+          <w:rFonts w:ascii="Calibri" w:hAnsi="Calibri"/>
+          <w:b w:val="0"/>
+          <w:i w:val="0"/>
+          <w:color w:val="333333"/>
+          <w:sz w:val="22"/>
+        </w:rPr>
+        <w:t xml:space="preserve"> as a placeholder to fill rather than a legitimate table value that appears in many rows of the same column</w:t>
+      </w:r>
+    </w:p>
+    <w:p>
+      <w:pPr>
+        <w:pStyle w:val="Heading3"/>
+      </w:pPr>
+      <w:r>
+        <w:rPr>
+          <w:rFonts w:ascii="Calibri" w:hAnsi="Calibri"/>
+          <w:color w:val="2B2B2B"/>
+        </w:rPr>
+        <w:t>Failure Mode 4: Partial Value Extraction (1 case, illustrative)</w:t>
+      </w:r>
+    </w:p>
+    <w:p>
+      <w:r>
+        <w:rPr>
+          <w:rFonts w:ascii="Calibri" w:hAnsi="Calibri"/>
+          <w:b/>
+          <w:i w:val="0"/>
+          <w:color w:val="333333"/>
+          <w:sz w:val="22"/>
+        </w:rPr>
+        <w:t>Example — multi-person attribution (idx 3, T5Gemma wins):</w:t>
+      </w:r>
+    </w:p>
+    <w:p>
+      <w:pPr>
+        <w:pStyle w:val="ListBullet"/>
+      </w:pPr>
+      <w:r>
+        <w:rPr>
+          <w:rFonts w:ascii="Calibri" w:hAnsi="Calibri"/>
+          <w:b/>
+          <w:i w:val="0"/>
+          <w:color w:val="333333"/>
+          <w:sz w:val="22"/>
+        </w:rPr>
+        <w:t>Question:</w:t>
+      </w:r>
+      <w:r>
+        <w:rPr>
+          <w:rFonts w:ascii="Calibri" w:hAnsi="Calibri"/>
+          <w:b w:val="0"/>
+          <w:i w:val="0"/>
+          <w:color w:val="333333"/>
+          <w:sz w:val="22"/>
+        </w:rPr>
+        <w:t xml:space="preserve"> Who directed the documentary "The War"?</w:t>
+      </w:r>
+    </w:p>
+    <w:p>
+      <w:pPr>
+        <w:pStyle w:val="ListBullet"/>
+      </w:pPr>
+      <w:r>
+        <w:rPr>
+          <w:rFonts w:ascii="Calibri" w:hAnsi="Calibri"/>
+          <w:b/>
+          <w:i w:val="0"/>
+          <w:color w:val="333333"/>
+          <w:sz w:val="22"/>
+        </w:rPr>
+        <w:t>Label:</w:t>
+      </w:r>
+      <w:r>
+        <w:rPr>
+          <w:rFonts w:ascii="Calibri" w:hAnsi="Calibri"/>
+          <w:b w:val="0"/>
+          <w:i w:val="0"/>
+          <w:color w:val="333333"/>
+          <w:sz w:val="22"/>
+        </w:rPr>
+        <w:t xml:space="preserve"> </w:t>
+      </w:r>
+      <w:r>
+        <w:rPr>
+          <w:rFonts w:ascii="Consolas" w:hAnsi="Consolas"/>
+          <w:b w:val="0"/>
+          <w:i w:val="0"/>
+          <w:color w:val="444444"/>
+          <w:sz w:val="20"/>
+        </w:rPr>
+        <w:t>Ken Burns, Lynn Novick</w:t>
+      </w:r>
+    </w:p>
+    <w:p>
+      <w:pPr>
+        <w:pStyle w:val="ListBullet"/>
+      </w:pPr>
+      <w:r>
+        <w:rPr>
+          <w:rFonts w:ascii="Calibri" w:hAnsi="Calibri"/>
+          <w:b/>
+          <w:i w:val="0"/>
+          <w:color w:val="333333"/>
+          <w:sz w:val="22"/>
+        </w:rPr>
+        <w:t>Qwen:</w:t>
+      </w:r>
+      <w:r>
+        <w:rPr>
+          <w:rFonts w:ascii="Calibri" w:hAnsi="Calibri"/>
+          <w:b w:val="0"/>
+          <w:i w:val="0"/>
+          <w:color w:val="333333"/>
+          <w:sz w:val="22"/>
+        </w:rPr>
+        <w:t xml:space="preserve"> </w:t>
+      </w:r>
+      <w:r>
+        <w:rPr>
+          <w:rFonts w:ascii="Consolas" w:hAnsi="Consolas"/>
+          <w:b w:val="0"/>
+          <w:i w:val="0"/>
+          <w:color w:val="444444"/>
+          <w:sz w:val="20"/>
+        </w:rPr>
+        <w:t>Ken Burns</w:t>
+      </w:r>
+      <w:r>
+        <w:rPr>
+          <w:rFonts w:ascii="Calibri" w:hAnsi="Calibri"/>
+          <w:b w:val="0"/>
+          <w:i w:val="0"/>
+          <w:color w:val="333333"/>
+          <w:sz w:val="22"/>
+        </w:rPr>
+        <w:t xml:space="preserve"> — returned only the primary director</w:t>
+      </w:r>
+    </w:p>
+    <w:p>
+      <w:pPr>
+        <w:pStyle w:val="ListBullet"/>
+      </w:pPr>
+      <w:r>
+        <w:rPr>
+          <w:rFonts w:ascii="Calibri" w:hAnsi="Calibri"/>
+          <w:b/>
+          <w:i w:val="0"/>
+          <w:color w:val="333333"/>
+          <w:sz w:val="22"/>
+        </w:rPr>
+        <w:t>T5Gemma:</w:t>
+      </w:r>
+      <w:r>
+        <w:rPr>
+          <w:rFonts w:ascii="Calibri" w:hAnsi="Calibri"/>
+          <w:b w:val="0"/>
+          <w:i w:val="0"/>
+          <w:color w:val="333333"/>
+          <w:sz w:val="22"/>
+        </w:rPr>
+        <w:t xml:space="preserve"> </w:t>
+      </w:r>
+      <w:r>
+        <w:rPr>
+          <w:rFonts w:ascii="Consolas" w:hAnsi="Consolas"/>
+          <w:b w:val="0"/>
+          <w:i w:val="0"/>
+          <w:color w:val="444444"/>
+          <w:sz w:val="20"/>
+        </w:rPr>
+        <w:t>Ken Burns, Lynn Novick</w:t>
+      </w:r>
+      <w:r>
+        <w:rPr>
+          <w:rFonts w:ascii="Calibri" w:hAnsi="Calibri"/>
+          <w:b w:val="0"/>
+          <w:i w:val="0"/>
+          <w:color w:val="333333"/>
+          <w:sz w:val="22"/>
+        </w:rPr>
+        <w:t xml:space="preserve"> — returned the complete multi-value answer</w:t>
+      </w:r>
+    </w:p>
+    <w:p>
+      <w:pPr>
+        <w:pStyle w:val="ListBullet"/>
+      </w:pPr>
+      <w:r>
+        <w:rPr>
+          <w:rFonts w:ascii="Calibri" w:hAnsi="Calibri"/>
+          <w:b/>
+          <w:i w:val="0"/>
+          <w:color w:val="333333"/>
+          <w:sz w:val="22"/>
+        </w:rPr>
+        <w:t>Why:</w:t>
+      </w:r>
+      <w:r>
+        <w:rPr>
+          <w:rFonts w:ascii="Calibri" w:hAnsi="Calibri"/>
+          <w:b w:val="0"/>
+          <w:i w:val="0"/>
+          <w:color w:val="333333"/>
+          <w:sz w:val="22"/>
+        </w:rPr>
+        <w:t xml:space="preserve"> Qwen truncated to the most prominent name; T5Gemma preserved the full cell contents</w:t>
+      </w:r>
+    </w:p>
+    <w:p>
+      <w:pPr>
+        <w:pStyle w:val="Heading3"/>
+      </w:pPr>
+      <w:r>
+        <w:rPr>
+          <w:rFonts w:ascii="Calibri" w:hAnsi="Calibri"/>
+          <w:color w:val="2B2B2B"/>
+        </w:rPr>
+        <w:t>What "Both Correct" Looks Like (18 cases)</w:t>
       </w:r>
     </w:p>
     <w:p>
@@ -964,542 +2763,29 @@
           <w:color w:val="333333"/>
           <w:sz w:val="22"/>
         </w:rPr>
-        <w:t xml:space="preserve">  wrong answer (e.g., "June 18 &amp; 19" for idx 52), suggesting shared training data bias.</w:t>
+        <w:t xml:space="preserve">All 18 both_correct cases are trivially solvable — sequential episode numbers, repeated category values, </w:t>
       </w:r>
-    </w:p>
-    <w:p>
-      <w:pPr>
-        <w:pStyle w:val="Heading3"/>
-      </w:pPr>
+      <w:r>
+        <w:rPr>
+          <w:rFonts w:ascii="Consolas" w:hAnsi="Consolas"/>
+          <w:b w:val="0"/>
+          <w:i w:val="0"/>
+          <w:color w:val="444444"/>
+          <w:sz w:val="20"/>
+        </w:rPr>
+        <w:t>nan</w:t>
+      </w:r>
       <w:r>
         <w:rPr>
           <w:rFonts w:ascii="Calibri" w:hAnsi="Calibri"/>
-          <w:color w:val="2B2B2B"/>
+          <w:b w:val="0"/>
+          <w:i w:val="0"/>
+          <w:color w:val="333333"/>
+          <w:sz w:val="22"/>
         </w:rPr>
-        <w:t>Tag frequency</w:t>
+        <w:t xml:space="preserve"> propagation from all-null columns. There is no middle ground between "trivial" and "hard."</w:t>
       </w:r>
     </w:p>
-    <w:tbl>
-      <w:tblPr>
-        <w:tblStyle w:val="TableGrid"/>
-        <w:tblW w:type="auto" w:w="0"/>
-        <w:tblLayout w:type="autofit"/>
-        <w:tblLook w:firstColumn="1" w:firstRow="1" w:lastColumn="0" w:lastRow="0" w:noHBand="0" w:noVBand="1" w:val="04A0"/>
-      </w:tblPr>
-      <w:tblGrid>
-        <w:gridCol w:w="2880"/>
-        <w:gridCol w:w="2880"/>
-        <w:gridCol w:w="2880"/>
-      </w:tblGrid>
-      <w:tr>
-        <w:tc>
-          <w:tcPr>
-            <w:tcW w:type="dxa" w:w="2880"/>
-            <w:shd w:fill="E8E8E8" w:val="clear"/>
-          </w:tcPr>
-          <w:p>
-            <w:r/>
-            <w:r>
-              <w:rPr>
-                <w:rFonts w:ascii="Calibri" w:hAnsi="Calibri"/>
-                <w:b/>
-                <w:i w:val="0"/>
-                <w:color w:val="2B2B2B"/>
-                <w:sz w:val="20"/>
-              </w:rPr>
-              <w:t>Tag</w:t>
-            </w:r>
-          </w:p>
-        </w:tc>
-        <w:tc>
-          <w:tcPr>
-            <w:tcW w:type="dxa" w:w="2880"/>
-            <w:shd w:fill="E8E8E8" w:val="clear"/>
-          </w:tcPr>
-          <w:p>
-            <w:r/>
-            <w:r>
-              <w:rPr>
-                <w:rFonts w:ascii="Calibri" w:hAnsi="Calibri"/>
-                <w:b/>
-                <w:i w:val="0"/>
-                <w:color w:val="2B2B2B"/>
-                <w:sz w:val="20"/>
-              </w:rPr>
-              <w:t>Count</w:t>
-            </w:r>
-          </w:p>
-        </w:tc>
-        <w:tc>
-          <w:tcPr>
-            <w:tcW w:type="dxa" w:w="2880"/>
-            <w:shd w:fill="E8E8E8" w:val="clear"/>
-          </w:tcPr>
-          <w:p>
-            <w:r/>
-            <w:r>
-              <w:rPr>
-                <w:rFonts w:ascii="Calibri" w:hAnsi="Calibri"/>
-                <w:b/>
-                <w:i w:val="0"/>
-                <w:color w:val="2B2B2B"/>
-                <w:sz w:val="20"/>
-              </w:rPr>
-              <w:t>Notes</w:t>
-            </w:r>
-          </w:p>
-        </w:tc>
-      </w:tr>
-      <w:tr>
-        <w:tc>
-          <w:tcPr>
-            <w:tcW w:type="dxa" w:w="2880"/>
-          </w:tcPr>
-          <w:p>
-            <w:r/>
-            <w:r>
-              <w:rPr>
-                <w:rFonts w:ascii="Calibri" w:hAnsi="Calibri"/>
-                <w:b w:val="0"/>
-                <w:i w:val="0"/>
-                <w:color w:val="333333"/>
-                <w:sz w:val="20"/>
-              </w:rPr>
-              <w:t>value_extraction</w:t>
-            </w:r>
-          </w:p>
-        </w:tc>
-        <w:tc>
-          <w:tcPr>
-            <w:tcW w:type="dxa" w:w="2880"/>
-          </w:tcPr>
-          <w:p>
-            <w:r/>
-            <w:r>
-              <w:rPr>
-                <w:rFonts w:ascii="Calibri" w:hAnsi="Calibri"/>
-                <w:b w:val="0"/>
-                <w:i w:val="0"/>
-                <w:color w:val="333333"/>
-                <w:sz w:val="20"/>
-              </w:rPr>
-              <w:t>33</w:t>
-            </w:r>
-          </w:p>
-        </w:tc>
-        <w:tc>
-          <w:tcPr>
-            <w:tcW w:type="dxa" w:w="2880"/>
-          </w:tcPr>
-          <w:p>
-            <w:r/>
-            <w:r>
-              <w:rPr>
-                <w:rFonts w:ascii="Calibri" w:hAnsi="Calibri"/>
-                <w:b w:val="0"/>
-                <w:i w:val="0"/>
-                <w:color w:val="333333"/>
-                <w:sz w:val="20"/>
-              </w:rPr>
-              <w:t>Core task: extract the right value</w:t>
-            </w:r>
-          </w:p>
-        </w:tc>
-      </w:tr>
-      <w:tr>
-        <w:tc>
-          <w:tcPr>
-            <w:tcW w:type="dxa" w:w="2880"/>
-          </w:tcPr>
-          <w:p>
-            <w:r/>
-            <w:r>
-              <w:rPr>
-                <w:rFonts w:ascii="Calibri" w:hAnsi="Calibri"/>
-                <w:b w:val="0"/>
-                <w:i w:val="0"/>
-                <w:color w:val="333333"/>
-                <w:sz w:val="20"/>
-              </w:rPr>
-              <w:t>hallucination</w:t>
-            </w:r>
-          </w:p>
-        </w:tc>
-        <w:tc>
-          <w:tcPr>
-            <w:tcW w:type="dxa" w:w="2880"/>
-          </w:tcPr>
-          <w:p>
-            <w:r/>
-            <w:r>
-              <w:rPr>
-                <w:rFonts w:ascii="Calibri" w:hAnsi="Calibri"/>
-                <w:b w:val="0"/>
-                <w:i w:val="0"/>
-                <w:color w:val="333333"/>
-                <w:sz w:val="20"/>
-              </w:rPr>
-              <w:t>33</w:t>
-            </w:r>
-          </w:p>
-        </w:tc>
-        <w:tc>
-          <w:tcPr>
-            <w:tcW w:type="dxa" w:w="2880"/>
-          </w:tcPr>
-          <w:p>
-            <w:r/>
-            <w:r>
-              <w:rPr>
-                <w:rFonts w:ascii="Calibri" w:hAnsi="Calibri"/>
-                <w:b w:val="0"/>
-                <w:i w:val="0"/>
-                <w:color w:val="333333"/>
-                <w:sz w:val="20"/>
-              </w:rPr>
-              <w:t>Plausible but wrong values</w:t>
-            </w:r>
-          </w:p>
-        </w:tc>
-      </w:tr>
-      <w:tr>
-        <w:tc>
-          <w:tcPr>
-            <w:tcW w:type="dxa" w:w="2880"/>
-          </w:tcPr>
-          <w:p>
-            <w:r/>
-            <w:r>
-              <w:rPr>
-                <w:rFonts w:ascii="Calibri" w:hAnsi="Calibri"/>
-                <w:b w:val="0"/>
-                <w:i w:val="0"/>
-                <w:color w:val="333333"/>
-                <w:sz w:val="20"/>
-              </w:rPr>
-              <w:t>correct_approach</w:t>
-            </w:r>
-          </w:p>
-        </w:tc>
-        <w:tc>
-          <w:tcPr>
-            <w:tcW w:type="dxa" w:w="2880"/>
-          </w:tcPr>
-          <w:p>
-            <w:r/>
-            <w:r>
-              <w:rPr>
-                <w:rFonts w:ascii="Calibri" w:hAnsi="Calibri"/>
-                <w:b w:val="0"/>
-                <w:i w:val="0"/>
-                <w:color w:val="333333"/>
-                <w:sz w:val="20"/>
-              </w:rPr>
-              <w:t>28</w:t>
-            </w:r>
-          </w:p>
-        </w:tc>
-        <w:tc>
-          <w:tcPr>
-            <w:tcW w:type="dxa" w:w="2880"/>
-          </w:tcPr>
-          <w:p>
-            <w:r/>
-            <w:r>
-              <w:rPr>
-                <w:rFonts w:ascii="Calibri" w:hAnsi="Calibri"/>
-                <w:b w:val="0"/>
-                <w:i w:val="0"/>
-                <w:color w:val="333333"/>
-                <w:sz w:val="20"/>
-              </w:rPr>
-              <w:t>Right reasoning, right answer</w:t>
-            </w:r>
-          </w:p>
-        </w:tc>
-      </w:tr>
-      <w:tr>
-        <w:tc>
-          <w:tcPr>
-            <w:tcW w:type="dxa" w:w="2880"/>
-          </w:tcPr>
-          <w:p>
-            <w:r/>
-            <w:r>
-              <w:rPr>
-                <w:rFonts w:ascii="Calibri" w:hAnsi="Calibri"/>
-                <w:b w:val="0"/>
-                <w:i w:val="0"/>
-                <w:color w:val="333333"/>
-                <w:sz w:val="20"/>
-              </w:rPr>
-              <w:t>reasoning_error</w:t>
-            </w:r>
-          </w:p>
-        </w:tc>
-        <w:tc>
-          <w:tcPr>
-            <w:tcW w:type="dxa" w:w="2880"/>
-          </w:tcPr>
-          <w:p>
-            <w:r/>
-            <w:r>
-              <w:rPr>
-                <w:rFonts w:ascii="Calibri" w:hAnsi="Calibri"/>
-                <w:b w:val="0"/>
-                <w:i w:val="0"/>
-                <w:color w:val="333333"/>
-                <w:sz w:val="20"/>
-              </w:rPr>
-              <w:t>25</w:t>
-            </w:r>
-          </w:p>
-        </w:tc>
-        <w:tc>
-          <w:tcPr>
-            <w:tcW w:type="dxa" w:w="2880"/>
-          </w:tcPr>
-          <w:p>
-            <w:r/>
-            <w:r>
-              <w:rPr>
-                <w:rFonts w:ascii="Calibri" w:hAnsi="Calibri"/>
-                <w:b w:val="0"/>
-                <w:i w:val="0"/>
-                <w:color w:val="333333"/>
-                <w:sz w:val="20"/>
-              </w:rPr>
-              <w:t>Wrong inference from available data</w:t>
-            </w:r>
-          </w:p>
-        </w:tc>
-      </w:tr>
-      <w:tr>
-        <w:tc>
-          <w:tcPr>
-            <w:tcW w:type="dxa" w:w="2880"/>
-          </w:tcPr>
-          <w:p>
-            <w:r/>
-            <w:r>
-              <w:rPr>
-                <w:rFonts w:ascii="Calibri" w:hAnsi="Calibri"/>
-                <w:b w:val="0"/>
-                <w:i w:val="0"/>
-                <w:color w:val="333333"/>
-                <w:sz w:val="20"/>
-              </w:rPr>
-              <w:t>wrong_row</w:t>
-            </w:r>
-          </w:p>
-        </w:tc>
-        <w:tc>
-          <w:tcPr>
-            <w:tcW w:type="dxa" w:w="2880"/>
-          </w:tcPr>
-          <w:p>
-            <w:r/>
-            <w:r>
-              <w:rPr>
-                <w:rFonts w:ascii="Calibri" w:hAnsi="Calibri"/>
-                <w:b w:val="0"/>
-                <w:i w:val="0"/>
-                <w:color w:val="333333"/>
-                <w:sz w:val="20"/>
-              </w:rPr>
-              <w:t>23</w:t>
-            </w:r>
-          </w:p>
-        </w:tc>
-        <w:tc>
-          <w:tcPr>
-            <w:tcW w:type="dxa" w:w="2880"/>
-          </w:tcPr>
-          <w:p>
-            <w:r/>
-            <w:r>
-              <w:rPr>
-                <w:rFonts w:ascii="Calibri" w:hAnsi="Calibri"/>
-                <w:b w:val="0"/>
-                <w:i w:val="0"/>
-                <w:color w:val="333333"/>
-                <w:sz w:val="20"/>
-              </w:rPr>
-              <w:t>Retrieved value from incorrect row</w:t>
-            </w:r>
-          </w:p>
-        </w:tc>
-      </w:tr>
-      <w:tr>
-        <w:tc>
-          <w:tcPr>
-            <w:tcW w:type="dxa" w:w="2880"/>
-          </w:tcPr>
-          <w:p>
-            <w:r/>
-            <w:r>
-              <w:rPr>
-                <w:rFonts w:ascii="Calibri" w:hAnsi="Calibri"/>
-                <w:b w:val="0"/>
-                <w:i w:val="0"/>
-                <w:color w:val="333333"/>
-                <w:sz w:val="20"/>
-              </w:rPr>
-              <w:t>completely_off</w:t>
-            </w:r>
-          </w:p>
-        </w:tc>
-        <w:tc>
-          <w:tcPr>
-            <w:tcW w:type="dxa" w:w="2880"/>
-          </w:tcPr>
-          <w:p>
-            <w:r/>
-            <w:r>
-              <w:rPr>
-                <w:rFonts w:ascii="Calibri" w:hAnsi="Calibri"/>
-                <w:b w:val="0"/>
-                <w:i w:val="0"/>
-                <w:color w:val="333333"/>
-                <w:sz w:val="20"/>
-              </w:rPr>
-              <w:t>20</w:t>
-            </w:r>
-          </w:p>
-        </w:tc>
-        <w:tc>
-          <w:tcPr>
-            <w:tcW w:type="dxa" w:w="2880"/>
-          </w:tcPr>
-          <w:p>
-            <w:r/>
-            <w:r>
-              <w:rPr>
-                <w:rFonts w:ascii="Calibri" w:hAnsi="Calibri"/>
-                <w:b w:val="0"/>
-                <w:i w:val="0"/>
-                <w:color w:val="333333"/>
-                <w:sz w:val="20"/>
-              </w:rPr>
-              <w:t>Not even close to correct</w:t>
-            </w:r>
-          </w:p>
-        </w:tc>
-      </w:tr>
-      <w:tr>
-        <w:tc>
-          <w:tcPr>
-            <w:tcW w:type="dxa" w:w="2880"/>
-          </w:tcPr>
-          <w:p>
-            <w:r/>
-            <w:r>
-              <w:rPr>
-                <w:rFonts w:ascii="Calibri" w:hAnsi="Calibri"/>
-                <w:b w:val="0"/>
-                <w:i w:val="0"/>
-                <w:color w:val="333333"/>
-                <w:sz w:val="20"/>
-              </w:rPr>
-              <w:t>both_trivial</w:t>
-            </w:r>
-          </w:p>
-        </w:tc>
-        <w:tc>
-          <w:tcPr>
-            <w:tcW w:type="dxa" w:w="2880"/>
-          </w:tcPr>
-          <w:p>
-            <w:r/>
-            <w:r>
-              <w:rPr>
-                <w:rFonts w:ascii="Calibri" w:hAnsi="Calibri"/>
-                <w:b w:val="0"/>
-                <w:i w:val="0"/>
-                <w:color w:val="333333"/>
-                <w:sz w:val="20"/>
-              </w:rPr>
-              <w:t>18</w:t>
-            </w:r>
-          </w:p>
-        </w:tc>
-        <w:tc>
-          <w:tcPr>
-            <w:tcW w:type="dxa" w:w="2880"/>
-          </w:tcPr>
-          <w:p>
-            <w:r/>
-            <w:r>
-              <w:rPr>
-                <w:rFonts w:ascii="Calibri" w:hAnsi="Calibri"/>
-                <w:b w:val="0"/>
-                <w:i w:val="0"/>
-                <w:color w:val="333333"/>
-                <w:sz w:val="20"/>
-              </w:rPr>
-              <w:t>Pattern completion, sequential numbers</w:t>
-            </w:r>
-          </w:p>
-        </w:tc>
-      </w:tr>
-      <w:tr>
-        <w:tc>
-          <w:tcPr>
-            <w:tcW w:type="dxa" w:w="2880"/>
-          </w:tcPr>
-          <w:p>
-            <w:r/>
-            <w:r>
-              <w:rPr>
-                <w:rFonts w:ascii="Calibri" w:hAnsi="Calibri"/>
-                <w:b w:val="0"/>
-                <w:i w:val="0"/>
-                <w:color w:val="333333"/>
-                <w:sz w:val="20"/>
-              </w:rPr>
-              <w:t>close_but_wrong</w:t>
-            </w:r>
-          </w:p>
-        </w:tc>
-        <w:tc>
-          <w:tcPr>
-            <w:tcW w:type="dxa" w:w="2880"/>
-          </w:tcPr>
-          <w:p>
-            <w:r/>
-            <w:r>
-              <w:rPr>
-                <w:rFonts w:ascii="Calibri" w:hAnsi="Calibri"/>
-                <w:b w:val="0"/>
-                <w:i w:val="0"/>
-                <w:color w:val="333333"/>
-                <w:sz w:val="20"/>
-              </w:rPr>
-              <w:t>12</w:t>
-            </w:r>
-          </w:p>
-        </w:tc>
-        <w:tc>
-          <w:tcPr>
-            <w:tcW w:type="dxa" w:w="2880"/>
-          </w:tcPr>
-          <w:p>
-            <w:r/>
-            <w:r>
-              <w:rPr>
-                <w:rFonts w:ascii="Calibri" w:hAnsi="Calibri"/>
-                <w:b w:val="0"/>
-                <w:i w:val="0"/>
-                <w:color w:val="333333"/>
-                <w:sz w:val="20"/>
-              </w:rPr>
-              <w:t>Almost right (off by small details)</w:t>
-            </w:r>
-          </w:p>
-        </w:tc>
-      </w:tr>
-    </w:tbl>
-    <w:p/>
     <w:p>
       <w:pPr>
         <w:pStyle w:val="Heading2"/>
@@ -1509,7 +2795,7 @@
           <w:rFonts w:ascii="Calibri" w:hAnsi="Calibri"/>
           <w:color w:val="2B2B2B"/>
         </w:rPr>
-        <w:t>List-to-table Findings</w:t>
+        <w:t>List-to-table</w:t>
       </w:r>
     </w:p>
     <w:p>
@@ -1563,7 +2849,812 @@
           <w:rFonts w:ascii="Calibri" w:hAnsi="Calibri"/>
           <w:color w:val="2B2B2B"/>
         </w:rPr>
-        <w:t>Why T5Gemma wins (+11 vs +5)</w:t>
+        <w:t>Failure Mode Counts</w:t>
+      </w:r>
+    </w:p>
+    <w:tbl>
+      <w:tblPr>
+        <w:tblStyle w:val="TableGrid"/>
+        <w:tblW w:type="auto" w:w="0"/>
+        <w:tblLayout w:type="autofit"/>
+        <w:tblLook w:firstColumn="1" w:firstRow="1" w:lastColumn="0" w:lastRow="0" w:noHBand="0" w:noVBand="1" w:val="04A0"/>
+      </w:tblPr>
+      <w:tblGrid>
+        <w:gridCol w:w="1440"/>
+        <w:gridCol w:w="1440"/>
+        <w:gridCol w:w="1440"/>
+        <w:gridCol w:w="1440"/>
+        <w:gridCol w:w="1440"/>
+        <w:gridCol w:w="1440"/>
+      </w:tblGrid>
+      <w:tr>
+        <w:tc>
+          <w:tcPr>
+            <w:tcW w:type="dxa" w:w="1440"/>
+            <w:shd w:fill="E8E8E8" w:val="clear"/>
+          </w:tcPr>
+          <w:p>
+            <w:r/>
+            <w:r>
+              <w:rPr>
+                <w:rFonts w:ascii="Calibri" w:hAnsi="Calibri"/>
+                <w:b/>
+                <w:i w:val="0"/>
+                <w:color w:val="2B2B2B"/>
+                <w:sz w:val="20"/>
+              </w:rPr>
+              <w:t>Failure Mode</w:t>
+            </w:r>
+          </w:p>
+        </w:tc>
+        <w:tc>
+          <w:tcPr>
+            <w:tcW w:type="dxa" w:w="1440"/>
+            <w:shd w:fill="E8E8E8" w:val="clear"/>
+          </w:tcPr>
+          <w:p>
+            <w:r/>
+            <w:r>
+              <w:rPr>
+                <w:rFonts w:ascii="Calibri" w:hAnsi="Calibri"/>
+                <w:b/>
+                <w:i w:val="0"/>
+                <w:color w:val="2B2B2B"/>
+                <w:sz w:val="20"/>
+              </w:rPr>
+              <w:t>Both Wrong</w:t>
+            </w:r>
+          </w:p>
+        </w:tc>
+        <w:tc>
+          <w:tcPr>
+            <w:tcW w:type="dxa" w:w="1440"/>
+            <w:shd w:fill="E8E8E8" w:val="clear"/>
+          </w:tcPr>
+          <w:p>
+            <w:r/>
+            <w:r>
+              <w:rPr>
+                <w:rFonts w:ascii="Calibri" w:hAnsi="Calibri"/>
+                <w:b/>
+                <w:i w:val="0"/>
+                <w:color w:val="2B2B2B"/>
+                <w:sz w:val="20"/>
+              </w:rPr>
+              <w:t>T5Gemma Only</w:t>
+            </w:r>
+          </w:p>
+        </w:tc>
+        <w:tc>
+          <w:tcPr>
+            <w:tcW w:type="dxa" w:w="1440"/>
+            <w:shd w:fill="E8E8E8" w:val="clear"/>
+          </w:tcPr>
+          <w:p>
+            <w:r/>
+            <w:r>
+              <w:rPr>
+                <w:rFonts w:ascii="Calibri" w:hAnsi="Calibri"/>
+                <w:b/>
+                <w:i w:val="0"/>
+                <w:color w:val="2B2B2B"/>
+                <w:sz w:val="20"/>
+              </w:rPr>
+              <w:t>Qwen Only</w:t>
+            </w:r>
+          </w:p>
+        </w:tc>
+        <w:tc>
+          <w:tcPr>
+            <w:tcW w:type="dxa" w:w="1440"/>
+            <w:shd w:fill="E8E8E8" w:val="clear"/>
+          </w:tcPr>
+          <w:p>
+            <w:r/>
+            <w:r>
+              <w:rPr>
+                <w:rFonts w:ascii="Calibri" w:hAnsi="Calibri"/>
+                <w:b/>
+                <w:i w:val="0"/>
+                <w:color w:val="2B2B2B"/>
+                <w:sz w:val="20"/>
+              </w:rPr>
+              <w:t>Both Correct</w:t>
+            </w:r>
+          </w:p>
+        </w:tc>
+        <w:tc>
+          <w:tcPr>
+            <w:tcW w:type="dxa" w:w="1440"/>
+            <w:shd w:fill="E8E8E8" w:val="clear"/>
+          </w:tcPr>
+          <w:p>
+            <w:r/>
+            <w:r>
+              <w:rPr>
+                <w:rFonts w:ascii="Calibri" w:hAnsi="Calibri"/>
+                <w:b/>
+                <w:i w:val="0"/>
+                <w:color w:val="2B2B2B"/>
+                <w:sz w:val="20"/>
+              </w:rPr>
+              <w:t>Total</w:t>
+            </w:r>
+          </w:p>
+        </w:tc>
+      </w:tr>
+      <w:tr>
+        <w:tc>
+          <w:tcPr>
+            <w:tcW w:type="dxa" w:w="1440"/>
+          </w:tcPr>
+          <w:p>
+            <w:r/>
+            <w:r>
+              <w:rPr>
+                <w:rFonts w:ascii="Calibri" w:hAnsi="Calibri"/>
+                <w:b w:val="0"/>
+                <w:i w:val="0"/>
+                <w:color w:val="333333"/>
+                <w:sz w:val="20"/>
+              </w:rPr>
+              <w:t>structural_error</w:t>
+            </w:r>
+          </w:p>
+        </w:tc>
+        <w:tc>
+          <w:tcPr>
+            <w:tcW w:type="dxa" w:w="1440"/>
+          </w:tcPr>
+          <w:p>
+            <w:r/>
+            <w:r>
+              <w:rPr>
+                <w:rFonts w:ascii="Calibri" w:hAnsi="Calibri"/>
+                <w:b w:val="0"/>
+                <w:i w:val="0"/>
+                <w:color w:val="333333"/>
+                <w:sz w:val="20"/>
+              </w:rPr>
+              <w:t>32</w:t>
+            </w:r>
+          </w:p>
+        </w:tc>
+        <w:tc>
+          <w:tcPr>
+            <w:tcW w:type="dxa" w:w="1440"/>
+          </w:tcPr>
+          <w:p>
+            <w:r/>
+            <w:r>
+              <w:rPr>
+                <w:rFonts w:ascii="Calibri" w:hAnsi="Calibri"/>
+                <w:b w:val="0"/>
+                <w:i w:val="0"/>
+                <w:color w:val="333333"/>
+                <w:sz w:val="20"/>
+              </w:rPr>
+              <w:t>9</w:t>
+            </w:r>
+          </w:p>
+        </w:tc>
+        <w:tc>
+          <w:tcPr>
+            <w:tcW w:type="dxa" w:w="1440"/>
+          </w:tcPr>
+          <w:p>
+            <w:r/>
+            <w:r>
+              <w:rPr>
+                <w:rFonts w:ascii="Calibri" w:hAnsi="Calibri"/>
+                <w:b w:val="0"/>
+                <w:i w:val="0"/>
+                <w:color w:val="333333"/>
+                <w:sz w:val="20"/>
+              </w:rPr>
+              <w:t>4</w:t>
+            </w:r>
+          </w:p>
+        </w:tc>
+        <w:tc>
+          <w:tcPr>
+            <w:tcW w:type="dxa" w:w="1440"/>
+          </w:tcPr>
+          <w:p>
+            <w:r/>
+            <w:r>
+              <w:rPr>
+                <w:rFonts w:ascii="Calibri" w:hAnsi="Calibri"/>
+                <w:b w:val="0"/>
+                <w:i w:val="0"/>
+                <w:color w:val="333333"/>
+                <w:sz w:val="20"/>
+              </w:rPr>
+              <w:t>0</w:t>
+            </w:r>
+          </w:p>
+        </w:tc>
+        <w:tc>
+          <w:tcPr>
+            <w:tcW w:type="dxa" w:w="1440"/>
+          </w:tcPr>
+          <w:p>
+            <w:r/>
+            <w:r>
+              <w:rPr>
+                <w:rFonts w:ascii="Calibri" w:hAnsi="Calibri"/>
+                <w:b w:val="0"/>
+                <w:i w:val="0"/>
+                <w:color w:val="333333"/>
+                <w:sz w:val="20"/>
+              </w:rPr>
+              <w:t>45</w:t>
+            </w:r>
+          </w:p>
+        </w:tc>
+      </w:tr>
+      <w:tr>
+        <w:tc>
+          <w:tcPr>
+            <w:tcW w:type="dxa" w:w="1440"/>
+          </w:tcPr>
+          <w:p>
+            <w:r/>
+            <w:r>
+              <w:rPr>
+                <w:rFonts w:ascii="Calibri" w:hAnsi="Calibri"/>
+                <w:b w:val="0"/>
+                <w:i w:val="0"/>
+                <w:color w:val="333333"/>
+                <w:sz w:val="20"/>
+              </w:rPr>
+              <w:t>wrong_column</w:t>
+            </w:r>
+          </w:p>
+        </w:tc>
+        <w:tc>
+          <w:tcPr>
+            <w:tcW w:type="dxa" w:w="1440"/>
+          </w:tcPr>
+          <w:p>
+            <w:r/>
+            <w:r>
+              <w:rPr>
+                <w:rFonts w:ascii="Calibri" w:hAnsi="Calibri"/>
+                <w:b w:val="0"/>
+                <w:i w:val="0"/>
+                <w:color w:val="333333"/>
+                <w:sz w:val="20"/>
+              </w:rPr>
+              <w:t>26</w:t>
+            </w:r>
+          </w:p>
+        </w:tc>
+        <w:tc>
+          <w:tcPr>
+            <w:tcW w:type="dxa" w:w="1440"/>
+          </w:tcPr>
+          <w:p>
+            <w:r/>
+            <w:r>
+              <w:rPr>
+                <w:rFonts w:ascii="Calibri" w:hAnsi="Calibri"/>
+                <w:b w:val="0"/>
+                <w:i w:val="0"/>
+                <w:color w:val="333333"/>
+                <w:sz w:val="20"/>
+              </w:rPr>
+              <w:t>9</w:t>
+            </w:r>
+          </w:p>
+        </w:tc>
+        <w:tc>
+          <w:tcPr>
+            <w:tcW w:type="dxa" w:w="1440"/>
+          </w:tcPr>
+          <w:p>
+            <w:r/>
+            <w:r>
+              <w:rPr>
+                <w:rFonts w:ascii="Calibri" w:hAnsi="Calibri"/>
+                <w:b w:val="0"/>
+                <w:i w:val="0"/>
+                <w:color w:val="333333"/>
+                <w:sz w:val="20"/>
+              </w:rPr>
+              <w:t>4</w:t>
+            </w:r>
+          </w:p>
+        </w:tc>
+        <w:tc>
+          <w:tcPr>
+            <w:tcW w:type="dxa" w:w="1440"/>
+          </w:tcPr>
+          <w:p>
+            <w:r/>
+            <w:r>
+              <w:rPr>
+                <w:rFonts w:ascii="Calibri" w:hAnsi="Calibri"/>
+                <w:b w:val="0"/>
+                <w:i w:val="0"/>
+                <w:color w:val="333333"/>
+                <w:sz w:val="20"/>
+              </w:rPr>
+              <w:t>0</w:t>
+            </w:r>
+          </w:p>
+        </w:tc>
+        <w:tc>
+          <w:tcPr>
+            <w:tcW w:type="dxa" w:w="1440"/>
+          </w:tcPr>
+          <w:p>
+            <w:r/>
+            <w:r>
+              <w:rPr>
+                <w:rFonts w:ascii="Calibri" w:hAnsi="Calibri"/>
+                <w:b w:val="0"/>
+                <w:i w:val="0"/>
+                <w:color w:val="333333"/>
+                <w:sz w:val="20"/>
+              </w:rPr>
+              <w:t>39</w:t>
+            </w:r>
+          </w:p>
+        </w:tc>
+      </w:tr>
+      <w:tr>
+        <w:tc>
+          <w:tcPr>
+            <w:tcW w:type="dxa" w:w="1440"/>
+          </w:tcPr>
+          <w:p>
+            <w:r/>
+            <w:r>
+              <w:rPr>
+                <w:rFonts w:ascii="Calibri" w:hAnsi="Calibri"/>
+                <w:b w:val="0"/>
+                <w:i w:val="0"/>
+                <w:color w:val="333333"/>
+                <w:sz w:val="20"/>
+              </w:rPr>
+              <w:t>delimiter_error</w:t>
+            </w:r>
+          </w:p>
+        </w:tc>
+        <w:tc>
+          <w:tcPr>
+            <w:tcW w:type="dxa" w:w="1440"/>
+          </w:tcPr>
+          <w:p>
+            <w:r/>
+            <w:r>
+              <w:rPr>
+                <w:rFonts w:ascii="Calibri" w:hAnsi="Calibri"/>
+                <w:b w:val="0"/>
+                <w:i w:val="0"/>
+                <w:color w:val="333333"/>
+                <w:sz w:val="20"/>
+              </w:rPr>
+              <w:t>26</w:t>
+            </w:r>
+          </w:p>
+        </w:tc>
+        <w:tc>
+          <w:tcPr>
+            <w:tcW w:type="dxa" w:w="1440"/>
+          </w:tcPr>
+          <w:p>
+            <w:r/>
+            <w:r>
+              <w:rPr>
+                <w:rFonts w:ascii="Calibri" w:hAnsi="Calibri"/>
+                <w:b w:val="0"/>
+                <w:i w:val="0"/>
+                <w:color w:val="333333"/>
+                <w:sz w:val="20"/>
+              </w:rPr>
+              <w:t>3</w:t>
+            </w:r>
+          </w:p>
+        </w:tc>
+        <w:tc>
+          <w:tcPr>
+            <w:tcW w:type="dxa" w:w="1440"/>
+          </w:tcPr>
+          <w:p>
+            <w:r/>
+            <w:r>
+              <w:rPr>
+                <w:rFonts w:ascii="Calibri" w:hAnsi="Calibri"/>
+                <w:b w:val="0"/>
+                <w:i w:val="0"/>
+                <w:color w:val="333333"/>
+                <w:sz w:val="20"/>
+              </w:rPr>
+              <w:t>3</w:t>
+            </w:r>
+          </w:p>
+        </w:tc>
+        <w:tc>
+          <w:tcPr>
+            <w:tcW w:type="dxa" w:w="1440"/>
+          </w:tcPr>
+          <w:p>
+            <w:r/>
+            <w:r>
+              <w:rPr>
+                <w:rFonts w:ascii="Calibri" w:hAnsi="Calibri"/>
+                <w:b w:val="0"/>
+                <w:i w:val="0"/>
+                <w:color w:val="333333"/>
+                <w:sz w:val="20"/>
+              </w:rPr>
+              <w:t>0</w:t>
+            </w:r>
+          </w:p>
+        </w:tc>
+        <w:tc>
+          <w:tcPr>
+            <w:tcW w:type="dxa" w:w="1440"/>
+          </w:tcPr>
+          <w:p>
+            <w:r/>
+            <w:r>
+              <w:rPr>
+                <w:rFonts w:ascii="Calibri" w:hAnsi="Calibri"/>
+                <w:b w:val="0"/>
+                <w:i w:val="0"/>
+                <w:color w:val="333333"/>
+                <w:sz w:val="20"/>
+              </w:rPr>
+              <w:t>32</w:t>
+            </w:r>
+          </w:p>
+        </w:tc>
+      </w:tr>
+      <w:tr>
+        <w:tc>
+          <w:tcPr>
+            <w:tcW w:type="dxa" w:w="1440"/>
+          </w:tcPr>
+          <w:p>
+            <w:r/>
+            <w:r>
+              <w:rPr>
+                <w:rFonts w:ascii="Calibri" w:hAnsi="Calibri"/>
+                <w:b w:val="0"/>
+                <w:i w:val="0"/>
+                <w:color w:val="333333"/>
+                <w:sz w:val="20"/>
+              </w:rPr>
+              <w:t>format_error</w:t>
+            </w:r>
+          </w:p>
+        </w:tc>
+        <w:tc>
+          <w:tcPr>
+            <w:tcW w:type="dxa" w:w="1440"/>
+          </w:tcPr>
+          <w:p>
+            <w:r/>
+            <w:r>
+              <w:rPr>
+                <w:rFonts w:ascii="Calibri" w:hAnsi="Calibri"/>
+                <w:b w:val="0"/>
+                <w:i w:val="0"/>
+                <w:color w:val="333333"/>
+                <w:sz w:val="20"/>
+              </w:rPr>
+              <w:t>11</w:t>
+            </w:r>
+          </w:p>
+        </w:tc>
+        <w:tc>
+          <w:tcPr>
+            <w:tcW w:type="dxa" w:w="1440"/>
+          </w:tcPr>
+          <w:p>
+            <w:r/>
+            <w:r>
+              <w:rPr>
+                <w:rFonts w:ascii="Calibri" w:hAnsi="Calibri"/>
+                <w:b w:val="0"/>
+                <w:i w:val="0"/>
+                <w:color w:val="333333"/>
+                <w:sz w:val="20"/>
+              </w:rPr>
+              <w:t>1</w:t>
+            </w:r>
+          </w:p>
+        </w:tc>
+        <w:tc>
+          <w:tcPr>
+            <w:tcW w:type="dxa" w:w="1440"/>
+          </w:tcPr>
+          <w:p>
+            <w:r/>
+            <w:r>
+              <w:rPr>
+                <w:rFonts w:ascii="Calibri" w:hAnsi="Calibri"/>
+                <w:b w:val="0"/>
+                <w:i w:val="0"/>
+                <w:color w:val="333333"/>
+                <w:sz w:val="20"/>
+              </w:rPr>
+              <w:t>1</w:t>
+            </w:r>
+          </w:p>
+        </w:tc>
+        <w:tc>
+          <w:tcPr>
+            <w:tcW w:type="dxa" w:w="1440"/>
+          </w:tcPr>
+          <w:p>
+            <w:r/>
+            <w:r>
+              <w:rPr>
+                <w:rFonts w:ascii="Calibri" w:hAnsi="Calibri"/>
+                <w:b w:val="0"/>
+                <w:i w:val="0"/>
+                <w:color w:val="333333"/>
+                <w:sz w:val="20"/>
+              </w:rPr>
+              <w:t>0</w:t>
+            </w:r>
+          </w:p>
+        </w:tc>
+        <w:tc>
+          <w:tcPr>
+            <w:tcW w:type="dxa" w:w="1440"/>
+          </w:tcPr>
+          <w:p>
+            <w:r/>
+            <w:r>
+              <w:rPr>
+                <w:rFonts w:ascii="Calibri" w:hAnsi="Calibri"/>
+                <w:b w:val="0"/>
+                <w:i w:val="0"/>
+                <w:color w:val="333333"/>
+                <w:sz w:val="20"/>
+              </w:rPr>
+              <w:t>13</w:t>
+            </w:r>
+          </w:p>
+        </w:tc>
+      </w:tr>
+      <w:tr>
+        <w:tc>
+          <w:tcPr>
+            <w:tcW w:type="dxa" w:w="1440"/>
+          </w:tcPr>
+          <w:p>
+            <w:r/>
+            <w:r>
+              <w:rPr>
+                <w:rFonts w:ascii="Calibri" w:hAnsi="Calibri"/>
+                <w:b w:val="0"/>
+                <w:i w:val="0"/>
+                <w:color w:val="333333"/>
+                <w:sz w:val="20"/>
+              </w:rPr>
+              <w:t>truncation</w:t>
+            </w:r>
+          </w:p>
+        </w:tc>
+        <w:tc>
+          <w:tcPr>
+            <w:tcW w:type="dxa" w:w="1440"/>
+          </w:tcPr>
+          <w:p>
+            <w:r/>
+            <w:r>
+              <w:rPr>
+                <w:rFonts w:ascii="Calibri" w:hAnsi="Calibri"/>
+                <w:b w:val="0"/>
+                <w:i w:val="0"/>
+                <w:color w:val="333333"/>
+                <w:sz w:val="20"/>
+              </w:rPr>
+              <w:t>6</w:t>
+            </w:r>
+          </w:p>
+        </w:tc>
+        <w:tc>
+          <w:tcPr>
+            <w:tcW w:type="dxa" w:w="1440"/>
+          </w:tcPr>
+          <w:p>
+            <w:r/>
+            <w:r>
+              <w:rPr>
+                <w:rFonts w:ascii="Calibri" w:hAnsi="Calibri"/>
+                <w:b w:val="0"/>
+                <w:i w:val="0"/>
+                <w:color w:val="333333"/>
+                <w:sz w:val="20"/>
+              </w:rPr>
+              <w:t>0</w:t>
+            </w:r>
+          </w:p>
+        </w:tc>
+        <w:tc>
+          <w:tcPr>
+            <w:tcW w:type="dxa" w:w="1440"/>
+          </w:tcPr>
+          <w:p>
+            <w:r/>
+            <w:r>
+              <w:rPr>
+                <w:rFonts w:ascii="Calibri" w:hAnsi="Calibri"/>
+                <w:b w:val="0"/>
+                <w:i w:val="0"/>
+                <w:color w:val="333333"/>
+                <w:sz w:val="20"/>
+              </w:rPr>
+              <w:t>1</w:t>
+            </w:r>
+          </w:p>
+        </w:tc>
+        <w:tc>
+          <w:tcPr>
+            <w:tcW w:type="dxa" w:w="1440"/>
+          </w:tcPr>
+          <w:p>
+            <w:r/>
+            <w:r>
+              <w:rPr>
+                <w:rFonts w:ascii="Calibri" w:hAnsi="Calibri"/>
+                <w:b w:val="0"/>
+                <w:i w:val="0"/>
+                <w:color w:val="333333"/>
+                <w:sz w:val="20"/>
+              </w:rPr>
+              <w:t>0</w:t>
+            </w:r>
+          </w:p>
+        </w:tc>
+        <w:tc>
+          <w:tcPr>
+            <w:tcW w:type="dxa" w:w="1440"/>
+          </w:tcPr>
+          <w:p>
+            <w:r/>
+            <w:r>
+              <w:rPr>
+                <w:rFonts w:ascii="Calibri" w:hAnsi="Calibri"/>
+                <w:b w:val="0"/>
+                <w:i w:val="0"/>
+                <w:color w:val="333333"/>
+                <w:sz w:val="20"/>
+              </w:rPr>
+              <w:t>7</w:t>
+            </w:r>
+          </w:p>
+        </w:tc>
+      </w:tr>
+      <w:tr>
+        <w:tc>
+          <w:tcPr>
+            <w:tcW w:type="dxa" w:w="1440"/>
+          </w:tcPr>
+          <w:p>
+            <w:r/>
+            <w:r>
+              <w:rPr>
+                <w:rFonts w:ascii="Calibri" w:hAnsi="Calibri"/>
+                <w:b w:val="0"/>
+                <w:i w:val="0"/>
+                <w:color w:val="333333"/>
+                <w:sz w:val="20"/>
+              </w:rPr>
+              <w:t>both_trivial</w:t>
+            </w:r>
+          </w:p>
+        </w:tc>
+        <w:tc>
+          <w:tcPr>
+            <w:tcW w:type="dxa" w:w="1440"/>
+          </w:tcPr>
+          <w:p>
+            <w:r/>
+            <w:r>
+              <w:rPr>
+                <w:rFonts w:ascii="Calibri" w:hAnsi="Calibri"/>
+                <w:b w:val="0"/>
+                <w:i w:val="0"/>
+                <w:color w:val="333333"/>
+                <w:sz w:val="20"/>
+              </w:rPr>
+              <w:t>0</w:t>
+            </w:r>
+          </w:p>
+        </w:tc>
+        <w:tc>
+          <w:tcPr>
+            <w:tcW w:type="dxa" w:w="1440"/>
+          </w:tcPr>
+          <w:p>
+            <w:r/>
+            <w:r>
+              <w:rPr>
+                <w:rFonts w:ascii="Calibri" w:hAnsi="Calibri"/>
+                <w:b w:val="0"/>
+                <w:i w:val="0"/>
+                <w:color w:val="333333"/>
+                <w:sz w:val="20"/>
+              </w:rPr>
+              <w:t>0</w:t>
+            </w:r>
+          </w:p>
+        </w:tc>
+        <w:tc>
+          <w:tcPr>
+            <w:tcW w:type="dxa" w:w="1440"/>
+          </w:tcPr>
+          <w:p>
+            <w:r/>
+            <w:r>
+              <w:rPr>
+                <w:rFonts w:ascii="Calibri" w:hAnsi="Calibri"/>
+                <w:b w:val="0"/>
+                <w:i w:val="0"/>
+                <w:color w:val="333333"/>
+                <w:sz w:val="20"/>
+              </w:rPr>
+              <w:t>0</w:t>
+            </w:r>
+          </w:p>
+        </w:tc>
+        <w:tc>
+          <w:tcPr>
+            <w:tcW w:type="dxa" w:w="1440"/>
+          </w:tcPr>
+          <w:p>
+            <w:r/>
+            <w:r>
+              <w:rPr>
+                <w:rFonts w:ascii="Calibri" w:hAnsi="Calibri"/>
+                <w:b w:val="0"/>
+                <w:i w:val="0"/>
+                <w:color w:val="333333"/>
+                <w:sz w:val="20"/>
+              </w:rPr>
+              <w:t>16</w:t>
+            </w:r>
+          </w:p>
+        </w:tc>
+        <w:tc>
+          <w:tcPr>
+            <w:tcW w:type="dxa" w:w="1440"/>
+          </w:tcPr>
+          <w:p>
+            <w:r/>
+            <w:r>
+              <w:rPr>
+                <w:rFonts w:ascii="Calibri" w:hAnsi="Calibri"/>
+                <w:b w:val="0"/>
+                <w:i w:val="0"/>
+                <w:color w:val="333333"/>
+                <w:sz w:val="20"/>
+              </w:rPr>
+              <w:t>16</w:t>
+            </w:r>
+          </w:p>
+        </w:tc>
+      </w:tr>
+    </w:tbl>
+    <w:p/>
+    <w:p>
+      <w:pPr>
+        <w:pStyle w:val="Heading3"/>
+      </w:pPr>
+      <w:r>
+        <w:rPr>
+          <w:rFonts w:ascii="Calibri" w:hAnsi="Calibri"/>
+          <w:color w:val="2B2B2B"/>
+        </w:rPr>
+        <w:t>Failure Mode 1: Column Boundary / Structural Errors (45/67 cases)</w:t>
       </w:r>
     </w:p>
     <w:p>
@@ -1575,8 +3666,10 @@
           <w:color w:val="333333"/>
           <w:sz w:val="22"/>
         </w:rPr>
-        <w:t xml:space="preserve">T5Gemma is better at </w:t>
+        <w:t>The dominant failure. Both models struggle to determine where one column ends and the next begins when the input contains compound values with embedded spaces.</w:t>
       </w:r>
+    </w:p>
+    <w:p>
       <w:r>
         <w:rPr>
           <w:rFonts w:ascii="Calibri" w:hAnsi="Calibri"/>
@@ -1585,7 +3678,22 @@
           <w:color w:val="333333"/>
           <w:sz w:val="22"/>
         </w:rPr>
-        <w:t>preserving compound tokens</w:t>
+        <w:t>Example — compound place names (idx 72, T5Gemma wins):</w:t>
+      </w:r>
+    </w:p>
+    <w:p>
+      <w:pPr>
+        <w:pStyle w:val="ListBullet"/>
+      </w:pPr>
+      <w:r>
+        <w:rPr>
+          <w:rFonts w:ascii="Calibri" w:hAnsi="Calibri"/>
+          <w:b/>
+          <w:i w:val="0"/>
+          <w:color w:val="333333"/>
+          <w:sz w:val="22"/>
+        </w:rPr>
+        <w:t>Label:</w:t>
       </w:r>
       <w:r>
         <w:rPr>
@@ -1595,10 +3703,33 @@
           <w:color w:val="333333"/>
           <w:sz w:val="22"/>
         </w:rPr>
-        <w:t xml:space="preserve"> — keeping multi-word values like</w:t>
+        <w:t xml:space="preserve"> </w:t>
+      </w:r>
+      <w:r>
+        <w:rPr>
+          <w:rFonts w:ascii="Consolas" w:hAnsi="Consolas"/>
+          <w:b w:val="0"/>
+          <w:i w:val="0"/>
+          <w:color w:val="444444"/>
+          <w:sz w:val="20"/>
+        </w:rPr>
+        <w:t>7||Mariental Land||NA.HA.MR||...</w:t>
       </w:r>
     </w:p>
     <w:p>
+      <w:pPr>
+        <w:pStyle w:val="ListBullet"/>
+      </w:pPr>
+      <w:r>
+        <w:rPr>
+          <w:rFonts w:ascii="Calibri" w:hAnsi="Calibri"/>
+          <w:b/>
+          <w:i w:val="0"/>
+          <w:color w:val="333333"/>
+          <w:sz w:val="22"/>
+        </w:rPr>
+        <w:t>Qwen:</w:t>
+      </w:r>
       <w:r>
         <w:rPr>
           <w:rFonts w:ascii="Calibri" w:hAnsi="Calibri"/>
@@ -1607,10 +3738,18 @@
           <w:color w:val="333333"/>
           <w:sz w:val="22"/>
         </w:rPr>
-        <w:t>city+state ("Smyrna TN"), name+position codes ("Dexter FowlerCF"), and range expressions</w:t>
+        <w:t xml:space="preserve"> </w:t>
       </w:r>
-    </w:p>
-    <w:p>
+      <w:r>
+        <w:rPr>
+          <w:rFonts w:ascii="Consolas" w:hAnsi="Consolas"/>
+          <w:b w:val="0"/>
+          <w:i w:val="0"/>
+          <w:color w:val="444444"/>
+          <w:sz w:val="20"/>
+        </w:rPr>
+        <w:t>7 || Mariental || Land || NA.HA.MR||...</w:t>
+      </w:r>
       <w:r>
         <w:rPr>
           <w:rFonts w:ascii="Calibri" w:hAnsi="Calibri"/>
@@ -1619,10 +3758,23 @@
           <w:color w:val="333333"/>
           <w:sz w:val="22"/>
         </w:rPr>
-        <w:t>("4 - 0") intact as single cells. Qwen tends to over-split on whitespace and punctuation</w:t>
+        <w:t xml:space="preserve"> — split "Mariental Land" into two columns</w:t>
       </w:r>
     </w:p>
     <w:p>
+      <w:pPr>
+        <w:pStyle w:val="ListBullet"/>
+      </w:pPr>
+      <w:r>
+        <w:rPr>
+          <w:rFonts w:ascii="Calibri" w:hAnsi="Calibri"/>
+          <w:b/>
+          <w:i w:val="0"/>
+          <w:color w:val="333333"/>
+          <w:sz w:val="22"/>
+        </w:rPr>
+        <w:t>T5Gemma:</w:t>
+      </w:r>
       <w:r>
         <w:rPr>
           <w:rFonts w:ascii="Calibri" w:hAnsi="Calibri"/>
@@ -1631,7 +3783,538 @@
           <w:color w:val="333333"/>
           <w:sz w:val="22"/>
         </w:rPr>
-        <w:t>boundaries.</w:t>
+        <w:t xml:space="preserve"> </w:t>
+      </w:r>
+      <w:r>
+        <w:rPr>
+          <w:rFonts w:ascii="Consolas" w:hAnsi="Consolas"/>
+          <w:b w:val="0"/>
+          <w:i w:val="0"/>
+          <w:color w:val="444444"/>
+          <w:sz w:val="20"/>
+        </w:rPr>
+        <w:t>7||Mariental Land||NA.HA.MR||...</w:t>
+      </w:r>
+      <w:r>
+        <w:rPr>
+          <w:rFonts w:ascii="Calibri" w:hAnsi="Calibri"/>
+          <w:b w:val="0"/>
+          <w:i w:val="0"/>
+          <w:color w:val="333333"/>
+          <w:sz w:val="22"/>
+        </w:rPr>
+        <w:t xml:space="preserve"> — kept the compound name intact</w:t>
+      </w:r>
+    </w:p>
+    <w:p>
+      <w:pPr>
+        <w:pStyle w:val="ListBullet"/>
+      </w:pPr>
+      <w:r>
+        <w:rPr>
+          <w:rFonts w:ascii="Calibri" w:hAnsi="Calibri"/>
+          <w:b/>
+          <w:i w:val="0"/>
+          <w:color w:val="333333"/>
+          <w:sz w:val="22"/>
+        </w:rPr>
+        <w:t>Why:</w:t>
+      </w:r>
+      <w:r>
+        <w:rPr>
+          <w:rFonts w:ascii="Calibri" w:hAnsi="Calibri"/>
+          <w:b w:val="0"/>
+          <w:i w:val="0"/>
+          <w:color w:val="333333"/>
+          <w:sz w:val="22"/>
+        </w:rPr>
+        <w:t xml:space="preserve"> Qwen used a naive space-splitting heuristic; T5Gemma recognized the compound geographic name</w:t>
+      </w:r>
+    </w:p>
+    <w:p>
+      <w:r>
+        <w:rPr>
+          <w:rFonts w:ascii="Calibri" w:hAnsi="Calibri"/>
+          <w:b/>
+          <w:i w:val="0"/>
+          <w:color w:val="333333"/>
+          <w:sz w:val="22"/>
+        </w:rPr>
+        <w:t>Example — size ranges (idx 73, Qwen wins):</w:t>
+      </w:r>
+    </w:p>
+    <w:p>
+      <w:pPr>
+        <w:pStyle w:val="ListBullet"/>
+      </w:pPr>
+      <w:r>
+        <w:rPr>
+          <w:rFonts w:ascii="Calibri" w:hAnsi="Calibri"/>
+          <w:b/>
+          <w:i w:val="0"/>
+          <w:color w:val="333333"/>
+          <w:sz w:val="22"/>
+        </w:rPr>
+        <w:t>Label:</w:t>
+      </w:r>
+      <w:r>
+        <w:rPr>
+          <w:rFonts w:ascii="Calibri" w:hAnsi="Calibri"/>
+          <w:b w:val="0"/>
+          <w:i w:val="0"/>
+          <w:color w:val="333333"/>
+          <w:sz w:val="22"/>
+        </w:rPr>
+        <w:t xml:space="preserve"> </w:t>
+      </w:r>
+      <w:r>
+        <w:rPr>
+          <w:rFonts w:ascii="Consolas" w:hAnsi="Consolas"/>
+          <w:b w:val="0"/>
+          <w:i w:val="0"/>
+          <w:color w:val="444444"/>
+          <w:sz w:val="20"/>
+        </w:rPr>
+        <w:t>XS||34||78 - 81||62 - 64||86 - 89</w:t>
+      </w:r>
+    </w:p>
+    <w:p>
+      <w:pPr>
+        <w:pStyle w:val="ListBullet"/>
+      </w:pPr>
+      <w:r>
+        <w:rPr>
+          <w:rFonts w:ascii="Calibri" w:hAnsi="Calibri"/>
+          <w:b/>
+          <w:i w:val="0"/>
+          <w:color w:val="333333"/>
+          <w:sz w:val="22"/>
+        </w:rPr>
+        <w:t>Qwen:</w:t>
+      </w:r>
+      <w:r>
+        <w:rPr>
+          <w:rFonts w:ascii="Calibri" w:hAnsi="Calibri"/>
+          <w:b w:val="0"/>
+          <w:i w:val="0"/>
+          <w:color w:val="333333"/>
+          <w:sz w:val="22"/>
+        </w:rPr>
+        <w:t xml:space="preserve"> </w:t>
+      </w:r>
+      <w:r>
+        <w:rPr>
+          <w:rFonts w:ascii="Consolas" w:hAnsi="Consolas"/>
+          <w:b w:val="0"/>
+          <w:i w:val="0"/>
+          <w:color w:val="444444"/>
+          <w:sz w:val="20"/>
+        </w:rPr>
+        <w:t>XS || 34 || 78 - 81 || 62 - 64 || 86 - 89</w:t>
+      </w:r>
+      <w:r>
+        <w:rPr>
+          <w:rFonts w:ascii="Calibri" w:hAnsi="Calibri"/>
+          <w:b w:val="0"/>
+          <w:i w:val="0"/>
+          <w:color w:val="333333"/>
+          <w:sz w:val="22"/>
+        </w:rPr>
+        <w:t xml:space="preserve"> — correctly kept ranges as atomic values (5 columns)</w:t>
+      </w:r>
+    </w:p>
+    <w:p>
+      <w:pPr>
+        <w:pStyle w:val="ListBullet"/>
+      </w:pPr>
+      <w:r>
+        <w:rPr>
+          <w:rFonts w:ascii="Calibri" w:hAnsi="Calibri"/>
+          <w:b/>
+          <w:i w:val="0"/>
+          <w:color w:val="333333"/>
+          <w:sz w:val="22"/>
+        </w:rPr>
+        <w:t>T5Gemma:</w:t>
+      </w:r>
+      <w:r>
+        <w:rPr>
+          <w:rFonts w:ascii="Calibri" w:hAnsi="Calibri"/>
+          <w:b w:val="0"/>
+          <w:i w:val="0"/>
+          <w:color w:val="333333"/>
+          <w:sz w:val="22"/>
+        </w:rPr>
+        <w:t xml:space="preserve"> </w:t>
+      </w:r>
+      <w:r>
+        <w:rPr>
+          <w:rFonts w:ascii="Consolas" w:hAnsi="Consolas"/>
+          <w:b w:val="0"/>
+          <w:i w:val="0"/>
+          <w:color w:val="444444"/>
+          <w:sz w:val="20"/>
+        </w:rPr>
+        <w:t>XS||34||78||-||81||62||-||64||86||-||89</w:t>
+      </w:r>
+      <w:r>
+        <w:rPr>
+          <w:rFonts w:ascii="Calibri" w:hAnsi="Calibri"/>
+          <w:b w:val="0"/>
+          <w:i w:val="0"/>
+          <w:color w:val="333333"/>
+          <w:sz w:val="22"/>
+        </w:rPr>
+        <w:t xml:space="preserve"> — split on dashes, producing 13 columns</w:t>
+      </w:r>
+    </w:p>
+    <w:p>
+      <w:pPr>
+        <w:pStyle w:val="ListBullet"/>
+      </w:pPr>
+      <w:r>
+        <w:rPr>
+          <w:rFonts w:ascii="Calibri" w:hAnsi="Calibri"/>
+          <w:b/>
+          <w:i w:val="0"/>
+          <w:color w:val="333333"/>
+          <w:sz w:val="22"/>
+        </w:rPr>
+        <w:t>Why:</w:t>
+      </w:r>
+      <w:r>
+        <w:rPr>
+          <w:rFonts w:ascii="Calibri" w:hAnsi="Calibri"/>
+          <w:b w:val="0"/>
+          <w:i w:val="0"/>
+          <w:color w:val="333333"/>
+          <w:sz w:val="22"/>
+        </w:rPr>
+        <w:t xml:space="preserve"> T5Gemma naively split on </w:t>
+      </w:r>
+      <w:r>
+        <w:rPr>
+          <w:rFonts w:ascii="Consolas" w:hAnsi="Consolas"/>
+          <w:b w:val="0"/>
+          <w:i w:val="0"/>
+          <w:color w:val="444444"/>
+          <w:sz w:val="20"/>
+        </w:rPr>
+        <w:t xml:space="preserve"> - </w:t>
+      </w:r>
+      <w:r>
+        <w:rPr>
+          <w:rFonts w:ascii="Calibri" w:hAnsi="Calibri"/>
+          <w:b w:val="0"/>
+          <w:i w:val="0"/>
+          <w:color w:val="333333"/>
+          <w:sz w:val="22"/>
+        </w:rPr>
+        <w:t xml:space="preserve"> delimiters; Qwen recognized "X - Y" as a range expression</w:t>
+      </w:r>
+    </w:p>
+    <w:p>
+      <w:r>
+        <w:rPr>
+          <w:rFonts w:ascii="Calibri" w:hAnsi="Calibri"/>
+          <w:b/>
+          <w:i w:val="0"/>
+          <w:color w:val="333333"/>
+          <w:sz w:val="22"/>
+        </w:rPr>
+        <w:t>Example — institution name with city (idx 82, both_wrong):</w:t>
+      </w:r>
+    </w:p>
+    <w:p>
+      <w:pPr>
+        <w:pStyle w:val="ListBullet"/>
+      </w:pPr>
+      <w:r>
+        <w:rPr>
+          <w:rFonts w:ascii="Calibri" w:hAnsi="Calibri"/>
+          <w:b/>
+          <w:i w:val="0"/>
+          <w:color w:val="333333"/>
+          <w:sz w:val="22"/>
+        </w:rPr>
+        <w:t>Label:</w:t>
+      </w:r>
+      <w:r>
+        <w:rPr>
+          <w:rFonts w:ascii="Calibri" w:hAnsi="Calibri"/>
+          <w:b w:val="0"/>
+          <w:i w:val="0"/>
+          <w:color w:val="333333"/>
+          <w:sz w:val="22"/>
+        </w:rPr>
+        <w:t xml:space="preserve"> </w:t>
+      </w:r>
+      <w:r>
+        <w:rPr>
+          <w:rFonts w:ascii="Consolas" w:hAnsi="Consolas"/>
+          <w:b w:val="0"/>
+          <w:i w:val="0"/>
+          <w:color w:val="444444"/>
+          <w:sz w:val="20"/>
+        </w:rPr>
+        <w:t>Bethel College Mishawaka||Mishawaka||Masters||2,097</w:t>
+      </w:r>
+    </w:p>
+    <w:p>
+      <w:pPr>
+        <w:pStyle w:val="ListBullet"/>
+      </w:pPr>
+      <w:r>
+        <w:rPr>
+          <w:rFonts w:ascii="Calibri" w:hAnsi="Calibri"/>
+          <w:b/>
+          <w:i w:val="0"/>
+          <w:color w:val="333333"/>
+          <w:sz w:val="22"/>
+        </w:rPr>
+        <w:t>Qwen:</w:t>
+      </w:r>
+      <w:r>
+        <w:rPr>
+          <w:rFonts w:ascii="Calibri" w:hAnsi="Calibri"/>
+          <w:b w:val="0"/>
+          <w:i w:val="0"/>
+          <w:color w:val="333333"/>
+          <w:sz w:val="22"/>
+        </w:rPr>
+        <w:t xml:space="preserve"> </w:t>
+      </w:r>
+      <w:r>
+        <w:rPr>
+          <w:rFonts w:ascii="Consolas" w:hAnsi="Consolas"/>
+          <w:b w:val="0"/>
+          <w:i w:val="0"/>
+          <w:color w:val="444444"/>
+          <w:sz w:val="20"/>
+        </w:rPr>
+        <w:t>Bethel College||Mishawaka||Mishawaka||Masters||2,097</w:t>
+      </w:r>
+      <w:r>
+        <w:rPr>
+          <w:rFonts w:ascii="Calibri" w:hAnsi="Calibri"/>
+          <w:b w:val="0"/>
+          <w:i w:val="0"/>
+          <w:color w:val="333333"/>
+          <w:sz w:val="22"/>
+        </w:rPr>
+        <w:t xml:space="preserve"> — split institution name, creating 5 columns</w:t>
+      </w:r>
+    </w:p>
+    <w:p>
+      <w:pPr>
+        <w:pStyle w:val="ListBullet"/>
+      </w:pPr>
+      <w:r>
+        <w:rPr>
+          <w:rFonts w:ascii="Calibri" w:hAnsi="Calibri"/>
+          <w:b/>
+          <w:i w:val="0"/>
+          <w:color w:val="333333"/>
+          <w:sz w:val="22"/>
+        </w:rPr>
+        <w:t>T5Gemma:</w:t>
+      </w:r>
+      <w:r>
+        <w:rPr>
+          <w:rFonts w:ascii="Calibri" w:hAnsi="Calibri"/>
+          <w:b w:val="0"/>
+          <w:i w:val="0"/>
+          <w:color w:val="333333"/>
+          <w:sz w:val="22"/>
+        </w:rPr>
+        <w:t xml:space="preserve"> </w:t>
+      </w:r>
+      <w:r>
+        <w:rPr>
+          <w:rFonts w:ascii="Consolas" w:hAnsi="Consolas"/>
+          <w:b w:val="0"/>
+          <w:i w:val="0"/>
+          <w:color w:val="444444"/>
+          <w:sz w:val="20"/>
+        </w:rPr>
+        <w:t>Bethel College||Mishawaka||Mishawaka||Masters||2,097</w:t>
+      </w:r>
+      <w:r>
+        <w:rPr>
+          <w:rFonts w:ascii="Calibri" w:hAnsi="Calibri"/>
+          <w:b w:val="0"/>
+          <w:i w:val="0"/>
+          <w:color w:val="333333"/>
+          <w:sz w:val="22"/>
+        </w:rPr>
+        <w:t xml:space="preserve"> — identical error</w:t>
+      </w:r>
+    </w:p>
+    <w:p>
+      <w:pPr>
+        <w:pStyle w:val="ListBullet"/>
+      </w:pPr>
+      <w:r>
+        <w:rPr>
+          <w:rFonts w:ascii="Calibri" w:hAnsi="Calibri"/>
+          <w:b/>
+          <w:i w:val="0"/>
+          <w:color w:val="333333"/>
+          <w:sz w:val="22"/>
+        </w:rPr>
+        <w:t>Why:</w:t>
+      </w:r>
+      <w:r>
+        <w:rPr>
+          <w:rFonts w:ascii="Calibri" w:hAnsi="Calibri"/>
+          <w:b w:val="0"/>
+          <w:i w:val="0"/>
+          <w:color w:val="333333"/>
+          <w:sz w:val="22"/>
+        </w:rPr>
+        <w:t xml:space="preserve"> "Bethel College Mishawaka" is the full institution name, but "Mishawaka" coincidentally matches the city column. Both models made the same wrong split.</w:t>
+      </w:r>
+    </w:p>
+    <w:p>
+      <w:r>
+        <w:rPr>
+          <w:rFonts w:ascii="Calibri" w:hAnsi="Calibri"/>
+          <w:b/>
+          <w:i w:val="0"/>
+          <w:color w:val="333333"/>
+          <w:sz w:val="22"/>
+        </w:rPr>
+        <w:t>Example — locale-specific number formats (idx 123, both_wrong):</w:t>
+      </w:r>
+    </w:p>
+    <w:p>
+      <w:pPr>
+        <w:pStyle w:val="ListBullet"/>
+      </w:pPr>
+      <w:r>
+        <w:rPr>
+          <w:rFonts w:ascii="Calibri" w:hAnsi="Calibri"/>
+          <w:b/>
+          <w:i w:val="0"/>
+          <w:color w:val="333333"/>
+          <w:sz w:val="22"/>
+        </w:rPr>
+        <w:t>Label:</w:t>
+      </w:r>
+      <w:r>
+        <w:rPr>
+          <w:rFonts w:ascii="Calibri" w:hAnsi="Calibri"/>
+          <w:b w:val="0"/>
+          <w:i w:val="0"/>
+          <w:color w:val="333333"/>
+          <w:sz w:val="22"/>
+        </w:rPr>
+        <w:t xml:space="preserve"> </w:t>
+      </w:r>
+      <w:r>
+        <w:rPr>
+          <w:rFonts w:ascii="Consolas" w:hAnsi="Consolas"/>
+          <w:b w:val="0"/>
+          <w:i w:val="0"/>
+          <w:color w:val="444444"/>
+          <w:sz w:val="20"/>
+        </w:rPr>
+        <w:t>Magne Langedal||70 år||213 441||1 200 559||42 914</w:t>
+      </w:r>
+    </w:p>
+    <w:p>
+      <w:pPr>
+        <w:pStyle w:val="ListBullet"/>
+      </w:pPr>
+      <w:r>
+        <w:rPr>
+          <w:rFonts w:ascii="Calibri" w:hAnsi="Calibri"/>
+          <w:b/>
+          <w:i w:val="0"/>
+          <w:color w:val="333333"/>
+          <w:sz w:val="22"/>
+        </w:rPr>
+        <w:t>Qwen:</w:t>
+      </w:r>
+      <w:r>
+        <w:rPr>
+          <w:rFonts w:ascii="Calibri" w:hAnsi="Calibri"/>
+          <w:b w:val="0"/>
+          <w:i w:val="0"/>
+          <w:color w:val="333333"/>
+          <w:sz w:val="22"/>
+        </w:rPr>
+        <w:t xml:space="preserve"> </w:t>
+      </w:r>
+      <w:r>
+        <w:rPr>
+          <w:rFonts w:ascii="Consolas" w:hAnsi="Consolas"/>
+          <w:b w:val="0"/>
+          <w:i w:val="0"/>
+          <w:color w:val="444444"/>
+          <w:sz w:val="20"/>
+        </w:rPr>
+        <w:t>Magne Langedal || 70 år || 213 || 441 || 1 || 200 || 559 || 42 || 914</w:t>
+      </w:r>
+    </w:p>
+    <w:p>
+      <w:pPr>
+        <w:pStyle w:val="ListBullet"/>
+      </w:pPr>
+      <w:r>
+        <w:rPr>
+          <w:rFonts w:ascii="Calibri" w:hAnsi="Calibri"/>
+          <w:b/>
+          <w:i w:val="0"/>
+          <w:color w:val="333333"/>
+          <w:sz w:val="22"/>
+        </w:rPr>
+        <w:t>T5Gemma:</w:t>
+      </w:r>
+      <w:r>
+        <w:rPr>
+          <w:rFonts w:ascii="Calibri" w:hAnsi="Calibri"/>
+          <w:b w:val="0"/>
+          <w:i w:val="0"/>
+          <w:color w:val="333333"/>
+          <w:sz w:val="22"/>
+        </w:rPr>
+        <w:t xml:space="preserve"> </w:t>
+      </w:r>
+      <w:r>
+        <w:rPr>
+          <w:rFonts w:ascii="Consolas" w:hAnsi="Consolas"/>
+          <w:b w:val="0"/>
+          <w:i w:val="0"/>
+          <w:color w:val="444444"/>
+          <w:sz w:val="20"/>
+        </w:rPr>
+        <w:t>Magne Langedal||70 år||213||441||1||200||559||42||914</w:t>
+      </w:r>
+    </w:p>
+    <w:p>
+      <w:pPr>
+        <w:pStyle w:val="ListBullet"/>
+      </w:pPr>
+      <w:r>
+        <w:rPr>
+          <w:rFonts w:ascii="Calibri" w:hAnsi="Calibri"/>
+          <w:b/>
+          <w:i w:val="0"/>
+          <w:color w:val="333333"/>
+          <w:sz w:val="22"/>
+        </w:rPr>
+        <w:t>Why:</w:t>
+      </w:r>
+      <w:r>
+        <w:rPr>
+          <w:rFonts w:ascii="Calibri" w:hAnsi="Calibri"/>
+          <w:b w:val="0"/>
+          <w:i w:val="0"/>
+          <w:color w:val="333333"/>
+          <w:sz w:val="22"/>
+        </w:rPr>
+        <w:t xml:space="preserve"> Norwegian numbers use space as thousands separator (213 441 = 213,441). Both models split every space, fragmenting 3 monetary columns into 7+.</w:t>
       </w:r>
     </w:p>
     <w:p>
@@ -1643,191 +4326,7 @@
           <w:rFonts w:ascii="Calibri" w:hAnsi="Calibri"/>
           <w:color w:val="2B2B2B"/>
         </w:rPr>
-        <w:t>Why Qwen wins when it does (+5)</w:t>
-      </w:r>
-    </w:p>
-    <w:p>
-      <w:r>
-        <w:rPr>
-          <w:rFonts w:ascii="Calibri" w:hAnsi="Calibri"/>
-          <w:b w:val="0"/>
-          <w:i w:val="0"/>
-          <w:color w:val="333333"/>
-          <w:sz w:val="22"/>
-        </w:rPr>
-        <w:t xml:space="preserve">Qwen handles some </w:t>
-      </w:r>
-      <w:r>
-        <w:rPr>
-          <w:rFonts w:ascii="Calibri" w:hAnsi="Calibri"/>
-          <w:b/>
-          <w:i w:val="0"/>
-          <w:color w:val="333333"/>
-          <w:sz w:val="22"/>
-        </w:rPr>
-        <w:t>ambiguous delimiters</w:t>
-      </w:r>
-      <w:r>
-        <w:rPr>
-          <w:rFonts w:ascii="Calibri" w:hAnsi="Calibri"/>
-          <w:b w:val="0"/>
-          <w:i w:val="0"/>
-          <w:color w:val="333333"/>
-          <w:sz w:val="22"/>
-        </w:rPr>
-        <w:t xml:space="preserve"> better — particularly dash-separated ranges</w:t>
-      </w:r>
-    </w:p>
-    <w:p>
-      <w:r>
-        <w:rPr>
-          <w:rFonts w:ascii="Calibri" w:hAnsi="Calibri"/>
-          <w:b w:val="0"/>
-          <w:i w:val="0"/>
-          <w:color w:val="333333"/>
-          <w:sz w:val="22"/>
-        </w:rPr>
-        <w:t>("X - Y") that should be kept atomic (idx 73), and cases where T5Gemma gets truncated</w:t>
-      </w:r>
-    </w:p>
-    <w:p>
-      <w:r>
-        <w:rPr>
-          <w:rFonts w:ascii="Calibri" w:hAnsi="Calibri"/>
-          <w:b w:val="0"/>
-          <w:i w:val="0"/>
-          <w:color w:val="333333"/>
-          <w:sz w:val="22"/>
-        </w:rPr>
-        <w:t>by output length limits.</w:t>
-      </w:r>
-    </w:p>
-    <w:p>
-      <w:pPr>
-        <w:pStyle w:val="Heading3"/>
-      </w:pPr>
-      <w:r>
-        <w:rPr>
-          <w:rFonts w:ascii="Calibri" w:hAnsi="Calibri"/>
-          <w:color w:val="2B2B2B"/>
-        </w:rPr>
-        <w:t>Dominant failure mode: column boundary errors (39/67 tagged wrong_column)</w:t>
-      </w:r>
-    </w:p>
-    <w:p>
-      <w:r>
-        <w:rPr>
-          <w:rFonts w:ascii="Calibri" w:hAnsi="Calibri"/>
-          <w:b w:val="0"/>
-          <w:i w:val="0"/>
-          <w:color w:val="333333"/>
-          <w:sz w:val="22"/>
-        </w:rPr>
-        <w:t xml:space="preserve">The core challenge is </w:t>
-      </w:r>
-      <w:r>
-        <w:rPr>
-          <w:rFonts w:ascii="Calibri" w:hAnsi="Calibri"/>
-          <w:b/>
-          <w:i w:val="0"/>
-          <w:color w:val="333333"/>
-          <w:sz w:val="22"/>
-        </w:rPr>
-        <w:t>tokenization ambiguity</w:t>
-      </w:r>
-      <w:r>
-        <w:rPr>
-          <w:rFonts w:ascii="Calibri" w:hAnsi="Calibri"/>
-          <w:b w:val="0"/>
-          <w:i w:val="0"/>
-          <w:color w:val="333333"/>
-          <w:sz w:val="22"/>
-        </w:rPr>
-        <w:t>: where does one column end and the next</w:t>
-      </w:r>
-    </w:p>
-    <w:p>
-      <w:r>
-        <w:rPr>
-          <w:rFonts w:ascii="Calibri" w:hAnsi="Calibri"/>
-          <w:b w:val="0"/>
-          <w:i w:val="0"/>
-          <w:color w:val="333333"/>
-          <w:sz w:val="22"/>
-        </w:rPr>
-        <w:t>begin? Both models struggle with:</w:t>
-      </w:r>
-    </w:p>
-    <w:p>
-      <w:pPr>
-        <w:pStyle w:val="ListBullet"/>
-      </w:pPr>
-      <w:r>
-        <w:rPr>
-          <w:rFonts w:ascii="Calibri" w:hAnsi="Calibri"/>
-          <w:b w:val="0"/>
-          <w:i w:val="0"/>
-          <w:color w:val="333333"/>
-          <w:sz w:val="22"/>
-        </w:rPr>
-        <w:t>Compound names with embedded spaces (address strings, multi-word titles)</w:t>
-      </w:r>
-    </w:p>
-    <w:p>
-      <w:pPr>
-        <w:pStyle w:val="ListBullet"/>
-      </w:pPr>
-      <w:r>
-        <w:rPr>
-          <w:rFonts w:ascii="Calibri" w:hAnsi="Calibri"/>
-          <w:b w:val="0"/>
-          <w:i w:val="0"/>
-          <w:color w:val="333333"/>
-          <w:sz w:val="22"/>
-        </w:rPr>
-        <w:t>Adjacent numeric fields without clear delimiters</w:t>
-      </w:r>
-    </w:p>
-    <w:p>
-      <w:pPr>
-        <w:pStyle w:val="ListBullet"/>
-      </w:pPr>
-      <w:r>
-        <w:rPr>
-          <w:rFonts w:ascii="Calibri" w:hAnsi="Calibri"/>
-          <w:b w:val="0"/>
-          <w:i w:val="0"/>
-          <w:color w:val="333333"/>
-          <w:sz w:val="22"/>
-        </w:rPr>
-        <w:t>Leading rank numbers attached to names</w:t>
-      </w:r>
-    </w:p>
-    <w:p>
-      <w:pPr>
-        <w:pStyle w:val="ListBullet"/>
-      </w:pPr>
-      <w:r>
-        <w:rPr>
-          <w:rFonts w:ascii="Calibri" w:hAnsi="Calibri"/>
-          <w:b w:val="0"/>
-          <w:i w:val="0"/>
-          <w:color w:val="333333"/>
-          <w:sz w:val="22"/>
-        </w:rPr>
-        <w:t>Multi-level headers / colspan structures</w:t>
-      </w:r>
-    </w:p>
-    <w:p>
-      <w:pPr>
-        <w:pStyle w:val="Heading3"/>
-      </w:pPr>
-      <w:r>
-        <w:rPr>
-          <w:rFonts w:ascii="Calibri" w:hAnsi="Calibri"/>
-          <w:color w:val="2B2B2B"/>
-        </w:rPr>
-        <w:t>Delimiter spacing artifact</w:t>
+        <w:t>Failure Mode 2: Delimiter Spacing Artifact (affects ~8 cases)</w:t>
       </w:r>
     </w:p>
     <w:p>
@@ -1879,20 +4378,10 @@
           <w:color w:val="333333"/>
           <w:sz w:val="22"/>
         </w:rPr>
-        <w:t>. The evaluator</w:t>
+        <w:t>. The evaluator is inconsistent about accepting this.</w:t>
       </w:r>
     </w:p>
     <w:p>
-      <w:r>
-        <w:rPr>
-          <w:rFonts w:ascii="Calibri" w:hAnsi="Calibri"/>
-          <w:b w:val="0"/>
-          <w:i w:val="0"/>
-          <w:color w:val="333333"/>
-          <w:sz w:val="22"/>
-        </w:rPr>
-        <w:t xml:space="preserve">is </w:t>
-      </w:r>
       <w:r>
         <w:rPr>
           <w:rFonts w:ascii="Calibri" w:hAnsi="Calibri"/>
@@ -1901,7 +4390,22 @@
           <w:color w:val="333333"/>
           <w:sz w:val="22"/>
         </w:rPr>
-        <w:t>inconsistent</w:t>
+        <w:t>Example — athletics results (idx 117, T5Gemma wins on formatting alone):</w:t>
+      </w:r>
+    </w:p>
+    <w:p>
+      <w:pPr>
+        <w:pStyle w:val="ListBullet"/>
+      </w:pPr>
+      <w:r>
+        <w:rPr>
+          <w:rFonts w:ascii="Calibri" w:hAnsi="Calibri"/>
+          <w:b/>
+          <w:i w:val="0"/>
+          <w:color w:val="333333"/>
+          <w:sz w:val="22"/>
+        </w:rPr>
+        <w:t>Label:</w:t>
       </w:r>
       <w:r>
         <w:rPr>
@@ -1911,10 +4415,33 @@
           <w:color w:val="333333"/>
           <w:sz w:val="22"/>
         </w:rPr>
-        <w:t xml:space="preserve"> about accepting this — sometimes Qwen gets credit, sometimes not.</w:t>
+        <w:t xml:space="preserve"> </w:t>
+      </w:r>
+      <w:r>
+        <w:rPr>
+          <w:rFonts w:ascii="Consolas" w:hAnsi="Consolas"/>
+          <w:b w:val="0"/>
+          <w:i w:val="0"/>
+          <w:color w:val="444444"/>
+          <w:sz w:val="20"/>
+        </w:rPr>
+        <w:t>2||5||Alli Ngaimoko (UGA)||0.208||21.21||Q</w:t>
       </w:r>
     </w:p>
     <w:p>
+      <w:pPr>
+        <w:pStyle w:val="ListBullet"/>
+      </w:pPr>
+      <w:r>
+        <w:rPr>
+          <w:rFonts w:ascii="Calibri" w:hAnsi="Calibri"/>
+          <w:b/>
+          <w:i w:val="0"/>
+          <w:color w:val="333333"/>
+          <w:sz w:val="22"/>
+        </w:rPr>
+        <w:t>Qwen:</w:t>
+      </w:r>
       <w:r>
         <w:rPr>
           <w:rFonts w:ascii="Calibri" w:hAnsi="Calibri"/>
@@ -1923,10 +4450,18 @@
           <w:color w:val="333333"/>
           <w:sz w:val="22"/>
         </w:rPr>
-        <w:t>This is a pure formatting artifact that inflates T5Gemma's apparent advantage. Affected</w:t>
+        <w:t xml:space="preserve"> </w:t>
       </w:r>
-    </w:p>
-    <w:p>
+      <w:r>
+        <w:rPr>
+          <w:rFonts w:ascii="Consolas" w:hAnsi="Consolas"/>
+          <w:b w:val="0"/>
+          <w:i w:val="0"/>
+          <w:color w:val="444444"/>
+          <w:sz w:val="20"/>
+        </w:rPr>
+        <w:t>2 || 5 || Alli Ngaimoko (UGA) || 0.208 || 21.21 || Q</w:t>
+      </w:r>
       <w:r>
         <w:rPr>
           <w:rFonts w:ascii="Calibri" w:hAnsi="Calibri"/>
@@ -1935,7 +4470,77 @@
           <w:color w:val="333333"/>
           <w:sz w:val="22"/>
         </w:rPr>
-        <w:t>cases: idx 87, 88, 91, 95, 98, 101, 104, 117.</w:t>
+        <w:t xml:space="preserve"> — structurally correct, spacing rejected</w:t>
+      </w:r>
+    </w:p>
+    <w:p>
+      <w:pPr>
+        <w:pStyle w:val="ListBullet"/>
+      </w:pPr>
+      <w:r>
+        <w:rPr>
+          <w:rFonts w:ascii="Calibri" w:hAnsi="Calibri"/>
+          <w:b/>
+          <w:i w:val="0"/>
+          <w:color w:val="333333"/>
+          <w:sz w:val="22"/>
+        </w:rPr>
+        <w:t>T5Gemma:</w:t>
+      </w:r>
+      <w:r>
+        <w:rPr>
+          <w:rFonts w:ascii="Calibri" w:hAnsi="Calibri"/>
+          <w:b w:val="0"/>
+          <w:i w:val="0"/>
+          <w:color w:val="333333"/>
+          <w:sz w:val="22"/>
+        </w:rPr>
+        <w:t xml:space="preserve"> </w:t>
+      </w:r>
+      <w:r>
+        <w:rPr>
+          <w:rFonts w:ascii="Consolas" w:hAnsi="Consolas"/>
+          <w:b w:val="0"/>
+          <w:i w:val="0"/>
+          <w:color w:val="444444"/>
+          <w:sz w:val="20"/>
+        </w:rPr>
+        <w:t>2||5||Alli Ngaimoko (UGA)||0.208||21.21||Q</w:t>
+      </w:r>
+      <w:r>
+        <w:rPr>
+          <w:rFonts w:ascii="Calibri" w:hAnsi="Calibri"/>
+          <w:b w:val="0"/>
+          <w:i w:val="0"/>
+          <w:color w:val="333333"/>
+          <w:sz w:val="22"/>
+        </w:rPr>
+        <w:t xml:space="preserve"> — exact match</w:t>
+      </w:r>
+    </w:p>
+    <w:p>
+      <w:pPr>
+        <w:pStyle w:val="ListBullet"/>
+      </w:pPr>
+      <w:r>
+        <w:rPr>
+          <w:rFonts w:ascii="Calibri" w:hAnsi="Calibri"/>
+          <w:b/>
+          <w:i w:val="0"/>
+          <w:color w:val="333333"/>
+          <w:sz w:val="22"/>
+        </w:rPr>
+        <w:t>Why:</w:t>
+      </w:r>
+      <w:r>
+        <w:rPr>
+          <w:rFonts w:ascii="Calibri" w:hAnsi="Calibri"/>
+          <w:b w:val="0"/>
+          <w:i w:val="0"/>
+          <w:color w:val="333333"/>
+          <w:sz w:val="22"/>
+        </w:rPr>
+        <w:t xml:space="preserve"> Pure formatting artifact. Qwen's parsing is correct; it just adds spaces around delimiters.</w:t>
       </w:r>
     </w:p>
     <w:p>
@@ -1957,19 +4562,7 @@
           <w:color w:val="333333"/>
           <w:sz w:val="22"/>
         </w:rPr>
-        <w:t xml:space="preserve"> At least 3-4 of Qwen's "failures" are delimiter spacing alone,</w:t>
-      </w:r>
-    </w:p>
-    <w:p>
-      <w:r>
-        <w:rPr>
-          <w:rFonts w:ascii="Calibri" w:hAnsi="Calibri"/>
-          <w:b w:val="0"/>
-          <w:i w:val="0"/>
-          <w:color w:val="333333"/>
-          <w:sz w:val="22"/>
-        </w:rPr>
-        <w:t>which would narrow the List-to-table gap from +6pp to roughly +2-3pp.</w:t>
+        <w:t xml:space="preserve"> 3-4 of Qwen's failures in List-to-table are delimiter spacing alone, narrowing the real gap from +6pp to ~+2-3pp.</w:t>
       </w:r>
     </w:p>
     <w:p>
@@ -1981,7 +4574,19 @@
           <w:rFonts w:ascii="Calibri" w:hAnsi="Calibri"/>
           <w:color w:val="2B2B2B"/>
         </w:rPr>
-        <w:t>Other patterns</w:t>
+        <w:t>Failure Mode 3: Unicode/Encoding (1-2 cases)</w:t>
+      </w:r>
+    </w:p>
+    <w:p>
+      <w:r>
+        <w:rPr>
+          <w:rFonts w:ascii="Calibri" w:hAnsi="Calibri"/>
+          <w:b/>
+          <w:i w:val="0"/>
+          <w:color w:val="333333"/>
+          <w:sz w:val="22"/>
+        </w:rPr>
+        <w:t>Example — Spanish tournament results (idx 85, T5Gemma wins):</w:t>
       </w:r>
     </w:p>
     <w:p>
@@ -1996,7 +4601,7 @@
           <w:color w:val="333333"/>
           <w:sz w:val="22"/>
         </w:rPr>
-        <w:t>Truncation</w:t>
+        <w:t>Label:</w:t>
       </w:r>
       <w:r>
         <w:rPr>
@@ -2006,19 +4611,17 @@
           <w:color w:val="333333"/>
           <w:sz w:val="22"/>
         </w:rPr>
-        <w:t>: Both models hit output length limits on long tables with URLs or HTML</w:t>
+        <w:t xml:space="preserve"> </w:t>
       </w:r>
-    </w:p>
-    <w:p>
       <w:r>
         <w:rPr>
-          <w:rFonts w:ascii="Calibri" w:hAnsi="Calibri"/>
+          <w:rFonts w:ascii="Consolas" w:hAnsi="Consolas"/>
           <w:b w:val="0"/>
           <w:i w:val="0"/>
-          <w:color w:val="333333"/>
-          <w:sz w:val="22"/>
+          <w:color w:val="444444"/>
+          <w:sz w:val="20"/>
         </w:rPr>
-        <w:t xml:space="preserve">  entities (5-7 cases). T5Gemma is slightly more compact.</w:t>
+        <w:t>2008||6||3||0||3||8||5||9||+3||1ª Ronda</w:t>
       </w:r>
     </w:p>
     <w:p>
@@ -2033,7 +4636,7 @@
           <w:color w:val="333333"/>
           <w:sz w:val="22"/>
         </w:rPr>
-        <w:t>Unicode handling</w:t>
+        <w:t>Qwen:</w:t>
       </w:r>
       <w:r>
         <w:rPr>
@@ -2043,10 +4646,18 @@
           <w:color w:val="333333"/>
           <w:sz w:val="22"/>
         </w:rPr>
-        <w:t>: Qwen converts accented characters to Unicode escapes (idx 85),</w:t>
+        <w:t xml:space="preserve"> </w:t>
       </w:r>
-    </w:p>
-    <w:p>
+      <w:r>
+        <w:rPr>
+          <w:rFonts w:ascii="Consolas" w:hAnsi="Consolas"/>
+          <w:b w:val="0"/>
+          <w:i w:val="0"/>
+          <w:color w:val="444444"/>
+          <w:sz w:val="20"/>
+        </w:rPr>
+        <w:t>2008||6||3||0||3||8||5||9||+3||1\u00b0 Ronda</w:t>
+      </w:r>
       <w:r>
         <w:rPr>
           <w:rFonts w:ascii="Calibri" w:hAnsi="Calibri"/>
@@ -2055,7 +4666,27 @@
           <w:color w:val="333333"/>
           <w:sz w:val="22"/>
         </w:rPr>
-        <w:t xml:space="preserve">  failing on Spanish/international text where T5Gemma preserves original encoding.</w:t>
+        <w:t xml:space="preserve"> — escaped the </w:t>
+      </w:r>
+      <w:r>
+        <w:rPr>
+          <w:rFonts w:ascii="Consolas" w:hAnsi="Consolas"/>
+          <w:b w:val="0"/>
+          <w:i w:val="0"/>
+          <w:color w:val="444444"/>
+          <w:sz w:val="20"/>
+        </w:rPr>
+        <w:t>ª</w:t>
+      </w:r>
+      <w:r>
+        <w:rPr>
+          <w:rFonts w:ascii="Calibri" w:hAnsi="Calibri"/>
+          <w:b w:val="0"/>
+          <w:i w:val="0"/>
+          <w:color w:val="333333"/>
+          <w:sz w:val="22"/>
+        </w:rPr>
+        <w:t xml:space="preserve"> character</w:t>
       </w:r>
     </w:p>
     <w:p>
@@ -2070,7 +4701,7 @@
           <w:color w:val="333333"/>
           <w:sz w:val="22"/>
         </w:rPr>
-        <w:t>Sparse tables</w:t>
+        <w:t>T5Gemma:</w:t>
       </w:r>
       <w:r>
         <w:rPr>
@@ -2080,7 +4711,52 @@
           <w:color w:val="333333"/>
           <w:sz w:val="22"/>
         </w:rPr>
-        <w:t>: Tables with blank cells or variable column counts defeat both models.</w:t>
+        <w:t xml:space="preserve"> </w:t>
+      </w:r>
+      <w:r>
+        <w:rPr>
+          <w:rFonts w:ascii="Consolas" w:hAnsi="Consolas"/>
+          <w:b w:val="0"/>
+          <w:i w:val="0"/>
+          <w:color w:val="444444"/>
+          <w:sz w:val="20"/>
+        </w:rPr>
+        <w:t>2008||6||3||0||3||8||5||9||+3||1ª Ronda</w:t>
+      </w:r>
+      <w:r>
+        <w:rPr>
+          <w:rFonts w:ascii="Calibri" w:hAnsi="Calibri"/>
+          <w:b w:val="0"/>
+          <w:i w:val="0"/>
+          <w:color w:val="333333"/>
+          <w:sz w:val="22"/>
+        </w:rPr>
+        <w:t xml:space="preserve"> — preserved UTF-8</w:t>
+      </w:r>
+    </w:p>
+    <w:p>
+      <w:pPr>
+        <w:pStyle w:val="ListBullet"/>
+      </w:pPr>
+      <w:r>
+        <w:rPr>
+          <w:rFonts w:ascii="Calibri" w:hAnsi="Calibri"/>
+          <w:b/>
+          <w:i w:val="0"/>
+          <w:color w:val="333333"/>
+          <w:sz w:val="22"/>
+        </w:rPr>
+        <w:t>Why:</w:t>
+      </w:r>
+      <w:r>
+        <w:rPr>
+          <w:rFonts w:ascii="Calibri" w:hAnsi="Calibri"/>
+          <w:b w:val="0"/>
+          <w:i w:val="0"/>
+          <w:color w:val="333333"/>
+          <w:sz w:val="22"/>
+        </w:rPr>
+        <w:t xml:space="preserve"> Qwen's tokenizer converts accented/special characters to Unicode escapes; T5Gemma preserves them verbatim</w:t>
       </w:r>
     </w:p>
     <w:p>
@@ -2092,474 +4768,175 @@
           <w:rFonts w:ascii="Calibri" w:hAnsi="Calibri"/>
           <w:color w:val="2B2B2B"/>
         </w:rPr>
-        <w:t>Tag frequency</w:t>
+        <w:t>Failure Mode 4: Truncation (7 cases)</w:t>
       </w:r>
     </w:p>
-    <w:tbl>
-      <w:tblPr>
-        <w:tblStyle w:val="TableGrid"/>
-        <w:tblW w:type="auto" w:w="0"/>
-        <w:tblLayout w:type="autofit"/>
-        <w:tblLook w:firstColumn="1" w:firstRow="1" w:lastColumn="0" w:lastRow="0" w:noHBand="0" w:noVBand="1" w:val="04A0"/>
-      </w:tblPr>
-      <w:tblGrid>
-        <w:gridCol w:w="2880"/>
-        <w:gridCol w:w="2880"/>
-        <w:gridCol w:w="2880"/>
-      </w:tblGrid>
-      <w:tr>
-        <w:tc>
-          <w:tcPr>
-            <w:tcW w:type="dxa" w:w="2880"/>
-            <w:shd w:fill="E8E8E8" w:val="clear"/>
-          </w:tcPr>
-          <w:p>
-            <w:r/>
-            <w:r>
-              <w:rPr>
-                <w:rFonts w:ascii="Calibri" w:hAnsi="Calibri"/>
-                <w:b/>
-                <w:i w:val="0"/>
-                <w:color w:val="2B2B2B"/>
-                <w:sz w:val="20"/>
-              </w:rPr>
-              <w:t>Tag</w:t>
-            </w:r>
-          </w:p>
-        </w:tc>
-        <w:tc>
-          <w:tcPr>
-            <w:tcW w:type="dxa" w:w="2880"/>
-            <w:shd w:fill="E8E8E8" w:val="clear"/>
-          </w:tcPr>
-          <w:p>
-            <w:r/>
-            <w:r>
-              <w:rPr>
-                <w:rFonts w:ascii="Calibri" w:hAnsi="Calibri"/>
-                <w:b/>
-                <w:i w:val="0"/>
-                <w:color w:val="2B2B2B"/>
-                <w:sz w:val="20"/>
-              </w:rPr>
-              <w:t>Count</w:t>
-            </w:r>
-          </w:p>
-        </w:tc>
-        <w:tc>
-          <w:tcPr>
-            <w:tcW w:type="dxa" w:w="2880"/>
-            <w:shd w:fill="E8E8E8" w:val="clear"/>
-          </w:tcPr>
-          <w:p>
-            <w:r/>
-            <w:r>
-              <w:rPr>
-                <w:rFonts w:ascii="Calibri" w:hAnsi="Calibri"/>
-                <w:b/>
-                <w:i w:val="0"/>
-                <w:color w:val="2B2B2B"/>
-                <w:sz w:val="20"/>
-              </w:rPr>
-              <w:t>Notes</w:t>
-            </w:r>
-          </w:p>
-        </w:tc>
-      </w:tr>
-      <w:tr>
-        <w:tc>
-          <w:tcPr>
-            <w:tcW w:type="dxa" w:w="2880"/>
-          </w:tcPr>
-          <w:p>
-            <w:r/>
-            <w:r>
-              <w:rPr>
-                <w:rFonts w:ascii="Calibri" w:hAnsi="Calibri"/>
-                <w:b w:val="0"/>
-                <w:i w:val="0"/>
-                <w:color w:val="333333"/>
-                <w:sz w:val="20"/>
-              </w:rPr>
-              <w:t>structural_error</w:t>
-            </w:r>
-          </w:p>
-        </w:tc>
-        <w:tc>
-          <w:tcPr>
-            <w:tcW w:type="dxa" w:w="2880"/>
-          </w:tcPr>
-          <w:p>
-            <w:r/>
-            <w:r>
-              <w:rPr>
-                <w:rFonts w:ascii="Calibri" w:hAnsi="Calibri"/>
-                <w:b w:val="0"/>
-                <w:i w:val="0"/>
-                <w:color w:val="333333"/>
-                <w:sz w:val="20"/>
-              </w:rPr>
-              <w:t>45</w:t>
-            </w:r>
-          </w:p>
-        </w:tc>
-        <w:tc>
-          <w:tcPr>
-            <w:tcW w:type="dxa" w:w="2880"/>
-          </w:tcPr>
-          <w:p>
-            <w:r/>
-            <w:r>
-              <w:rPr>
-                <w:rFonts w:ascii="Calibri" w:hAnsi="Calibri"/>
-                <w:b w:val="0"/>
-                <w:i w:val="0"/>
-                <w:color w:val="333333"/>
-                <w:sz w:val="20"/>
-              </w:rPr>
-              <w:t>Table structure mis-identified</w:t>
-            </w:r>
-          </w:p>
-        </w:tc>
-      </w:tr>
-      <w:tr>
-        <w:tc>
-          <w:tcPr>
-            <w:tcW w:type="dxa" w:w="2880"/>
-          </w:tcPr>
-          <w:p>
-            <w:r/>
-            <w:r>
-              <w:rPr>
-                <w:rFonts w:ascii="Calibri" w:hAnsi="Calibri"/>
-                <w:b w:val="0"/>
-                <w:i w:val="0"/>
-                <w:color w:val="333333"/>
-                <w:sz w:val="20"/>
-              </w:rPr>
-              <w:t>wrong_column</w:t>
-            </w:r>
-          </w:p>
-        </w:tc>
-        <w:tc>
-          <w:tcPr>
-            <w:tcW w:type="dxa" w:w="2880"/>
-          </w:tcPr>
-          <w:p>
-            <w:r/>
-            <w:r>
-              <w:rPr>
-                <w:rFonts w:ascii="Calibri" w:hAnsi="Calibri"/>
-                <w:b w:val="0"/>
-                <w:i w:val="0"/>
-                <w:color w:val="333333"/>
-                <w:sz w:val="20"/>
-              </w:rPr>
-              <w:t>39</w:t>
-            </w:r>
-          </w:p>
-        </w:tc>
-        <w:tc>
-          <w:tcPr>
-            <w:tcW w:type="dxa" w:w="2880"/>
-          </w:tcPr>
-          <w:p>
-            <w:r/>
-            <w:r>
-              <w:rPr>
-                <w:rFonts w:ascii="Calibri" w:hAnsi="Calibri"/>
-                <w:b w:val="0"/>
-                <w:i w:val="0"/>
-                <w:color w:val="333333"/>
-                <w:sz w:val="20"/>
-              </w:rPr>
-              <w:t>Column boundary errors</w:t>
-            </w:r>
-          </w:p>
-        </w:tc>
-      </w:tr>
-      <w:tr>
-        <w:tc>
-          <w:tcPr>
-            <w:tcW w:type="dxa" w:w="2880"/>
-          </w:tcPr>
-          <w:p>
-            <w:r/>
-            <w:r>
-              <w:rPr>
-                <w:rFonts w:ascii="Calibri" w:hAnsi="Calibri"/>
-                <w:b w:val="0"/>
-                <w:i w:val="0"/>
-                <w:color w:val="333333"/>
-                <w:sz w:val="20"/>
-              </w:rPr>
-              <w:t>delimiter_error</w:t>
-            </w:r>
-          </w:p>
-        </w:tc>
-        <w:tc>
-          <w:tcPr>
-            <w:tcW w:type="dxa" w:w="2880"/>
-          </w:tcPr>
-          <w:p>
-            <w:r/>
-            <w:r>
-              <w:rPr>
-                <w:rFonts w:ascii="Calibri" w:hAnsi="Calibri"/>
-                <w:b w:val="0"/>
-                <w:i w:val="0"/>
-                <w:color w:val="333333"/>
-                <w:sz w:val="20"/>
-              </w:rPr>
-              <w:t>32</w:t>
-            </w:r>
-          </w:p>
-        </w:tc>
-        <w:tc>
-          <w:tcPr>
-            <w:tcW w:type="dxa" w:w="2880"/>
-          </w:tcPr>
-          <w:p>
-            <w:r/>
-            <w:r>
-              <w:rPr>
-                <w:rFonts w:ascii="Calibri" w:hAnsi="Calibri"/>
-                <w:b w:val="0"/>
-                <w:i w:val="0"/>
-                <w:color w:val="333333"/>
-                <w:sz w:val="20"/>
-              </w:rPr>
-              <w:t>Wrong delimiter format/placement</w:t>
-            </w:r>
-          </w:p>
-        </w:tc>
-      </w:tr>
-      <w:tr>
-        <w:tc>
-          <w:tcPr>
-            <w:tcW w:type="dxa" w:w="2880"/>
-          </w:tcPr>
-          <w:p>
-            <w:r/>
-            <w:r>
-              <w:rPr>
-                <w:rFonts w:ascii="Calibri" w:hAnsi="Calibri"/>
-                <w:b w:val="0"/>
-                <w:i w:val="0"/>
-                <w:color w:val="333333"/>
-                <w:sz w:val="20"/>
-              </w:rPr>
-              <w:t>correct_approach</w:t>
-            </w:r>
-          </w:p>
-        </w:tc>
-        <w:tc>
-          <w:tcPr>
-            <w:tcW w:type="dxa" w:w="2880"/>
-          </w:tcPr>
-          <w:p>
-            <w:r/>
-            <w:r>
-              <w:rPr>
-                <w:rFonts w:ascii="Calibri" w:hAnsi="Calibri"/>
-                <w:b w:val="0"/>
-                <w:i w:val="0"/>
-                <w:color w:val="333333"/>
-                <w:sz w:val="20"/>
-              </w:rPr>
-              <w:t>19</w:t>
-            </w:r>
-          </w:p>
-        </w:tc>
-        <w:tc>
-          <w:tcPr>
-            <w:tcW w:type="dxa" w:w="2880"/>
-          </w:tcPr>
-          <w:p>
-            <w:r/>
-            <w:r>
-              <w:rPr>
-                <w:rFonts w:ascii="Calibri" w:hAnsi="Calibri"/>
-                <w:b w:val="0"/>
-                <w:i w:val="0"/>
-                <w:color w:val="333333"/>
-                <w:sz w:val="20"/>
-              </w:rPr>
-              <w:t>Right structure, right answer</w:t>
-            </w:r>
-          </w:p>
-        </w:tc>
-      </w:tr>
-      <w:tr>
-        <w:tc>
-          <w:tcPr>
-            <w:tcW w:type="dxa" w:w="2880"/>
-          </w:tcPr>
-          <w:p>
-            <w:r/>
-            <w:r>
-              <w:rPr>
-                <w:rFonts w:ascii="Calibri" w:hAnsi="Calibri"/>
-                <w:b w:val="0"/>
-                <w:i w:val="0"/>
-                <w:color w:val="333333"/>
-                <w:sz w:val="20"/>
-              </w:rPr>
-              <w:t>both_trivial</w:t>
-            </w:r>
-          </w:p>
-        </w:tc>
-        <w:tc>
-          <w:tcPr>
-            <w:tcW w:type="dxa" w:w="2880"/>
-          </w:tcPr>
-          <w:p>
-            <w:r/>
-            <w:r>
-              <w:rPr>
-                <w:rFonts w:ascii="Calibri" w:hAnsi="Calibri"/>
-                <w:b w:val="0"/>
-                <w:i w:val="0"/>
-                <w:color w:val="333333"/>
-                <w:sz w:val="20"/>
-              </w:rPr>
-              <w:t>16</w:t>
-            </w:r>
-          </w:p>
-        </w:tc>
-        <w:tc>
-          <w:tcPr>
-            <w:tcW w:type="dxa" w:w="2880"/>
-          </w:tcPr>
-          <w:p>
-            <w:r/>
-            <w:r>
-              <w:rPr>
-                <w:rFonts w:ascii="Calibri" w:hAnsi="Calibri"/>
-                <w:b w:val="0"/>
-                <w:i w:val="0"/>
-                <w:color w:val="333333"/>
-                <w:sz w:val="20"/>
-              </w:rPr>
-              <w:t>Simple uniform tables</w:t>
-            </w:r>
-          </w:p>
-        </w:tc>
-      </w:tr>
-      <w:tr>
-        <w:tc>
-          <w:tcPr>
-            <w:tcW w:type="dxa" w:w="2880"/>
-          </w:tcPr>
-          <w:p>
-            <w:r/>
-            <w:r>
-              <w:rPr>
-                <w:rFonts w:ascii="Calibri" w:hAnsi="Calibri"/>
-                <w:b w:val="0"/>
-                <w:i w:val="0"/>
-                <w:color w:val="333333"/>
-                <w:sz w:val="20"/>
-              </w:rPr>
-              <w:t>format_error</w:t>
-            </w:r>
-          </w:p>
-        </w:tc>
-        <w:tc>
-          <w:tcPr>
-            <w:tcW w:type="dxa" w:w="2880"/>
-          </w:tcPr>
-          <w:p>
-            <w:r/>
-            <w:r>
-              <w:rPr>
-                <w:rFonts w:ascii="Calibri" w:hAnsi="Calibri"/>
-                <w:b w:val="0"/>
-                <w:i w:val="0"/>
-                <w:color w:val="333333"/>
-                <w:sz w:val="20"/>
-              </w:rPr>
-              <w:t>13</w:t>
-            </w:r>
-          </w:p>
-        </w:tc>
-        <w:tc>
-          <w:tcPr>
-            <w:tcW w:type="dxa" w:w="2880"/>
-          </w:tcPr>
-          <w:p>
-            <w:r/>
-            <w:r>
-              <w:rPr>
-                <w:rFonts w:ascii="Calibri" w:hAnsi="Calibri"/>
-                <w:b w:val="0"/>
-                <w:i w:val="0"/>
-                <w:color w:val="333333"/>
-                <w:sz w:val="20"/>
-              </w:rPr>
-              <w:t>Output formatting issues</w:t>
-            </w:r>
-          </w:p>
-        </w:tc>
-      </w:tr>
-      <w:tr>
-        <w:tc>
-          <w:tcPr>
-            <w:tcW w:type="dxa" w:w="2880"/>
-          </w:tcPr>
-          <w:p>
-            <w:r/>
-            <w:r>
-              <w:rPr>
-                <w:rFonts w:ascii="Calibri" w:hAnsi="Calibri"/>
-                <w:b w:val="0"/>
-                <w:i w:val="0"/>
-                <w:color w:val="333333"/>
-                <w:sz w:val="20"/>
-              </w:rPr>
-              <w:t>truncation</w:t>
-            </w:r>
-          </w:p>
-        </w:tc>
-        <w:tc>
-          <w:tcPr>
-            <w:tcW w:type="dxa" w:w="2880"/>
-          </w:tcPr>
-          <w:p>
-            <w:r/>
-            <w:r>
-              <w:rPr>
-                <w:rFonts w:ascii="Calibri" w:hAnsi="Calibri"/>
-                <w:b w:val="0"/>
-                <w:i w:val="0"/>
-                <w:color w:val="333333"/>
-                <w:sz w:val="20"/>
-              </w:rPr>
-              <w:t>7</w:t>
-            </w:r>
-          </w:p>
-        </w:tc>
-        <w:tc>
-          <w:tcPr>
-            <w:tcW w:type="dxa" w:w="2880"/>
-          </w:tcPr>
-          <w:p>
-            <w:r/>
-            <w:r>
-              <w:rPr>
-                <w:rFonts w:ascii="Calibri" w:hAnsi="Calibri"/>
-                <w:b w:val="0"/>
-                <w:i w:val="0"/>
-                <w:color w:val="333333"/>
-                <w:sz w:val="20"/>
-              </w:rPr>
-              <w:t>Output cut off</w:t>
-            </w:r>
-          </w:p>
-        </w:tc>
-      </w:tr>
-    </w:tbl>
-    <w:p/>
+    <w:p>
+      <w:r>
+        <w:rPr>
+          <w:rFonts w:ascii="Calibri" w:hAnsi="Calibri"/>
+          <w:b/>
+          <w:i w:val="0"/>
+          <w:color w:val="333333"/>
+          <w:sz w:val="22"/>
+        </w:rPr>
+        <w:t>Example — website traffic data (idx 116, Qwen wins):</w:t>
+      </w:r>
+    </w:p>
+    <w:p>
+      <w:pPr>
+        <w:pStyle w:val="ListBullet"/>
+      </w:pPr>
+      <w:r>
+        <w:rPr>
+          <w:rFonts w:ascii="Calibri" w:hAnsi="Calibri"/>
+          <w:b/>
+          <w:i w:val="0"/>
+          <w:color w:val="333333"/>
+          <w:sz w:val="22"/>
+        </w:rPr>
+        <w:t>Label:</w:t>
+      </w:r>
+      <w:r>
+        <w:rPr>
+          <w:rFonts w:ascii="Calibri" w:hAnsi="Calibri"/>
+          <w:b w:val="0"/>
+          <w:i w:val="0"/>
+          <w:color w:val="333333"/>
+          <w:sz w:val="22"/>
+        </w:rPr>
+        <w:t xml:space="preserve"> Full table with 10+ rows of French hospital URLs and percentages</w:t>
+      </w:r>
+    </w:p>
+    <w:p>
+      <w:pPr>
+        <w:pStyle w:val="ListBullet"/>
+      </w:pPr>
+      <w:r>
+        <w:rPr>
+          <w:rFonts w:ascii="Calibri" w:hAnsi="Calibri"/>
+          <w:b/>
+          <w:i w:val="0"/>
+          <w:color w:val="333333"/>
+          <w:sz w:val="22"/>
+        </w:rPr>
+        <w:t>Qwen:</w:t>
+      </w:r>
+      <w:r>
+        <w:rPr>
+          <w:rFonts w:ascii="Calibri" w:hAnsi="Calibri"/>
+          <w:b w:val="0"/>
+          <w:i w:val="0"/>
+          <w:color w:val="333333"/>
+          <w:sz w:val="22"/>
+        </w:rPr>
+        <w:t xml:space="preserve"> Complete output, all rows present</w:t>
+      </w:r>
+    </w:p>
+    <w:p>
+      <w:pPr>
+        <w:pStyle w:val="ListBullet"/>
+      </w:pPr>
+      <w:r>
+        <w:rPr>
+          <w:rFonts w:ascii="Calibri" w:hAnsi="Calibri"/>
+          <w:b/>
+          <w:i w:val="0"/>
+          <w:color w:val="333333"/>
+          <w:sz w:val="22"/>
+        </w:rPr>
+        <w:t>T5Gemma:</w:t>
+      </w:r>
+      <w:r>
+        <w:rPr>
+          <w:rFonts w:ascii="Calibri" w:hAnsi="Calibri"/>
+          <w:b w:val="0"/>
+          <w:i w:val="0"/>
+          <w:color w:val="333333"/>
+          <w:sz w:val="22"/>
+        </w:rPr>
+        <w:t xml:space="preserve"> Truncated at the last row: </w:t>
+      </w:r>
+      <w:r>
+        <w:rPr>
+          <w:rFonts w:ascii="Consolas" w:hAnsi="Consolas"/>
+          <w:b w:val="0"/>
+          <w:i w:val="0"/>
+          <w:color w:val="444444"/>
+          <w:sz w:val="20"/>
+        </w:rPr>
+        <w:t>telemedecine.aphp.org||0.2%||1.</w:t>
+      </w:r>
+      <w:r>
+        <w:rPr>
+          <w:rFonts w:ascii="Calibri" w:hAnsi="Calibri"/>
+          <w:b w:val="0"/>
+          <w:i w:val="0"/>
+          <w:color w:val="333333"/>
+          <w:sz w:val="22"/>
+        </w:rPr>
+        <w:t xml:space="preserve"> — missing final </w:t>
+      </w:r>
+      <w:r>
+        <w:rPr>
+          <w:rFonts w:ascii="Consolas" w:hAnsi="Consolas"/>
+          <w:b w:val="0"/>
+          <w:i w:val="0"/>
+          <w:color w:val="444444"/>
+          <w:sz w:val="20"/>
+        </w:rPr>
+        <w:t>0</w:t>
+      </w:r>
+    </w:p>
+    <w:p>
+      <w:pPr>
+        <w:pStyle w:val="ListBullet"/>
+      </w:pPr>
+      <w:r>
+        <w:rPr>
+          <w:rFonts w:ascii="Calibri" w:hAnsi="Calibri"/>
+          <w:b/>
+          <w:i w:val="0"/>
+          <w:color w:val="333333"/>
+          <w:sz w:val="22"/>
+        </w:rPr>
+        <w:t>Why:</w:t>
+      </w:r>
+      <w:r>
+        <w:rPr>
+          <w:rFonts w:ascii="Calibri" w:hAnsi="Calibri"/>
+          <w:b w:val="0"/>
+          <w:i w:val="0"/>
+          <w:color w:val="333333"/>
+          <w:sz w:val="22"/>
+        </w:rPr>
+        <w:t xml:space="preserve"> T5Gemma hit its output length limit just before completing. Qwen's longer generation window saved it here.</w:t>
+      </w:r>
+    </w:p>
+    <w:p>
+      <w:pPr>
+        <w:pStyle w:val="Heading3"/>
+      </w:pPr>
+      <w:r>
+        <w:rPr>
+          <w:rFonts w:ascii="Calibri" w:hAnsi="Calibri"/>
+          <w:color w:val="2B2B2B"/>
+        </w:rPr>
+        <w:t>What "Both Correct" Looks Like (16 cases)</w:t>
+      </w:r>
+    </w:p>
+    <w:p>
+      <w:r>
+        <w:rPr>
+          <w:rFonts w:ascii="Calibri" w:hAnsi="Calibri"/>
+          <w:b w:val="0"/>
+          <w:i w:val="0"/>
+          <w:color w:val="333333"/>
+          <w:sz w:val="22"/>
+        </w:rPr>
+        <w:t>All 16 are simple, uniform tables — consistent column counts, no compound values, no special characters. Clean tabular data that any model can parse.</w:t>
+      </w:r>
+    </w:p>
     <w:p>
       <w:pPr>
         <w:pStyle w:val="Heading2"/>
@@ -2574,27 +4951,14 @@
     </w:p>
     <w:p>
       <w:pPr>
-        <w:pStyle w:val="ListNumber"/>
+        <w:pStyle w:val="Heading3"/>
       </w:pPr>
       <w:r>
         <w:rPr>
           <w:rFonts w:ascii="Calibri" w:hAnsi="Calibri"/>
-          <w:b/>
-          <w:i w:val="0"/>
-          <w:color w:val="333333"/>
-          <w:sz w:val="22"/>
+          <w:color w:val="2B2B2B"/>
         </w:rPr>
-        <w:t>T5Gemma's bidirectional attention helps with alignment.</w:t>
-      </w:r>
-      <w:r>
-        <w:rPr>
-          <w:rFonts w:ascii="Calibri" w:hAnsi="Calibri"/>
-          <w:b w:val="0"/>
-          <w:i w:val="0"/>
-          <w:color w:val="333333"/>
-          <w:sz w:val="22"/>
-        </w:rPr>
-        <w:t xml:space="preserve"> Both row-lookup in</w:t>
+        <w:t>1. T5Gemma's bidirectional attention helps with positional alignment</w:t>
       </w:r>
     </w:p>
     <w:p>
@@ -2606,7 +4970,356 @@
           <w:color w:val="333333"/>
           <w:sz w:val="22"/>
         </w:rPr>
-        <w:t xml:space="preserve">   Data-Imputation and column-boundary detection in List-to-table require tracking</w:t>
+        <w:t>Both row-lookup in Data-Imputation and column-boundary detection in List-to-table require tracking positional relationships across the table. T5Gemma wins 5/23 wrong-row cases (Qwen wins 0) and 9/39 wrong-column cases (Qwen wins 4). The encoder's ability to attend in both directions appears to help with spatial reasoning over table structure.</w:t>
+      </w:r>
+    </w:p>
+    <w:p>
+      <w:pPr>
+        <w:pStyle w:val="Heading3"/>
+      </w:pPr>
+      <w:r>
+        <w:rPr>
+          <w:rFonts w:ascii="Calibri" w:hAnsi="Calibri"/>
+          <w:color w:val="2B2B2B"/>
+        </w:rPr>
+        <w:t>2. Evaluator artifacts inflate the gap</w:t>
+      </w:r>
+    </w:p>
+    <w:tbl>
+      <w:tblPr>
+        <w:tblStyle w:val="TableGrid"/>
+        <w:tblW w:type="auto" w:w="0"/>
+        <w:tblLayout w:type="autofit"/>
+        <w:tblLook w:firstColumn="1" w:firstRow="1" w:lastColumn="0" w:lastRow="0" w:noHBand="0" w:noVBand="1" w:val="04A0"/>
+      </w:tblPr>
+      <w:tblGrid>
+        <w:gridCol w:w="2160"/>
+        <w:gridCol w:w="2160"/>
+        <w:gridCol w:w="2160"/>
+        <w:gridCol w:w="2160"/>
+      </w:tblGrid>
+      <w:tr>
+        <w:tc>
+          <w:tcPr>
+            <w:tcW w:type="dxa" w:w="2160"/>
+            <w:shd w:fill="E8E8E8" w:val="clear"/>
+          </w:tcPr>
+          <w:p>
+            <w:r/>
+            <w:r>
+              <w:rPr>
+                <w:rFonts w:ascii="Calibri" w:hAnsi="Calibri"/>
+                <w:b/>
+                <w:i w:val="0"/>
+                <w:color w:val="2B2B2B"/>
+                <w:sz w:val="20"/>
+              </w:rPr>
+              <w:t>Artifact</w:t>
+            </w:r>
+          </w:p>
+        </w:tc>
+        <w:tc>
+          <w:tcPr>
+            <w:tcW w:type="dxa" w:w="2160"/>
+            <w:shd w:fill="E8E8E8" w:val="clear"/>
+          </w:tcPr>
+          <w:p>
+            <w:r/>
+            <w:r>
+              <w:rPr>
+                <w:rFonts w:ascii="Calibri" w:hAnsi="Calibri"/>
+                <w:b/>
+                <w:i w:val="0"/>
+                <w:color w:val="2B2B2B"/>
+                <w:sz w:val="20"/>
+              </w:rPr>
+              <w:t>Task</w:t>
+            </w:r>
+          </w:p>
+        </w:tc>
+        <w:tc>
+          <w:tcPr>
+            <w:tcW w:type="dxa" w:w="2160"/>
+            <w:shd w:fill="E8E8E8" w:val="clear"/>
+          </w:tcPr>
+          <w:p>
+            <w:r/>
+            <w:r>
+              <w:rPr>
+                <w:rFonts w:ascii="Calibri" w:hAnsi="Calibri"/>
+                <w:b/>
+                <w:i w:val="0"/>
+                <w:color w:val="2B2B2B"/>
+                <w:sz w:val="20"/>
+              </w:rPr>
+              <w:t>Estimated Cases</w:t>
+            </w:r>
+          </w:p>
+        </w:tc>
+        <w:tc>
+          <w:tcPr>
+            <w:tcW w:type="dxa" w:w="2160"/>
+            <w:shd w:fill="E8E8E8" w:val="clear"/>
+          </w:tcPr>
+          <w:p>
+            <w:r/>
+            <w:r>
+              <w:rPr>
+                <w:rFonts w:ascii="Calibri" w:hAnsi="Calibri"/>
+                <w:b/>
+                <w:i w:val="0"/>
+                <w:color w:val="2B2B2B"/>
+                <w:sz w:val="20"/>
+              </w:rPr>
+              <w:t>Effect</w:t>
+            </w:r>
+          </w:p>
+        </w:tc>
+      </w:tr>
+      <w:tr>
+        <w:tc>
+          <w:tcPr>
+            <w:tcW w:type="dxa" w:w="2160"/>
+          </w:tcPr>
+          <w:p>
+            <w:r/>
+            <w:r>
+              <w:rPr>
+                <w:rFonts w:ascii="Calibri" w:hAnsi="Calibri"/>
+                <w:b w:val="0"/>
+                <w:i w:val="0"/>
+                <w:color w:val="333333"/>
+                <w:sz w:val="20"/>
+              </w:rPr>
+              <w:t>Delimiter spacing (`</w:t>
+            </w:r>
+          </w:p>
+        </w:tc>
+        <w:tc>
+          <w:tcPr>
+            <w:tcW w:type="dxa" w:w="2160"/>
+          </w:tcPr>
+          <w:p>
+            <w:r/>
+            <w:r>
+              <w:rPr>
+                <w:rFonts w:ascii="Calibri" w:hAnsi="Calibri"/>
+                <w:b w:val="0"/>
+                <w:i w:val="0"/>
+                <w:color w:val="333333"/>
+                <w:sz w:val="20"/>
+              </w:rPr>
+            </w:r>
+          </w:p>
+        </w:tc>
+        <w:tc>
+          <w:tcPr>
+            <w:tcW w:type="dxa" w:w="2160"/>
+          </w:tcPr>
+          <w:p>
+            <w:r/>
+            <w:r>
+              <w:rPr>
+                <w:rFonts w:ascii="Calibri" w:hAnsi="Calibri"/>
+                <w:b w:val="0"/>
+                <w:i w:val="0"/>
+                <w:color w:val="333333"/>
+                <w:sz w:val="20"/>
+              </w:rPr>
+              <w:t>` vs `</w:t>
+            </w:r>
+          </w:p>
+        </w:tc>
+        <w:tc>
+          <w:tcPr>
+            <w:tcW w:type="dxa" w:w="2160"/>
+          </w:tcPr>
+          <w:p>
+            <w:r/>
+            <w:r>
+              <w:rPr>
+                <w:rFonts w:ascii="Calibri" w:hAnsi="Calibri"/>
+                <w:b w:val="0"/>
+                <w:i w:val="0"/>
+                <w:color w:val="333333"/>
+                <w:sz w:val="20"/>
+              </w:rPr>
+            </w:r>
+          </w:p>
+        </w:tc>
+      </w:tr>
+      <w:tr>
+        <w:tc>
+          <w:tcPr>
+            <w:tcW w:type="dxa" w:w="2160"/>
+          </w:tcPr>
+          <w:p>
+            <w:r/>
+            <w:r>
+              <w:rPr>
+                <w:rFonts w:ascii="Calibri" w:hAnsi="Calibri"/>
+                <w:b w:val="0"/>
+                <w:i w:val="0"/>
+                <w:color w:val="333333"/>
+                <w:sz w:val="20"/>
+              </w:rPr>
+              <w:t>Null/sentinel labels (`?`, `nan`)</w:t>
+            </w:r>
+          </w:p>
+        </w:tc>
+        <w:tc>
+          <w:tcPr>
+            <w:tcW w:type="dxa" w:w="2160"/>
+          </w:tcPr>
+          <w:p>
+            <w:r/>
+            <w:r>
+              <w:rPr>
+                <w:rFonts w:ascii="Calibri" w:hAnsi="Calibri"/>
+                <w:b w:val="0"/>
+                <w:i w:val="0"/>
+                <w:color w:val="333333"/>
+                <w:sz w:val="20"/>
+              </w:rPr>
+              <w:t>Data-Imputation</w:t>
+            </w:r>
+          </w:p>
+        </w:tc>
+        <w:tc>
+          <w:tcPr>
+            <w:tcW w:type="dxa" w:w="2160"/>
+          </w:tcPr>
+          <w:p>
+            <w:r/>
+            <w:r>
+              <w:rPr>
+                <w:rFonts w:ascii="Calibri" w:hAnsi="Calibri"/>
+                <w:b w:val="0"/>
+                <w:i w:val="0"/>
+                <w:color w:val="333333"/>
+                <w:sz w:val="20"/>
+              </w:rPr>
+              <w:t>2-3</w:t>
+            </w:r>
+          </w:p>
+        </w:tc>
+        <w:tc>
+          <w:tcPr>
+            <w:tcW w:type="dxa" w:w="2160"/>
+          </w:tcPr>
+          <w:p>
+            <w:r/>
+            <w:r>
+              <w:rPr>
+                <w:rFonts w:ascii="Calibri" w:hAnsi="Calibri"/>
+                <w:b w:val="0"/>
+                <w:i w:val="0"/>
+                <w:color w:val="333333"/>
+                <w:sz w:val="20"/>
+              </w:rPr>
+              <w:t>Penalizes both equally</w:t>
+            </w:r>
+          </w:p>
+        </w:tc>
+      </w:tr>
+      <w:tr>
+        <w:tc>
+          <w:tcPr>
+            <w:tcW w:type="dxa" w:w="2160"/>
+          </w:tcPr>
+          <w:p>
+            <w:r/>
+            <w:r>
+              <w:rPr>
+                <w:rFonts w:ascii="Calibri" w:hAnsi="Calibri"/>
+                <w:b w:val="0"/>
+                <w:i w:val="0"/>
+                <w:color w:val="333333"/>
+                <w:sz w:val="20"/>
+              </w:rPr>
+              <w:t>Unicode escaping</w:t>
+            </w:r>
+          </w:p>
+        </w:tc>
+        <w:tc>
+          <w:tcPr>
+            <w:tcW w:type="dxa" w:w="2160"/>
+          </w:tcPr>
+          <w:p>
+            <w:r/>
+            <w:r>
+              <w:rPr>
+                <w:rFonts w:ascii="Calibri" w:hAnsi="Calibri"/>
+                <w:b w:val="0"/>
+                <w:i w:val="0"/>
+                <w:color w:val="333333"/>
+                <w:sz w:val="20"/>
+              </w:rPr>
+              <w:t>List-to-table</w:t>
+            </w:r>
+          </w:p>
+        </w:tc>
+        <w:tc>
+          <w:tcPr>
+            <w:tcW w:type="dxa" w:w="2160"/>
+          </w:tcPr>
+          <w:p>
+            <w:r/>
+            <w:r>
+              <w:rPr>
+                <w:rFonts w:ascii="Calibri" w:hAnsi="Calibri"/>
+                <w:b w:val="0"/>
+                <w:i w:val="0"/>
+                <w:color w:val="333333"/>
+                <w:sz w:val="20"/>
+              </w:rPr>
+              <w:t>1-2</w:t>
+            </w:r>
+          </w:p>
+        </w:tc>
+        <w:tc>
+          <w:tcPr>
+            <w:tcW w:type="dxa" w:w="2160"/>
+          </w:tcPr>
+          <w:p>
+            <w:r/>
+            <w:r>
+              <w:rPr>
+                <w:rFonts w:ascii="Calibri" w:hAnsi="Calibri"/>
+                <w:b w:val="0"/>
+                <w:i w:val="0"/>
+                <w:color w:val="333333"/>
+                <w:sz w:val="20"/>
+              </w:rPr>
+              <w:t>Inflates T5Gemma advantage</w:t>
+            </w:r>
+          </w:p>
+        </w:tc>
+      </w:tr>
+    </w:tbl>
+    <w:p/>
+    <w:p>
+      <w:r>
+        <w:rPr>
+          <w:rFonts w:ascii="Calibri" w:hAnsi="Calibri"/>
+          <w:b w:val="0"/>
+          <w:i w:val="0"/>
+          <w:color w:val="333333"/>
+          <w:sz w:val="22"/>
+        </w:rPr>
+        <w:t>After adjusting for evaluator artifacts, T5Gemma's real advantage is ~15 cases vs Qwen's ~6, down from 20 vs 6.</w:t>
+      </w:r>
+    </w:p>
+    <w:p>
+      <w:pPr>
+        <w:pStyle w:val="Heading3"/>
+      </w:pPr>
+      <w:r>
+        <w:rPr>
+          <w:rFonts w:ascii="Calibri" w:hAnsi="Calibri"/>
+          <w:color w:val="2B2B2B"/>
+        </w:rPr>
+        <w:t>3. The "both wrong" majority is real</w:t>
       </w:r>
     </w:p>
     <w:p>
@@ -2618,32 +5331,19 @@
           <w:color w:val="333333"/>
           <w:sz w:val="22"/>
         </w:rPr>
-        <w:t xml:space="preserve">   positional relationships across the table. T5Gemma is more reliable at this.</w:t>
+        <w:t>55% of questions are genuinely hard — requiring world knowledge (imputation) or resolving ambiguous tokenization (list-to-table). Neither architecture solves these. The failures are often identical between models, suggesting shared limitations of the text-in/text-out paradigm for table understanding.</w:t>
       </w:r>
     </w:p>
     <w:p>
       <w:pPr>
-        <w:pStyle w:val="ListNumber"/>
+        <w:pStyle w:val="Heading3"/>
       </w:pPr>
       <w:r>
         <w:rPr>
           <w:rFonts w:ascii="Calibri" w:hAnsi="Calibri"/>
-          <w:b/>
-          <w:i w:val="0"/>
-          <w:color w:val="333333"/>
-          <w:sz w:val="22"/>
+          <w:color w:val="2B2B2B"/>
         </w:rPr>
-        <w:t>Evaluator artifacts inflate gaps.</w:t>
-      </w:r>
-      <w:r>
-        <w:rPr>
-          <w:rFonts w:ascii="Calibri" w:hAnsi="Calibri"/>
-          <w:b w:val="0"/>
-          <w:i w:val="0"/>
-          <w:color w:val="333333"/>
-          <w:sz w:val="22"/>
-        </w:rPr>
-        <w:t xml:space="preserve"> Delimiter spacing in List-to-table and</w:t>
+        <w:t>4. Sharp cliff between trivial and impossible</w:t>
       </w:r>
     </w:p>
     <w:p>
@@ -2655,117 +5355,7 @@
           <w:color w:val="333333"/>
           <w:sz w:val="22"/>
         </w:rPr>
-        <w:t xml:space="preserve">   null-value handling in Data-Imputation are formatting issues, not comprehension</w:t>
-      </w:r>
-    </w:p>
-    <w:p>
-      <w:r>
-        <w:rPr>
-          <w:rFonts w:ascii="Calibri" w:hAnsi="Calibri"/>
-          <w:b w:val="0"/>
-          <w:i w:val="0"/>
-          <w:color w:val="333333"/>
-          <w:sz w:val="22"/>
-        </w:rPr>
-        <w:t xml:space="preserve">   failures. Roughly 3-5 of the 20 T5Gemma-only wins may be evaluator artifacts.</w:t>
-      </w:r>
-    </w:p>
-    <w:p>
-      <w:pPr>
-        <w:pStyle w:val="ListNumber"/>
-      </w:pPr>
-      <w:r>
-        <w:rPr>
-          <w:rFonts w:ascii="Calibri" w:hAnsi="Calibri"/>
-          <w:b/>
-          <w:i w:val="0"/>
-          <w:color w:val="333333"/>
-          <w:sz w:val="22"/>
-        </w:rPr>
-        <w:t>The "both wrong" majority is real.</w:t>
-      </w:r>
-      <w:r>
-        <w:rPr>
-          <w:rFonts w:ascii="Calibri" w:hAnsi="Calibri"/>
-          <w:b w:val="0"/>
-          <w:i w:val="0"/>
-          <w:color w:val="333333"/>
-          <w:sz w:val="22"/>
-        </w:rPr>
-        <w:t xml:space="preserve"> 55% of questions are genuinely hard —</w:t>
-      </w:r>
-    </w:p>
-    <w:p>
-      <w:r>
-        <w:rPr>
-          <w:rFonts w:ascii="Calibri" w:hAnsi="Calibri"/>
-          <w:b w:val="0"/>
-          <w:i w:val="0"/>
-          <w:color w:val="333333"/>
-          <w:sz w:val="22"/>
-        </w:rPr>
-        <w:t xml:space="preserve">   requiring world knowledge (imputation) or resolving ambiguous tokenization</w:t>
-      </w:r>
-    </w:p>
-    <w:p>
-      <w:r>
-        <w:rPr>
-          <w:rFonts w:ascii="Calibri" w:hAnsi="Calibri"/>
-          <w:b w:val="0"/>
-          <w:i w:val="0"/>
-          <w:color w:val="333333"/>
-          <w:sz w:val="22"/>
-        </w:rPr>
-        <w:t xml:space="preserve">   (list-to-table). Neither architecture solves these.</w:t>
-      </w:r>
-    </w:p>
-    <w:p>
-      <w:pPr>
-        <w:pStyle w:val="ListNumber"/>
-      </w:pPr>
-      <w:r>
-        <w:rPr>
-          <w:rFonts w:ascii="Calibri" w:hAnsi="Calibri"/>
-          <w:b/>
-          <w:i w:val="0"/>
-          <w:color w:val="333333"/>
-          <w:sz w:val="22"/>
-        </w:rPr>
-        <w:t>Easy cases are trivially easy.</w:t>
-      </w:r>
-      <w:r>
-        <w:rPr>
-          <w:rFonts w:ascii="Calibri" w:hAnsi="Calibri"/>
-          <w:b w:val="0"/>
-          <w:i w:val="0"/>
-          <w:color w:val="333333"/>
-          <w:sz w:val="22"/>
-        </w:rPr>
-        <w:t xml:space="preserve"> The 34 both_correct cases are mostly pattern</w:t>
-      </w:r>
-    </w:p>
-    <w:p>
-      <w:r>
-        <w:rPr>
-          <w:rFonts w:ascii="Calibri" w:hAnsi="Calibri"/>
-          <w:b w:val="0"/>
-          <w:i w:val="0"/>
-          <w:color w:val="333333"/>
-          <w:sz w:val="22"/>
-        </w:rPr>
-        <w:t xml:space="preserve">   completion (sequential numbers, repeated values) or simple uniform tables. There's</w:t>
-      </w:r>
-    </w:p>
-    <w:p>
-      <w:r>
-        <w:rPr>
-          <w:rFonts w:ascii="Calibri" w:hAnsi="Calibri"/>
-          <w:b w:val="0"/>
-          <w:i w:val="0"/>
-          <w:color w:val="333333"/>
-          <w:sz w:val="22"/>
-        </w:rPr>
-        <w:t xml:space="preserve">   a sharp cliff between "trivial" and "impossible" with little middle ground.</w:t>
+        <w:t>The 34 both_correct cases are all trivially solvable (sequential numbers, uniform tables). The 73 both_wrong cases are genuinely difficult. There is almost no "medium difficulty" range where one model consistently outperforms — the disagreements (26 total) are scattered across diverse edge cases rather than forming a coherent difficulty tier.</w:t>
       </w:r>
     </w:p>
     <w:p>

--- a/projects/tabular-llms-research/experiments/encoder_vs_decoder_baseline/insights/20260401-imputation-list-deep-dive/synthesis.docx
+++ b/projects/tabular-llms-research/experiments/encoder_vs_decoder_baseline/insights/20260401-imputation-list-deep-dive/synthesis.docx
@@ -735,7 +735,7 @@
                 <w:color w:val="2B2B2B"/>
                 <w:sz w:val="20"/>
               </w:rPr>
-              <w:t>T5Gemma Only</w:t>
+              <w:t>T5Gemma Wins</w:t>
             </w:r>
           </w:p>
         </w:tc>
@@ -754,7 +754,7 @@
                 <w:color w:val="2B2B2B"/>
                 <w:sz w:val="20"/>
               </w:rPr>
-              <w:t>Qwen Only</w:t>
+              <w:t>Qwen Wins</w:t>
             </w:r>
           </w:p>
         </w:tc>
@@ -2921,7 +2921,7 @@
                 <w:color w:val="2B2B2B"/>
                 <w:sz w:val="20"/>
               </w:rPr>
-              <w:t>T5Gemma Only</w:t>
+              <w:t>T5Gemma Wins</w:t>
             </w:r>
           </w:p>
         </w:tc>
@@ -2940,7 +2940,7 @@
                 <w:color w:val="2B2B2B"/>
                 <w:sz w:val="20"/>
               </w:rPr>
-              <w:t>Qwen Only</w:t>
+              <w:t>Qwen Wins</w:t>
             </w:r>
           </w:p>
         </w:tc>
